--- a/MemoriaTFG/plantilla_tfg_word.docx
+++ b/MemoriaTFG/plantilla_tfg_word.docx
@@ -808,15 +808,7 @@
         <w:t xml:space="preserve">A mi hermana por </w:t>
       </w:r>
       <w:r>
-        <w:t xml:space="preserve">hacerme </w:t>
-      </w:r>
-      <w:proofErr w:type="spellStart"/>
-      <w:r>
-        <w:t>sandwitches</w:t>
-      </w:r>
-      <w:proofErr w:type="spellEnd"/>
-      <w:r>
-        <w:t xml:space="preserve"> todas las veces que </w:t>
+        <w:t xml:space="preserve">hacerme sandwitches todas las veces que </w:t>
       </w:r>
       <w:r>
         <w:t>me veía</w:t>
@@ -829,6 +821,9 @@
       </w:r>
       <w:r>
         <w:t>.</w:t>
+      </w:r>
+      <w:r>
+        <w:t xml:space="preserve"> Lna</w:t>
       </w:r>
     </w:p>
     <w:p>
@@ -1024,108 +1019,59 @@
           <w:color w:val="000000"/>
           <w:szCs w:val="22"/>
         </w:rPr>
-        <w:t>Los juegos serios son videojuegos diseñados con el objetivo de educar o enseñar y</w:t>
+        <w:t xml:space="preserve">Los juegos serios son videojuegos diseñados con el objetivo de educar o enseñar y </w:t>
       </w:r>
       <w:r>
         <w:rPr>
           <w:color w:val="000000"/>
           <w:szCs w:val="22"/>
         </w:rPr>
-        <w:t xml:space="preserve"> </w:t>
-      </w:r>
-      <w:r>
+        <w:t>su uso como herramienta para la educación y el entrenamiento cognitivo ha ido aumentando a medida que pasan los años, algo que puede ser muy efectivo para las personas con TDAH. </w:t>
+      </w:r>
+    </w:p>
+    <w:p>
+      <w:pPr>
+        <w:pStyle w:val="NormalWeb"/>
+        <w:spacing w:before="0" w:after="160"/>
         <w:rPr>
           <w:color w:val="000000"/>
           <w:szCs w:val="22"/>
         </w:rPr>
-        <w:t xml:space="preserve">su uso </w:t>
-      </w:r>
+      </w:pPr>
       <w:r>
         <w:rPr>
           <w:color w:val="000000"/>
           <w:szCs w:val="22"/>
         </w:rPr>
-        <w:t>como herramienta para la educación y el entrenamiento cognitivo ha ido aumentando a medida que pasan los años</w:t>
+        <w:t>En este trabajo se</w:t>
       </w:r>
       <w:r>
         <w:rPr>
           <w:color w:val="000000"/>
           <w:szCs w:val="22"/>
         </w:rPr>
-        <w:t>, algo que puede ser muy efectivo para las personas con TDAH</w:t>
+        <w:t xml:space="preserve"> ha diseñado y desarrollado Misión Colombia, un juego serio</w:t>
       </w:r>
       <w:r>
         <w:rPr>
           <w:color w:val="000000"/>
           <w:szCs w:val="22"/>
         </w:rPr>
-        <w:t>. </w:t>
-      </w:r>
-    </w:p>
-    <w:p>
-      <w:pPr>
-        <w:pStyle w:val="NormalWeb"/>
-        <w:spacing w:before="0" w:after="160"/>
+        <w:t xml:space="preserve"> adaptable</w:t>
+      </w:r>
+      <w:r>
         <w:rPr>
           <w:color w:val="000000"/>
           <w:szCs w:val="22"/>
         </w:rPr>
-      </w:pPr>
+        <w:t xml:space="preserve"> centrado en mejorar la capacidad de planificación y ejecución de tareas</w:t>
+      </w:r>
       <w:r>
         <w:rPr>
           <w:color w:val="000000"/>
           <w:szCs w:val="22"/>
         </w:rPr>
-        <w:t>En este trabajo se</w:t>
-      </w:r>
-      <w:r>
-        <w:rPr>
-          <w:color w:val="000000"/>
-          <w:szCs w:val="22"/>
-        </w:rPr>
-        <w:t xml:space="preserve"> ha diseñado y desarrollado Misión Colombia, un juego serio</w:t>
-      </w:r>
-      <w:r>
-        <w:rPr>
-          <w:color w:val="000000"/>
-          <w:szCs w:val="22"/>
-        </w:rPr>
-        <w:t xml:space="preserve"> adaptable</w:t>
-      </w:r>
-      <w:r>
-        <w:rPr>
-          <w:color w:val="000000"/>
-          <w:szCs w:val="22"/>
-        </w:rPr>
-        <w:t xml:space="preserve"> centrado en mejorar </w:t>
-      </w:r>
-      <w:r>
-        <w:rPr>
-          <w:color w:val="000000"/>
-          <w:szCs w:val="22"/>
-        </w:rPr>
-        <w:t>la capacidad de planificación</w:t>
-      </w:r>
-      <w:r>
-        <w:rPr>
-          <w:color w:val="000000"/>
-          <w:szCs w:val="22"/>
-        </w:rPr>
-        <w:t xml:space="preserve"> y ejecución de tareas</w:t>
-      </w:r>
-      <w:r>
-        <w:rPr>
-          <w:color w:val="000000"/>
-          <w:szCs w:val="22"/>
-        </w:rPr>
-        <w:t xml:space="preserve"> en la población infantojuvenil con TDAH. Se han realizado pruebas a usuarios </w:t>
-      </w:r>
-      <w:r>
-        <w:rPr>
-          <w:color w:val="000000"/>
-          <w:szCs w:val="22"/>
-        </w:rPr>
-        <w:t>de entre 8 y 16 años en colaboración con la Universidad Tecnológica de Pereira (</w:t>
+        <w:t xml:space="preserve"> en la población infantojuvenil con TDAH. Se han realizado pruebas a usuarios de entre 8 y 16 años en colaboración con la Universidad Tecnológica de Pereira (</w:t>
       </w:r>
       <w:r>
         <w:rPr>
@@ -1528,21 +1474,14 @@
         <w:pStyle w:val="PageHeading"/>
       </w:pPr>
       <w:bookmarkStart w:id="1" w:name="Indice"/>
-      <w:proofErr w:type="spellStart"/>
       <w:r>
         <w:lastRenderedPageBreak/>
         <w:t>Índice</w:t>
       </w:r>
-      <w:proofErr w:type="spellEnd"/>
-      <w:r>
-        <w:t xml:space="preserve"> de </w:t>
-      </w:r>
-      <w:proofErr w:type="spellStart"/>
-      <w:r>
-        <w:t>contenidos</w:t>
+      <w:r>
+        <w:t xml:space="preserve"> de contenidos</w:t>
       </w:r>
       <w:bookmarkEnd w:id="1"/>
-      <w:proofErr w:type="spellEnd"/>
     </w:p>
     <w:sdt>
       <w:sdtPr>
@@ -3514,16 +3453,8 @@
         <w:rPr>
           <w:lang w:eastAsia="es-ES"/>
         </w:rPr>
-        <w:t xml:space="preserve">En caso de </w:t>
-      </w:r>
-      <w:proofErr w:type="spellStart"/>
-      <w:r>
-        <w:rPr>
-          <w:lang w:eastAsia="es-ES"/>
-        </w:rPr>
-        <w:t>tra</w:t>
-      </w:r>
-      <w:proofErr w:type="spellEnd"/>
+        <w:t>En caso de tra</w:t>
+      </w:r>
     </w:p>
     <w:p>
       <w:pPr>
@@ -3554,6 +3485,38 @@
     </w:p>
     <w:p>
       <w:pPr>
+        <w:pStyle w:val="Textoindependiente"/>
+      </w:pPr>
+      <w:r>
+        <w:t>Hay mucho TDAH en niños y cada vez va a más con las pantallitas. Es tan común y normalmente usan mediación. La medicación cambia tanto los síntomas buenos como los malos (hay algunos síntomas que son agradables e incluso los mismos niños les gusta).</w:t>
+      </w:r>
+    </w:p>
+    <w:p>
+      <w:pPr>
+        <w:pStyle w:val="Textoindependiente"/>
+      </w:pPr>
+      <w:r>
+        <w:t>Para centrarnos en solucionar los síntomas malos se pueden usar juegos serios y centrarnos en la parte que queremos mejorar, como la planificación. La falta de planificación o la dificultad es algo que sufren todos los días estos niños, de ahí sale esta investigación. Para mejorar de manera entretenía algo que afecta en el día a día de tantas personas.</w:t>
+      </w:r>
+    </w:p>
+    <w:p>
+      <w:pPr>
+        <w:pStyle w:val="Textoindependiente"/>
+      </w:pPr>
+      <w:r>
+        <w:t>HIPOTESIS DE PARTIDA:</w:t>
+      </w:r>
+    </w:p>
+    <w:p>
+      <w:pPr>
+        <w:pStyle w:val="Textoindependiente"/>
+      </w:pPr>
+      <w:r>
+        <w:t>Hipótesis: Los juegos serios son una herramienta efectiva para mejorar la capacidad de planificación en niños y adolescentes con TDAH</w:t>
+      </w:r>
+    </w:p>
+    <w:p>
+      <w:pPr>
         <w:pStyle w:val="Ttulo2"/>
       </w:pPr>
       <w:bookmarkStart w:id="10" w:name="_Toc116636438"/>
@@ -3569,7 +3532,104 @@
         <w:pStyle w:val="Textoindependiente"/>
       </w:pPr>
       <w:r>
-        <w:t>Descripción de los objetivos del trabajo</w:t>
+        <w:t xml:space="preserve">Tenemos los </w:t>
+      </w:r>
+      <w:r>
+        <w:t>objetivos generales y específicos</w:t>
+      </w:r>
+      <w:r>
+        <w:t>.</w:t>
+      </w:r>
+    </w:p>
+    <w:p>
+      <w:pPr>
+        <w:pStyle w:val="Textoindependiente"/>
+      </w:pPr>
+      <w:r>
+        <w:t>Objetivos g</w:t>
+      </w:r>
+      <w:r>
+        <w:t>enerales pueden ser desarrollar en Unity</w:t>
+      </w:r>
+    </w:p>
+    <w:p>
+      <w:pPr>
+        <w:pStyle w:val="Textoindependiente"/>
+      </w:pPr>
+    </w:p>
+    <w:p>
+      <w:pPr>
+        <w:pStyle w:val="Textoindependiente"/>
+      </w:pPr>
+      <w:r>
+        <w:t>Específicos pueden ser:</w:t>
+      </w:r>
+    </w:p>
+    <w:p>
+      <w:pPr>
+        <w:pStyle w:val="Textoindependiente"/>
+      </w:pPr>
+      <w:r>
+        <w:t xml:space="preserve">Diseño </w:t>
+      </w:r>
+      <w:r>
+        <w:t>d</w:t>
+      </w:r>
+      <w:r>
+        <w:t xml:space="preserve">e aplicación para </w:t>
+      </w:r>
+      <w:r>
+        <w:t>mejorar planificación en colaboración a psicólogas</w:t>
+      </w:r>
+    </w:p>
+    <w:p>
+      <w:pPr>
+        <w:pStyle w:val="Textoindependiente"/>
+      </w:pPr>
+      <w:r>
+        <w:t>D</w:t>
+      </w:r>
+      <w:r>
+        <w:t>esarrollo de aplicación</w:t>
+      </w:r>
+      <w:r>
+        <w:t xml:space="preserve"> diseñada</w:t>
+      </w:r>
+    </w:p>
+    <w:p>
+      <w:pPr>
+        <w:pStyle w:val="Textoindependiente"/>
+      </w:pPr>
+      <w:r>
+        <w:t>P</w:t>
+      </w:r>
+      <w:r>
+        <w:t xml:space="preserve">ruebas </w:t>
+      </w:r>
+      <w:r>
+        <w:t>con</w:t>
+      </w:r>
+      <w:r>
+        <w:t xml:space="preserve"> </w:t>
+      </w:r>
+      <w:r>
+        <w:t>usuarios público objetivo</w:t>
+      </w:r>
+    </w:p>
+    <w:p>
+      <w:pPr>
+        <w:pStyle w:val="Textoindependiente"/>
+      </w:pPr>
+      <w:r>
+        <w:t>Análisis de los datos obtenidos</w:t>
+      </w:r>
+    </w:p>
+    <w:p>
+      <w:pPr>
+        <w:pStyle w:val="Textoindependiente"/>
+      </w:pPr>
+      <w:r>
+        <w:t>(Como una checklist)</w:t>
       </w:r>
     </w:p>
     <w:p>
@@ -3579,6 +3639,7 @@
       <w:bookmarkStart w:id="12" w:name="_Toc116636439"/>
       <w:bookmarkStart w:id="13" w:name="_Toc116637536"/>
       <w:r>
+        <w:lastRenderedPageBreak/>
         <w:t>Plan de trabajo</w:t>
       </w:r>
       <w:bookmarkEnd w:id="12"/>
@@ -3592,9 +3653,26 @@
         <w:t>Aquí se describe el plan de trabajo a seguir para la consecución de los objetivos descritos en el apartado anterior.</w:t>
       </w:r>
     </w:p>
-    <w:p/>
-    <w:p>
-      <w:pPr>
+    <w:p>
+      <w:pPr>
+        <w:pStyle w:val="Textoindependiente"/>
+      </w:pPr>
+      <w:r>
+        <w:t>Tecnologías y herramientas usadas: Unity, Visual Studio 2022</w:t>
+      </w:r>
+      <w:r>
+        <w:t xml:space="preserve"> </w:t>
+      </w:r>
+      <w:r>
+        <w:t>(creo, c#), Visual studio core (python), Photoshop, Blender, Scrum, Github, Drive (documentos compartidos y datos de pruebas)</w:t>
+      </w:r>
+      <w:r>
+        <w:t>, Itchio, Polypizza, Freepik, free3D, Davinci Resolve</w:t>
+      </w:r>
+    </w:p>
+    <w:p>
+      <w:pPr>
+        <w:pStyle w:val="Textoindependiente"/>
         <w:sectPr>
           <w:footerReference w:type="default" r:id="rId12"/>
           <w:type w:val="oddPage"/>
@@ -3605,6 +3683,12 @@
           <w:docGrid w:linePitch="360"/>
         </w:sectPr>
       </w:pPr>
+      <w:r>
+        <w:t>Metodología:</w:t>
+      </w:r>
+      <w:r>
+        <w:t xml:space="preserve"> Reuniones semanales</w:t>
+      </w:r>
     </w:p>
     <w:p>
       <w:pPr>
@@ -4168,21 +4252,7 @@
         <w:rPr>
           <w:lang w:val="es-ES"/>
         </w:rPr>
-        <w:t xml:space="preserve">subsecciones usan el estilo Título 3. Es posible que una subsección tenga también </w:t>
-      </w:r>
-      <w:proofErr w:type="spellStart"/>
-      <w:r>
-        <w:rPr>
-          <w:lang w:val="es-ES"/>
-        </w:rPr>
-        <w:t>sub-subsecciones</w:t>
-      </w:r>
-      <w:proofErr w:type="spellEnd"/>
-      <w:r>
-        <w:rPr>
-          <w:lang w:val="es-ES"/>
-        </w:rPr>
-        <w:t>, como veremos a continuación.</w:t>
+        <w:t>subsecciones usan el estilo Título 3. Es posible que una subsección tenga también sub-subsecciones, como veremos a continuación.</w:t>
       </w:r>
     </w:p>
     <w:p>
@@ -4192,52 +4262,30 @@
           <w:lang w:val="es-ES"/>
         </w:rPr>
       </w:pPr>
-      <w:proofErr w:type="spellStart"/>
-      <w:r>
-        <w:rPr>
-          <w:lang w:val="es-ES"/>
-        </w:rPr>
-        <w:t>Sub-subsecciones</w:t>
-      </w:r>
-      <w:proofErr w:type="spellEnd"/>
-      <w:r>
-        <w:rPr>
-          <w:lang w:val="es-ES"/>
-        </w:rPr>
-        <w:t xml:space="preserve"> (Título 4)</w:t>
-      </w:r>
-    </w:p>
-    <w:p>
-      <w:pPr>
-        <w:rPr>
-          <w:lang w:val="es-ES"/>
-        </w:rPr>
-      </w:pPr>
-      <w:r>
-        <w:rPr>
-          <w:lang w:val="es-ES"/>
-        </w:rPr>
-        <w:t xml:space="preserve">Las </w:t>
-      </w:r>
-      <w:proofErr w:type="spellStart"/>
-      <w:r>
-        <w:rPr>
-          <w:lang w:val="es-ES"/>
-        </w:rPr>
-        <w:t>sub-subseccion</w:t>
-      </w:r>
-      <w:r>
-        <w:rPr>
-          <w:lang w:val="es-ES"/>
-        </w:rPr>
-        <w:t>es</w:t>
-      </w:r>
-      <w:proofErr w:type="spellEnd"/>
-      <w:r>
-        <w:rPr>
-          <w:lang w:val="es-ES"/>
-        </w:rPr>
-        <w:t xml:space="preserve"> utilizan el estilo Título 4. </w:t>
+      <w:r>
+        <w:rPr>
+          <w:lang w:val="es-ES"/>
+        </w:rPr>
+        <w:t>Sub-subsecciones (Título 4)</w:t>
+      </w:r>
+    </w:p>
+    <w:p>
+      <w:pPr>
+        <w:rPr>
+          <w:lang w:val="es-ES"/>
+        </w:rPr>
+      </w:pPr>
+      <w:r>
+        <w:rPr>
+          <w:lang w:val="es-ES"/>
+        </w:rPr>
+        <w:t>Las sub-subseccion</w:t>
+      </w:r>
+      <w:r>
+        <w:rPr>
+          <w:lang w:val="es-ES"/>
+        </w:rPr>
+        <w:t xml:space="preserve">es utilizan el estilo Título 4. </w:t>
       </w:r>
       <w:r>
         <w:rPr>
@@ -5809,16 +5857,8 @@
         <w:rPr>
           <w:lang w:val="en-US"/>
         </w:rPr>
-        <w:t xml:space="preserve">Page Heading / </w:t>
-      </w:r>
-      <w:proofErr w:type="spellStart"/>
-      <w:r>
-        <w:rPr>
-          <w:lang w:val="en-US"/>
-        </w:rPr>
-        <w:t>vacío</w:t>
-      </w:r>
-      <w:proofErr w:type="spellEnd"/>
+        <w:t>Page Heading / vacío</w:t>
+      </w:r>
     </w:p>
     <w:p>
       <w:pPr>
@@ -6154,7 +6194,6 @@
         </w:rPr>
         <w:t>“</w:t>
       </w:r>
-      <w:proofErr w:type="spellStart"/>
       <w:r>
         <w:rPr>
           <w:lang w:val="en-US"/>
@@ -6184,7 +6223,6 @@
         </w:rPr>
         <w:t>Introducción</w:t>
       </w:r>
-      <w:proofErr w:type="spellEnd"/>
       <w:r>
         <w:rPr>
           <w:lang w:val="en-US"/>
@@ -6229,26 +6267,16 @@
           <w:lang w:val="es-ES"/>
         </w:rPr>
       </w:pPr>
-      <w:proofErr w:type="spellStart"/>
       <w:r>
         <w:rPr>
           <w:lang w:val="es-ES"/>
         </w:rPr>
         <w:t>Motivation</w:t>
       </w:r>
-      <w:proofErr w:type="spellEnd"/>
-    </w:p>
-    <w:p>
-      <w:r>
-        <w:t>Los títulos de las subsecciones de esta sección (</w:t>
-      </w:r>
-      <w:proofErr w:type="spellStart"/>
-      <w:r>
-        <w:t>Introduction</w:t>
-      </w:r>
-      <w:proofErr w:type="spellEnd"/>
-      <w:r>
-        <w:t xml:space="preserve">) usan el estilo </w:t>
+    </w:p>
+    <w:p>
+      <w:r>
+        <w:t xml:space="preserve">Los títulos de las subsecciones de esta sección (Introduction) usan el estilo </w:t>
       </w:r>
       <w:r>
         <w:t>Título 7</w:t>
@@ -6329,7 +6357,6 @@
         </w:rPr>
         <w:t>“</w:t>
       </w:r>
-      <w:proofErr w:type="spellStart"/>
       <w:r>
         <w:rPr>
           <w:lang w:val="en-US"/>
@@ -6357,71 +6384,42 @@
         <w:rPr>
           <w:lang w:val="en-US"/>
         </w:rPr>
-        <w:t>Conclusiones</w:t>
-      </w:r>
-      <w:proofErr w:type="spellEnd"/>
+        <w:t>Conclusiones y trabajo futuro</w:t>
+      </w:r>
       <w:r>
         <w:rPr>
           <w:lang w:val="en-US"/>
         </w:rPr>
-        <w:t xml:space="preserve"> y </w:t>
-      </w:r>
-      <w:proofErr w:type="spellStart"/>
+        <w:fldChar w:fldCharType="end"/>
+      </w:r>
       <w:r>
         <w:rPr>
           <w:lang w:val="en-US"/>
         </w:rPr>
-        <w:t>trabajo</w:t>
-      </w:r>
-      <w:proofErr w:type="spellEnd"/>
+        <w:t>” section must be translated to English if th</w:t>
+      </w:r>
       <w:r>
         <w:rPr>
           <w:lang w:val="en-US"/>
         </w:rPr>
+        <w:t>is</w:t>
+      </w:r>
+      <w:r>
+        <w:rPr>
+          <w:lang w:val="en-US"/>
+        </w:rPr>
         <w:t xml:space="preserve"> </w:t>
       </w:r>
-      <w:proofErr w:type="spellStart"/>
       <w:r>
         <w:rPr>
           <w:lang w:val="en-US"/>
         </w:rPr>
-        <w:t>futuro</w:t>
-      </w:r>
-      <w:proofErr w:type="spellEnd"/>
+        <w:t>Bachelor</w:t>
+      </w:r>
       <w:r>
         <w:rPr>
           <w:lang w:val="en-US"/>
         </w:rPr>
-        <w:fldChar w:fldCharType="end"/>
-      </w:r>
-      <w:r>
-        <w:rPr>
-          <w:lang w:val="en-US"/>
-        </w:rPr>
-        <w:t>” section must be translated to English if th</w:t>
-      </w:r>
-      <w:r>
-        <w:rPr>
-          <w:lang w:val="en-US"/>
-        </w:rPr>
-        <w:t>is</w:t>
-      </w:r>
-      <w:r>
-        <w:rPr>
-          <w:lang w:val="en-US"/>
-        </w:rPr>
-        <w:t xml:space="preserve"> </w:t>
-      </w:r>
-      <w:r>
-        <w:rPr>
-          <w:lang w:val="en-US"/>
-        </w:rPr>
-        <w:t>Bachelor</w:t>
-      </w:r>
-      <w:r>
-        <w:rPr>
-          <w:lang w:val="en-US"/>
-        </w:rPr>
         <w:t xml:space="preserve"> Thesis is written in Spanish.</w:t>
       </w:r>
     </w:p>
@@ -6448,19 +6446,9 @@
       <w:r>
         <w:t>Los títulos de las subsecciones de esta sección (</w:t>
       </w:r>
-      <w:proofErr w:type="spellStart"/>
-      <w:r>
-        <w:t>Conclusions</w:t>
-      </w:r>
-      <w:proofErr w:type="spellEnd"/>
-      <w:r>
-        <w:t xml:space="preserve"> and future </w:t>
-      </w:r>
-      <w:proofErr w:type="spellStart"/>
-      <w:r>
-        <w:t>work</w:t>
-      </w:r>
-      <w:proofErr w:type="spellEnd"/>
+      <w:r>
+        <w:t>Conclusions and future work</w:t>
+      </w:r>
       <w:r>
         <w:t xml:space="preserve">) usan el estilo </w:t>
       </w:r>
@@ -6675,7 +6663,6 @@
       </w:pPr>
       <w:bookmarkStart w:id="44" w:name="_Toc116636450"/>
       <w:bookmarkStart w:id="45" w:name="_Toc116637548"/>
-      <w:proofErr w:type="spellStart"/>
       <w:r>
         <w:lastRenderedPageBreak/>
         <w:t>Bibliografía</w:t>
@@ -6683,7 +6670,6 @@
       <w:bookmarkEnd w:id="40"/>
       <w:bookmarkEnd w:id="44"/>
       <w:bookmarkEnd w:id="45"/>
-      <w:proofErr w:type="spellEnd"/>
       <w:r>
         <w:rPr>
           <w:sz w:val="22"/>
@@ -6921,41 +6907,20 @@
     </w:p>
     <w:p>
       <w:r>
-        <w:t xml:space="preserve">Para los títulos de las subsecciones de los apéndices se utiliza el estilo Título 8. Para las </w:t>
-      </w:r>
-      <w:proofErr w:type="spellStart"/>
-      <w:r>
-        <w:t>sub-subsecciones</w:t>
-      </w:r>
-      <w:proofErr w:type="spellEnd"/>
-      <w:r>
-        <w:t xml:space="preserve"> se usa el estilo Título 9, como aparece a continuación.</w:t>
+        <w:t>Para los títulos de las subsecciones de los apéndices se utiliza el estilo Título 8. Para las sub-subsecciones se usa el estilo Título 9, como aparece a continuación.</w:t>
       </w:r>
     </w:p>
     <w:p>
       <w:pPr>
         <w:pStyle w:val="Ttulo9"/>
       </w:pPr>
-      <w:proofErr w:type="spellStart"/>
-      <w:r>
-        <w:t>Sub-subsecciones</w:t>
-      </w:r>
-      <w:proofErr w:type="spellEnd"/>
-      <w:r>
-        <w:t xml:space="preserve"> del apéndice (Título 9)</w:t>
-      </w:r>
-    </w:p>
-    <w:p>
-      <w:r>
-        <w:t xml:space="preserve">Para las </w:t>
-      </w:r>
-      <w:proofErr w:type="spellStart"/>
-      <w:r>
-        <w:t>sub-subsecciones</w:t>
-      </w:r>
-      <w:proofErr w:type="spellEnd"/>
-      <w:r>
-        <w:t xml:space="preserve"> de un apéndice se utiliza el estilo Título 9. No se recomienda añadir más niveles de subsección</w:t>
+      <w:r>
+        <w:t>Sub-subsecciones del apéndice (Título 9)</w:t>
+      </w:r>
+    </w:p>
+    <w:p>
+      <w:r>
+        <w:t>Para las sub-subsecciones de un apéndice se utiliza el estilo Título 9. No se recomienda añadir más niveles de subsección</w:t>
       </w:r>
       <w:r>
         <w:t>.</w:t>

--- a/MemoriaTFG/plantilla_tfg_word.docx
+++ b/MemoriaTFG/plantilla_tfg_word.docx
@@ -558,46 +558,7 @@
         <w:rPr>
           <w:lang w:val="es-ES_tradnl"/>
         </w:rPr>
-        <w:fldChar w:fldCharType="begin">
-          <w:ffData>
-            <w:name w:val=""/>
-            <w:enabled/>
-            <w:calcOnExit w:val="0"/>
-            <w:textInput>
-              <w:default w:val="Febrero/Junio/Septiembre 2022"/>
-            </w:textInput>
-          </w:ffData>
-        </w:fldChar>
-      </w:r>
-      <w:r>
-        <w:rPr>
-          <w:lang w:val="es-ES_tradnl"/>
-        </w:rPr>
-        <w:instrText xml:space="preserve"> FORMTEXT </w:instrText>
-      </w:r>
-      <w:r>
-        <w:rPr>
-          <w:lang w:val="es-ES_tradnl"/>
-        </w:rPr>
-      </w:r>
-      <w:r>
-        <w:rPr>
-          <w:lang w:val="es-ES_tradnl"/>
-        </w:rPr>
-        <w:fldChar w:fldCharType="separate"/>
-      </w:r>
-      <w:r>
-        <w:rPr>
-          <w:noProof/>
-          <w:lang w:val="es-ES_tradnl"/>
-        </w:rPr>
-        <w:t>Febrero/Junio/Septiembre 2022</w:t>
-      </w:r>
-      <w:r>
-        <w:rPr>
-          <w:lang w:val="es-ES_tradnl"/>
-        </w:rPr>
-        <w:fldChar w:fldCharType="end"/>
+        <w:t>Septiembre 2026</w:t>
       </w:r>
     </w:p>
     <w:p>
@@ -1509,8 +1470,10 @@
             <w:rPr>
               <w:rFonts w:asciiTheme="minorHAnsi" w:eastAsiaTheme="minorEastAsia" w:hAnsiTheme="minorHAnsi" w:cstheme="minorBidi"/>
               <w:noProof/>
-              <w:szCs w:val="22"/>
+              <w:kern w:val="2"/>
+              <w:sz w:val="24"/>
               <w:lang w:val="es-ES" w:eastAsia="es-ES"/>
+              <w14:ligatures w14:val="standardContextual"/>
             </w:rPr>
           </w:pPr>
           <w:r>
@@ -1522,7 +1485,7 @@
           <w:r>
             <w:fldChar w:fldCharType="separate"/>
           </w:r>
-          <w:hyperlink w:anchor="_Toc116637533" w:history="1">
+          <w:hyperlink w:anchor="_Toc236763463" w:history="1">
             <w:r>
               <w:rPr>
                 <w:rStyle w:val="Hipervnculo"/>
@@ -1549,7 +1512,7 @@
                 <w:noProof/>
                 <w:webHidden/>
               </w:rPr>
-              <w:instrText xml:space="preserve"> PAGEREF _Toc116637533 \h </w:instrText>
+              <w:instrText xml:space="preserve"> PAGEREF _Toc236763463 \h </w:instrText>
             </w:r>
             <w:r>
               <w:rPr>
@@ -1589,11 +1552,13 @@
             <w:rPr>
               <w:rFonts w:asciiTheme="minorHAnsi" w:eastAsiaTheme="minorEastAsia" w:hAnsiTheme="minorHAnsi" w:cstheme="minorBidi"/>
               <w:noProof/>
-              <w:szCs w:val="22"/>
+              <w:kern w:val="2"/>
+              <w:sz w:val="24"/>
               <w:lang w:val="es-ES" w:eastAsia="es-ES"/>
+              <w14:ligatures w14:val="standardContextual"/>
             </w:rPr>
           </w:pPr>
-          <w:hyperlink w:anchor="_Toc116637534" w:history="1">
+          <w:hyperlink w:anchor="_Toc236763464" w:history="1">
             <w:r>
               <w:rPr>
                 <w:rStyle w:val="Hipervnculo"/>
@@ -1620,7 +1585,7 @@
                 <w:noProof/>
                 <w:webHidden/>
               </w:rPr>
-              <w:instrText xml:space="preserve"> PAGEREF _Toc116637534 \h </w:instrText>
+              <w:instrText xml:space="preserve"> PAGEREF _Toc236763464 \h </w:instrText>
             </w:r>
             <w:r>
               <w:rPr>
@@ -1640,7 +1605,7 @@
                 <w:noProof/>
                 <w:webHidden/>
               </w:rPr>
-              <w:t>1</w:t>
+              <w:t>2</w:t>
             </w:r>
             <w:r>
               <w:rPr>
@@ -1660,11 +1625,13 @@
             <w:rPr>
               <w:rFonts w:asciiTheme="minorHAnsi" w:eastAsiaTheme="minorEastAsia" w:hAnsiTheme="minorHAnsi" w:cstheme="minorBidi"/>
               <w:noProof/>
-              <w:szCs w:val="22"/>
+              <w:kern w:val="2"/>
+              <w:sz w:val="24"/>
               <w:lang w:val="es-ES" w:eastAsia="es-ES"/>
+              <w14:ligatures w14:val="standardContextual"/>
             </w:rPr>
           </w:pPr>
-          <w:hyperlink w:anchor="_Toc116637535" w:history="1">
+          <w:hyperlink w:anchor="_Toc236763465" w:history="1">
             <w:r>
               <w:rPr>
                 <w:rStyle w:val="Hipervnculo"/>
@@ -1691,7 +1658,7 @@
                 <w:noProof/>
                 <w:webHidden/>
               </w:rPr>
-              <w:instrText xml:space="preserve"> PAGEREF _Toc116637535 \h </w:instrText>
+              <w:instrText xml:space="preserve"> PAGEREF _Toc236763465 \h </w:instrText>
             </w:r>
             <w:r>
               <w:rPr>
@@ -1731,11 +1698,13 @@
             <w:rPr>
               <w:rFonts w:asciiTheme="minorHAnsi" w:eastAsiaTheme="minorEastAsia" w:hAnsiTheme="minorHAnsi" w:cstheme="minorBidi"/>
               <w:noProof/>
-              <w:szCs w:val="22"/>
+              <w:kern w:val="2"/>
+              <w:sz w:val="24"/>
               <w:lang w:val="es-ES" w:eastAsia="es-ES"/>
+              <w14:ligatures w14:val="standardContextual"/>
             </w:rPr>
           </w:pPr>
-          <w:hyperlink w:anchor="_Toc116637536" w:history="1">
+          <w:hyperlink w:anchor="_Toc236763466" w:history="1">
             <w:r>
               <w:rPr>
                 <w:rStyle w:val="Hipervnculo"/>
@@ -1762,7 +1731,7 @@
                 <w:noProof/>
                 <w:webHidden/>
               </w:rPr>
-              <w:instrText xml:space="preserve"> PAGEREF _Toc116637536 \h </w:instrText>
+              <w:instrText xml:space="preserve"> PAGEREF _Toc236763466 \h </w:instrText>
             </w:r>
             <w:r>
               <w:rPr>
@@ -1782,7 +1751,153 @@
                 <w:noProof/>
                 <w:webHidden/>
               </w:rPr>
-              <w:t>2</w:t>
+              <w:t>3</w:t>
+            </w:r>
+            <w:r>
+              <w:rPr>
+                <w:noProof/>
+                <w:webHidden/>
+              </w:rPr>
+              <w:fldChar w:fldCharType="end"/>
+            </w:r>
+          </w:hyperlink>
+        </w:p>
+        <w:p>
+          <w:pPr>
+            <w:pStyle w:val="TDC3"/>
+            <w:tabs>
+              <w:tab w:val="right" w:leader="dot" w:pos="9350"/>
+            </w:tabs>
+            <w:rPr>
+              <w:rFonts w:asciiTheme="minorHAnsi" w:eastAsiaTheme="minorEastAsia" w:hAnsiTheme="minorHAnsi" w:cstheme="minorBidi"/>
+              <w:noProof/>
+              <w:kern w:val="2"/>
+              <w:sz w:val="24"/>
+              <w:lang w:val="es-ES" w:eastAsia="es-ES"/>
+              <w14:ligatures w14:val="standardContextual"/>
+            </w:rPr>
+          </w:pPr>
+          <w:hyperlink w:anchor="_Toc236763467" w:history="1">
+            <w:r>
+              <w:rPr>
+                <w:rStyle w:val="Hipervnculo"/>
+                <w:noProof/>
+              </w:rPr>
+              <w:t>1.3.1 Tecnologías y herramientas usadas</w:t>
+            </w:r>
+            <w:r>
+              <w:rPr>
+                <w:noProof/>
+                <w:webHidden/>
+              </w:rPr>
+              <w:tab/>
+            </w:r>
+            <w:r>
+              <w:rPr>
+                <w:noProof/>
+                <w:webHidden/>
+              </w:rPr>
+              <w:fldChar w:fldCharType="begin"/>
+            </w:r>
+            <w:r>
+              <w:rPr>
+                <w:noProof/>
+                <w:webHidden/>
+              </w:rPr>
+              <w:instrText xml:space="preserve"> PAGEREF _Toc236763467 \h </w:instrText>
+            </w:r>
+            <w:r>
+              <w:rPr>
+                <w:noProof/>
+                <w:webHidden/>
+              </w:rPr>
+            </w:r>
+            <w:r>
+              <w:rPr>
+                <w:noProof/>
+                <w:webHidden/>
+              </w:rPr>
+              <w:fldChar w:fldCharType="separate"/>
+            </w:r>
+            <w:r>
+              <w:rPr>
+                <w:noProof/>
+                <w:webHidden/>
+              </w:rPr>
+              <w:t>3</w:t>
+            </w:r>
+            <w:r>
+              <w:rPr>
+                <w:noProof/>
+                <w:webHidden/>
+              </w:rPr>
+              <w:fldChar w:fldCharType="end"/>
+            </w:r>
+          </w:hyperlink>
+        </w:p>
+        <w:p>
+          <w:pPr>
+            <w:pStyle w:val="TDC3"/>
+            <w:tabs>
+              <w:tab w:val="right" w:leader="dot" w:pos="9350"/>
+            </w:tabs>
+            <w:rPr>
+              <w:rFonts w:asciiTheme="minorHAnsi" w:eastAsiaTheme="minorEastAsia" w:hAnsiTheme="minorHAnsi" w:cstheme="minorBidi"/>
+              <w:noProof/>
+              <w:kern w:val="2"/>
+              <w:sz w:val="24"/>
+              <w:lang w:val="es-ES" w:eastAsia="es-ES"/>
+              <w14:ligatures w14:val="standardContextual"/>
+            </w:rPr>
+          </w:pPr>
+          <w:hyperlink w:anchor="_Toc236763468" w:history="1">
+            <w:r>
+              <w:rPr>
+                <w:rStyle w:val="Hipervnculo"/>
+                <w:noProof/>
+              </w:rPr>
+              <w:t>1.3.2 Metodología y planificación</w:t>
+            </w:r>
+            <w:r>
+              <w:rPr>
+                <w:noProof/>
+                <w:webHidden/>
+              </w:rPr>
+              <w:tab/>
+            </w:r>
+            <w:r>
+              <w:rPr>
+                <w:noProof/>
+                <w:webHidden/>
+              </w:rPr>
+              <w:fldChar w:fldCharType="begin"/>
+            </w:r>
+            <w:r>
+              <w:rPr>
+                <w:noProof/>
+                <w:webHidden/>
+              </w:rPr>
+              <w:instrText xml:space="preserve"> PAGEREF _Toc236763468 \h </w:instrText>
+            </w:r>
+            <w:r>
+              <w:rPr>
+                <w:noProof/>
+                <w:webHidden/>
+              </w:rPr>
+            </w:r>
+            <w:r>
+              <w:rPr>
+                <w:noProof/>
+                <w:webHidden/>
+              </w:rPr>
+              <w:fldChar w:fldCharType="separate"/>
+            </w:r>
+            <w:r>
+              <w:rPr>
+                <w:noProof/>
+                <w:webHidden/>
+              </w:rPr>
+              <w:t>3</w:t>
             </w:r>
             <w:r>
               <w:rPr>
@@ -1799,11 +1914,13 @@
             <w:rPr>
               <w:rFonts w:asciiTheme="minorHAnsi" w:eastAsiaTheme="minorEastAsia" w:hAnsiTheme="minorHAnsi" w:cstheme="minorBidi"/>
               <w:noProof/>
-              <w:szCs w:val="22"/>
+              <w:kern w:val="2"/>
+              <w:sz w:val="24"/>
               <w:lang w:val="es-ES" w:eastAsia="es-ES"/>
+              <w14:ligatures w14:val="standardContextual"/>
             </w:rPr>
           </w:pPr>
-          <w:hyperlink w:anchor="_Toc116637537" w:history="1">
+          <w:hyperlink w:anchor="_Toc236763469" w:history="1">
             <w:r>
               <w:rPr>
                 <w:rStyle w:val="Hipervnculo"/>
@@ -1831,76 +1948,7 @@
                 <w:noProof/>
                 <w:webHidden/>
               </w:rPr>
-              <w:instrText xml:space="preserve"> PAGEREF _Toc116637537 \h </w:instrText>
-            </w:r>
-            <w:r>
-              <w:rPr>
-                <w:noProof/>
-                <w:webHidden/>
-              </w:rPr>
-            </w:r>
-            <w:r>
-              <w:rPr>
-                <w:noProof/>
-                <w:webHidden/>
-              </w:rPr>
-              <w:fldChar w:fldCharType="separate"/>
-            </w:r>
-            <w:r>
-              <w:rPr>
-                <w:noProof/>
-                <w:webHidden/>
-              </w:rPr>
-              <w:t>3</w:t>
-            </w:r>
-            <w:r>
-              <w:rPr>
-                <w:noProof/>
-                <w:webHidden/>
-              </w:rPr>
-              <w:fldChar w:fldCharType="end"/>
-            </w:r>
-          </w:hyperlink>
-        </w:p>
-        <w:p>
-          <w:pPr>
-            <w:pStyle w:val="TDC1"/>
-            <w:rPr>
-              <w:rFonts w:asciiTheme="minorHAnsi" w:eastAsiaTheme="minorEastAsia" w:hAnsiTheme="minorHAnsi" w:cstheme="minorBidi"/>
-              <w:noProof/>
-              <w:szCs w:val="22"/>
-              <w:lang w:val="es-ES" w:eastAsia="es-ES"/>
-            </w:rPr>
-          </w:pPr>
-          <w:hyperlink w:anchor="_Toc116637538" w:history="1">
-            <w:r>
-              <w:rPr>
-                <w:rStyle w:val="Hipervnculo"/>
-                <w:noProof/>
-                <w:lang w:val="es-ES"/>
-              </w:rPr>
-              <w:t>Capítulo 3 - Capítulos varios</w:t>
-            </w:r>
-            <w:r>
-              <w:rPr>
-                <w:noProof/>
-                <w:webHidden/>
-              </w:rPr>
-              <w:tab/>
-            </w:r>
-            <w:r>
-              <w:rPr>
-                <w:noProof/>
-                <w:webHidden/>
-              </w:rPr>
-              <w:fldChar w:fldCharType="begin"/>
-            </w:r>
-            <w:r>
-              <w:rPr>
-                <w:noProof/>
-                <w:webHidden/>
-              </w:rPr>
-              <w:instrText xml:space="preserve"> PAGEREF _Toc116637538 \h </w:instrText>
+              <w:instrText xml:space="preserve"> PAGEREF _Toc236763469 \h </w:instrText>
             </w:r>
             <w:r>
               <w:rPr>
@@ -1940,18 +1988,20 @@
             <w:rPr>
               <w:rFonts w:asciiTheme="minorHAnsi" w:eastAsiaTheme="minorEastAsia" w:hAnsiTheme="minorHAnsi" w:cstheme="minorBidi"/>
               <w:noProof/>
-              <w:szCs w:val="22"/>
+              <w:kern w:val="2"/>
+              <w:sz w:val="24"/>
               <w:lang w:val="es-ES" w:eastAsia="es-ES"/>
+              <w14:ligatures w14:val="standardContextual"/>
             </w:rPr>
           </w:pPr>
-          <w:hyperlink w:anchor="_Toc116637539" w:history="1">
+          <w:hyperlink w:anchor="_Toc236763470" w:history="1">
             <w:r>
               <w:rPr>
                 <w:rStyle w:val="Hipervnculo"/>
                 <w:noProof/>
                 <w:lang w:val="es-ES"/>
               </w:rPr>
-              <w:t>3.1 Secciones de un capítulo (Título 2)</w:t>
+              <w:t>2.1 TDAH</w:t>
             </w:r>
             <w:r>
               <w:rPr>
@@ -1972,7 +2022,7 @@
                 <w:noProof/>
                 <w:webHidden/>
               </w:rPr>
-              <w:instrText xml:space="preserve"> PAGEREF _Toc116637539 \h </w:instrText>
+              <w:instrText xml:space="preserve"> PAGEREF _Toc236763470 \h </w:instrText>
             </w:r>
             <w:r>
               <w:rPr>
@@ -2012,18 +2062,20 @@
             <w:rPr>
               <w:rFonts w:asciiTheme="minorHAnsi" w:eastAsiaTheme="minorEastAsia" w:hAnsiTheme="minorHAnsi" w:cstheme="minorBidi"/>
               <w:noProof/>
-              <w:szCs w:val="22"/>
+              <w:kern w:val="2"/>
+              <w:sz w:val="24"/>
               <w:lang w:val="es-ES" w:eastAsia="es-ES"/>
+              <w14:ligatures w14:val="standardContextual"/>
             </w:rPr>
           </w:pPr>
-          <w:hyperlink w:anchor="_Toc116637540" w:history="1">
+          <w:hyperlink w:anchor="_Toc236763471" w:history="1">
             <w:r>
               <w:rPr>
                 <w:rStyle w:val="Hipervnculo"/>
                 <w:noProof/>
                 <w:lang w:val="es-ES"/>
               </w:rPr>
-              <w:t>3.1.1 Subsecciones (Título 3)</w:t>
+              <w:t>2.1.1 Qué es el TDAH</w:t>
             </w:r>
             <w:r>
               <w:rPr>
@@ -2044,7 +2096,451 @@
                 <w:noProof/>
                 <w:webHidden/>
               </w:rPr>
-              <w:instrText xml:space="preserve"> PAGEREF _Toc116637540 \h </w:instrText>
+              <w:instrText xml:space="preserve"> PAGEREF _Toc236763471 \h </w:instrText>
+            </w:r>
+            <w:r>
+              <w:rPr>
+                <w:noProof/>
+                <w:webHidden/>
+              </w:rPr>
+            </w:r>
+            <w:r>
+              <w:rPr>
+                <w:noProof/>
+                <w:webHidden/>
+              </w:rPr>
+              <w:fldChar w:fldCharType="separate"/>
+            </w:r>
+            <w:r>
+              <w:rPr>
+                <w:noProof/>
+                <w:webHidden/>
+              </w:rPr>
+              <w:t>5</w:t>
+            </w:r>
+            <w:r>
+              <w:rPr>
+                <w:noProof/>
+                <w:webHidden/>
+              </w:rPr>
+              <w:fldChar w:fldCharType="end"/>
+            </w:r>
+          </w:hyperlink>
+        </w:p>
+        <w:p>
+          <w:pPr>
+            <w:pStyle w:val="TDC3"/>
+            <w:tabs>
+              <w:tab w:val="right" w:leader="dot" w:pos="9350"/>
+            </w:tabs>
+            <w:rPr>
+              <w:rFonts w:asciiTheme="minorHAnsi" w:eastAsiaTheme="minorEastAsia" w:hAnsiTheme="minorHAnsi" w:cstheme="minorBidi"/>
+              <w:noProof/>
+              <w:kern w:val="2"/>
+              <w:sz w:val="24"/>
+              <w:lang w:val="es-ES" w:eastAsia="es-ES"/>
+              <w14:ligatures w14:val="standardContextual"/>
+            </w:rPr>
+          </w:pPr>
+          <w:hyperlink w:anchor="_Toc236763472" w:history="1">
+            <w:r>
+              <w:rPr>
+                <w:rStyle w:val="Hipervnculo"/>
+                <w:noProof/>
+                <w:lang w:val="es-ES"/>
+              </w:rPr>
+              <w:t>2.1.2 Tipos TDAH (3)</w:t>
+            </w:r>
+            <w:r>
+              <w:rPr>
+                <w:noProof/>
+                <w:webHidden/>
+              </w:rPr>
+              <w:tab/>
+            </w:r>
+            <w:r>
+              <w:rPr>
+                <w:noProof/>
+                <w:webHidden/>
+              </w:rPr>
+              <w:fldChar w:fldCharType="begin"/>
+            </w:r>
+            <w:r>
+              <w:rPr>
+                <w:noProof/>
+                <w:webHidden/>
+              </w:rPr>
+              <w:instrText xml:space="preserve"> PAGEREF _Toc236763472 \h </w:instrText>
+            </w:r>
+            <w:r>
+              <w:rPr>
+                <w:noProof/>
+                <w:webHidden/>
+              </w:rPr>
+            </w:r>
+            <w:r>
+              <w:rPr>
+                <w:noProof/>
+                <w:webHidden/>
+              </w:rPr>
+              <w:fldChar w:fldCharType="separate"/>
+            </w:r>
+            <w:r>
+              <w:rPr>
+                <w:noProof/>
+                <w:webHidden/>
+              </w:rPr>
+              <w:t>5</w:t>
+            </w:r>
+            <w:r>
+              <w:rPr>
+                <w:noProof/>
+                <w:webHidden/>
+              </w:rPr>
+              <w:fldChar w:fldCharType="end"/>
+            </w:r>
+          </w:hyperlink>
+        </w:p>
+        <w:p>
+          <w:pPr>
+            <w:pStyle w:val="TDC3"/>
+            <w:tabs>
+              <w:tab w:val="right" w:leader="dot" w:pos="9350"/>
+            </w:tabs>
+            <w:rPr>
+              <w:rFonts w:asciiTheme="minorHAnsi" w:eastAsiaTheme="minorEastAsia" w:hAnsiTheme="minorHAnsi" w:cstheme="minorBidi"/>
+              <w:noProof/>
+              <w:kern w:val="2"/>
+              <w:sz w:val="24"/>
+              <w:lang w:val="es-ES" w:eastAsia="es-ES"/>
+              <w14:ligatures w14:val="standardContextual"/>
+            </w:rPr>
+          </w:pPr>
+          <w:hyperlink w:anchor="_Toc236763473" w:history="1">
+            <w:r>
+              <w:rPr>
+                <w:rStyle w:val="Hipervnculo"/>
+                <w:noProof/>
+                <w:lang w:val="es-ES"/>
+              </w:rPr>
+              <w:t>2.1.3 Apartados a los que afecta TDAH</w:t>
+            </w:r>
+            <w:r>
+              <w:rPr>
+                <w:noProof/>
+                <w:webHidden/>
+              </w:rPr>
+              <w:tab/>
+            </w:r>
+            <w:r>
+              <w:rPr>
+                <w:noProof/>
+                <w:webHidden/>
+              </w:rPr>
+              <w:fldChar w:fldCharType="begin"/>
+            </w:r>
+            <w:r>
+              <w:rPr>
+                <w:noProof/>
+                <w:webHidden/>
+              </w:rPr>
+              <w:instrText xml:space="preserve"> PAGEREF _Toc236763473 \h </w:instrText>
+            </w:r>
+            <w:r>
+              <w:rPr>
+                <w:noProof/>
+                <w:webHidden/>
+              </w:rPr>
+            </w:r>
+            <w:r>
+              <w:rPr>
+                <w:noProof/>
+                <w:webHidden/>
+              </w:rPr>
+              <w:fldChar w:fldCharType="separate"/>
+            </w:r>
+            <w:r>
+              <w:rPr>
+                <w:noProof/>
+                <w:webHidden/>
+              </w:rPr>
+              <w:t>5</w:t>
+            </w:r>
+            <w:r>
+              <w:rPr>
+                <w:noProof/>
+                <w:webHidden/>
+              </w:rPr>
+              <w:fldChar w:fldCharType="end"/>
+            </w:r>
+          </w:hyperlink>
+        </w:p>
+        <w:p>
+          <w:pPr>
+            <w:pStyle w:val="TDC3"/>
+            <w:tabs>
+              <w:tab w:val="right" w:leader="dot" w:pos="9350"/>
+            </w:tabs>
+            <w:rPr>
+              <w:rFonts w:asciiTheme="minorHAnsi" w:eastAsiaTheme="minorEastAsia" w:hAnsiTheme="minorHAnsi" w:cstheme="minorBidi"/>
+              <w:noProof/>
+              <w:kern w:val="2"/>
+              <w:sz w:val="24"/>
+              <w:lang w:val="es-ES" w:eastAsia="es-ES"/>
+              <w14:ligatures w14:val="standardContextual"/>
+            </w:rPr>
+          </w:pPr>
+          <w:hyperlink w:anchor="_Toc236763474" w:history="1">
+            <w:r>
+              <w:rPr>
+                <w:rStyle w:val="Hipervnculo"/>
+                <w:noProof/>
+                <w:lang w:val="es-ES"/>
+              </w:rPr>
+              <w:t>2.1.4 Problemas del TDAH</w:t>
+            </w:r>
+            <w:r>
+              <w:rPr>
+                <w:noProof/>
+                <w:webHidden/>
+              </w:rPr>
+              <w:tab/>
+            </w:r>
+            <w:r>
+              <w:rPr>
+                <w:noProof/>
+                <w:webHidden/>
+              </w:rPr>
+              <w:fldChar w:fldCharType="begin"/>
+            </w:r>
+            <w:r>
+              <w:rPr>
+                <w:noProof/>
+                <w:webHidden/>
+              </w:rPr>
+              <w:instrText xml:space="preserve"> PAGEREF _Toc236763474 \h </w:instrText>
+            </w:r>
+            <w:r>
+              <w:rPr>
+                <w:noProof/>
+                <w:webHidden/>
+              </w:rPr>
+            </w:r>
+            <w:r>
+              <w:rPr>
+                <w:noProof/>
+                <w:webHidden/>
+              </w:rPr>
+              <w:fldChar w:fldCharType="separate"/>
+            </w:r>
+            <w:r>
+              <w:rPr>
+                <w:noProof/>
+                <w:webHidden/>
+              </w:rPr>
+              <w:t>5</w:t>
+            </w:r>
+            <w:r>
+              <w:rPr>
+                <w:noProof/>
+                <w:webHidden/>
+              </w:rPr>
+              <w:fldChar w:fldCharType="end"/>
+            </w:r>
+          </w:hyperlink>
+        </w:p>
+        <w:p>
+          <w:pPr>
+            <w:pStyle w:val="TDC3"/>
+            <w:tabs>
+              <w:tab w:val="right" w:leader="dot" w:pos="9350"/>
+            </w:tabs>
+            <w:rPr>
+              <w:rFonts w:asciiTheme="minorHAnsi" w:eastAsiaTheme="minorEastAsia" w:hAnsiTheme="minorHAnsi" w:cstheme="minorBidi"/>
+              <w:noProof/>
+              <w:kern w:val="2"/>
+              <w:sz w:val="24"/>
+              <w:lang w:val="es-ES" w:eastAsia="es-ES"/>
+              <w14:ligatures w14:val="standardContextual"/>
+            </w:rPr>
+          </w:pPr>
+          <w:hyperlink w:anchor="_Toc236763475" w:history="1">
+            <w:r>
+              <w:rPr>
+                <w:rStyle w:val="Hipervnculo"/>
+                <w:noProof/>
+                <w:lang w:val="es-ES"/>
+              </w:rPr>
+              <w:t>2.1.5 Ventajas del TDAH</w:t>
+            </w:r>
+            <w:r>
+              <w:rPr>
+                <w:noProof/>
+                <w:webHidden/>
+              </w:rPr>
+              <w:tab/>
+            </w:r>
+            <w:r>
+              <w:rPr>
+                <w:noProof/>
+                <w:webHidden/>
+              </w:rPr>
+              <w:fldChar w:fldCharType="begin"/>
+            </w:r>
+            <w:r>
+              <w:rPr>
+                <w:noProof/>
+                <w:webHidden/>
+              </w:rPr>
+              <w:instrText xml:space="preserve"> PAGEREF _Toc236763475 \h </w:instrText>
+            </w:r>
+            <w:r>
+              <w:rPr>
+                <w:noProof/>
+                <w:webHidden/>
+              </w:rPr>
+            </w:r>
+            <w:r>
+              <w:rPr>
+                <w:noProof/>
+                <w:webHidden/>
+              </w:rPr>
+              <w:fldChar w:fldCharType="separate"/>
+            </w:r>
+            <w:r>
+              <w:rPr>
+                <w:noProof/>
+                <w:webHidden/>
+              </w:rPr>
+              <w:t>5</w:t>
+            </w:r>
+            <w:r>
+              <w:rPr>
+                <w:noProof/>
+                <w:webHidden/>
+              </w:rPr>
+              <w:fldChar w:fldCharType="end"/>
+            </w:r>
+          </w:hyperlink>
+        </w:p>
+        <w:p>
+          <w:pPr>
+            <w:pStyle w:val="TDC3"/>
+            <w:tabs>
+              <w:tab w:val="right" w:leader="dot" w:pos="9350"/>
+            </w:tabs>
+            <w:rPr>
+              <w:rFonts w:asciiTheme="minorHAnsi" w:eastAsiaTheme="minorEastAsia" w:hAnsiTheme="minorHAnsi" w:cstheme="minorBidi"/>
+              <w:noProof/>
+              <w:kern w:val="2"/>
+              <w:sz w:val="24"/>
+              <w:lang w:val="es-ES" w:eastAsia="es-ES"/>
+              <w14:ligatures w14:val="standardContextual"/>
+            </w:rPr>
+          </w:pPr>
+          <w:hyperlink w:anchor="_Toc236763476" w:history="1">
+            <w:r>
+              <w:rPr>
+                <w:rStyle w:val="Hipervnculo"/>
+                <w:noProof/>
+                <w:lang w:val="es-ES"/>
+              </w:rPr>
+              <w:t>2.1.6 TDAH en niños y adolescentes</w:t>
+            </w:r>
+            <w:r>
+              <w:rPr>
+                <w:noProof/>
+                <w:webHidden/>
+              </w:rPr>
+              <w:tab/>
+            </w:r>
+            <w:r>
+              <w:rPr>
+                <w:noProof/>
+                <w:webHidden/>
+              </w:rPr>
+              <w:fldChar w:fldCharType="begin"/>
+            </w:r>
+            <w:r>
+              <w:rPr>
+                <w:noProof/>
+                <w:webHidden/>
+              </w:rPr>
+              <w:instrText xml:space="preserve"> PAGEREF _Toc236763476 \h </w:instrText>
+            </w:r>
+            <w:r>
+              <w:rPr>
+                <w:noProof/>
+                <w:webHidden/>
+              </w:rPr>
+            </w:r>
+            <w:r>
+              <w:rPr>
+                <w:noProof/>
+                <w:webHidden/>
+              </w:rPr>
+              <w:fldChar w:fldCharType="separate"/>
+            </w:r>
+            <w:r>
+              <w:rPr>
+                <w:noProof/>
+                <w:webHidden/>
+              </w:rPr>
+              <w:t>5</w:t>
+            </w:r>
+            <w:r>
+              <w:rPr>
+                <w:noProof/>
+                <w:webHidden/>
+              </w:rPr>
+              <w:fldChar w:fldCharType="end"/>
+            </w:r>
+          </w:hyperlink>
+        </w:p>
+        <w:p>
+          <w:pPr>
+            <w:pStyle w:val="TDC3"/>
+            <w:tabs>
+              <w:tab w:val="right" w:leader="dot" w:pos="9350"/>
+            </w:tabs>
+            <w:rPr>
+              <w:rFonts w:asciiTheme="minorHAnsi" w:eastAsiaTheme="minorEastAsia" w:hAnsiTheme="minorHAnsi" w:cstheme="minorBidi"/>
+              <w:noProof/>
+              <w:kern w:val="2"/>
+              <w:sz w:val="24"/>
+              <w:lang w:val="es-ES" w:eastAsia="es-ES"/>
+              <w14:ligatures w14:val="standardContextual"/>
+            </w:rPr>
+          </w:pPr>
+          <w:hyperlink w:anchor="_Toc236763477" w:history="1">
+            <w:r>
+              <w:rPr>
+                <w:rStyle w:val="Hipervnculo"/>
+                <w:noProof/>
+                <w:lang w:val="es-ES"/>
+              </w:rPr>
+              <w:t>2.1.7 Sociedad hoy en día</w:t>
+            </w:r>
+            <w:r>
+              <w:rPr>
+                <w:noProof/>
+                <w:webHidden/>
+              </w:rPr>
+              <w:tab/>
+            </w:r>
+            <w:r>
+              <w:rPr>
+                <w:noProof/>
+                <w:webHidden/>
+              </w:rPr>
+              <w:fldChar w:fldCharType="begin"/>
+            </w:r>
+            <w:r>
+              <w:rPr>
+                <w:noProof/>
+                <w:webHidden/>
+              </w:rPr>
+              <w:instrText xml:space="preserve"> PAGEREF _Toc236763477 \h </w:instrText>
             </w:r>
             <w:r>
               <w:rPr>
@@ -2084,18 +2580,20 @@
             <w:rPr>
               <w:rFonts w:asciiTheme="minorHAnsi" w:eastAsiaTheme="minorEastAsia" w:hAnsiTheme="minorHAnsi" w:cstheme="minorBidi"/>
               <w:noProof/>
-              <w:szCs w:val="22"/>
+              <w:kern w:val="2"/>
+              <w:sz w:val="24"/>
               <w:lang w:val="es-ES" w:eastAsia="es-ES"/>
+              <w14:ligatures w14:val="standardContextual"/>
             </w:rPr>
           </w:pPr>
-          <w:hyperlink w:anchor="_Toc116637541" w:history="1">
+          <w:hyperlink w:anchor="_Toc236763478" w:history="1">
             <w:r>
               <w:rPr>
                 <w:rStyle w:val="Hipervnculo"/>
                 <w:noProof/>
                 <w:lang w:val="es-ES"/>
               </w:rPr>
-              <w:t>3.2 Listas numeradas y con viñetas</w:t>
+              <w:t>2.2 Videojuegos y juegos serios</w:t>
             </w:r>
             <w:r>
               <w:rPr>
@@ -2116,7 +2614,7 @@
                 <w:noProof/>
                 <w:webHidden/>
               </w:rPr>
-              <w:instrText xml:space="preserve"> PAGEREF _Toc116637541 \h </w:instrText>
+              <w:instrText xml:space="preserve"> PAGEREF _Toc236763478 \h </w:instrText>
             </w:r>
             <w:r>
               <w:rPr>
@@ -2136,7 +2634,599 @@
                 <w:noProof/>
                 <w:webHidden/>
               </w:rPr>
-              <w:t>5</w:t>
+              <w:t>6</w:t>
+            </w:r>
+            <w:r>
+              <w:rPr>
+                <w:noProof/>
+                <w:webHidden/>
+              </w:rPr>
+              <w:fldChar w:fldCharType="end"/>
+            </w:r>
+          </w:hyperlink>
+        </w:p>
+        <w:p>
+          <w:pPr>
+            <w:pStyle w:val="TDC3"/>
+            <w:tabs>
+              <w:tab w:val="right" w:leader="dot" w:pos="9350"/>
+            </w:tabs>
+            <w:rPr>
+              <w:rFonts w:asciiTheme="minorHAnsi" w:eastAsiaTheme="minorEastAsia" w:hAnsiTheme="minorHAnsi" w:cstheme="minorBidi"/>
+              <w:noProof/>
+              <w:kern w:val="2"/>
+              <w:sz w:val="24"/>
+              <w:lang w:val="es-ES" w:eastAsia="es-ES"/>
+              <w14:ligatures w14:val="standardContextual"/>
+            </w:rPr>
+          </w:pPr>
+          <w:hyperlink w:anchor="_Toc236763479" w:history="1">
+            <w:r>
+              <w:rPr>
+                <w:rStyle w:val="Hipervnculo"/>
+                <w:noProof/>
+                <w:lang w:val="es-ES"/>
+              </w:rPr>
+              <w:t>2.2.1 Que es un videojuego</w:t>
+            </w:r>
+            <w:r>
+              <w:rPr>
+                <w:noProof/>
+                <w:webHidden/>
+              </w:rPr>
+              <w:tab/>
+            </w:r>
+            <w:r>
+              <w:rPr>
+                <w:noProof/>
+                <w:webHidden/>
+              </w:rPr>
+              <w:fldChar w:fldCharType="begin"/>
+            </w:r>
+            <w:r>
+              <w:rPr>
+                <w:noProof/>
+                <w:webHidden/>
+              </w:rPr>
+              <w:instrText xml:space="preserve"> PAGEREF _Toc236763479 \h </w:instrText>
+            </w:r>
+            <w:r>
+              <w:rPr>
+                <w:noProof/>
+                <w:webHidden/>
+              </w:rPr>
+            </w:r>
+            <w:r>
+              <w:rPr>
+                <w:noProof/>
+                <w:webHidden/>
+              </w:rPr>
+              <w:fldChar w:fldCharType="separate"/>
+            </w:r>
+            <w:r>
+              <w:rPr>
+                <w:noProof/>
+                <w:webHidden/>
+              </w:rPr>
+              <w:t>6</w:t>
+            </w:r>
+            <w:r>
+              <w:rPr>
+                <w:noProof/>
+                <w:webHidden/>
+              </w:rPr>
+              <w:fldChar w:fldCharType="end"/>
+            </w:r>
+          </w:hyperlink>
+        </w:p>
+        <w:p>
+          <w:pPr>
+            <w:pStyle w:val="TDC3"/>
+            <w:tabs>
+              <w:tab w:val="right" w:leader="dot" w:pos="9350"/>
+            </w:tabs>
+            <w:rPr>
+              <w:rFonts w:asciiTheme="minorHAnsi" w:eastAsiaTheme="minorEastAsia" w:hAnsiTheme="minorHAnsi" w:cstheme="minorBidi"/>
+              <w:noProof/>
+              <w:kern w:val="2"/>
+              <w:sz w:val="24"/>
+              <w:lang w:val="es-ES" w:eastAsia="es-ES"/>
+              <w14:ligatures w14:val="standardContextual"/>
+            </w:rPr>
+          </w:pPr>
+          <w:hyperlink w:anchor="_Toc236763480" w:history="1">
+            <w:r>
+              <w:rPr>
+                <w:rStyle w:val="Hipervnculo"/>
+                <w:noProof/>
+                <w:lang w:val="es-ES"/>
+              </w:rPr>
+              <w:t>2.2.2 Que es un juego serio</w:t>
+            </w:r>
+            <w:r>
+              <w:rPr>
+                <w:noProof/>
+                <w:webHidden/>
+              </w:rPr>
+              <w:tab/>
+            </w:r>
+            <w:r>
+              <w:rPr>
+                <w:noProof/>
+                <w:webHidden/>
+              </w:rPr>
+              <w:fldChar w:fldCharType="begin"/>
+            </w:r>
+            <w:r>
+              <w:rPr>
+                <w:noProof/>
+                <w:webHidden/>
+              </w:rPr>
+              <w:instrText xml:space="preserve"> PAGEREF _Toc236763480 \h </w:instrText>
+            </w:r>
+            <w:r>
+              <w:rPr>
+                <w:noProof/>
+                <w:webHidden/>
+              </w:rPr>
+            </w:r>
+            <w:r>
+              <w:rPr>
+                <w:noProof/>
+                <w:webHidden/>
+              </w:rPr>
+              <w:fldChar w:fldCharType="separate"/>
+            </w:r>
+            <w:r>
+              <w:rPr>
+                <w:noProof/>
+                <w:webHidden/>
+              </w:rPr>
+              <w:t>6</w:t>
+            </w:r>
+            <w:r>
+              <w:rPr>
+                <w:noProof/>
+                <w:webHidden/>
+              </w:rPr>
+              <w:fldChar w:fldCharType="end"/>
+            </w:r>
+          </w:hyperlink>
+        </w:p>
+        <w:p>
+          <w:pPr>
+            <w:pStyle w:val="TDC3"/>
+            <w:tabs>
+              <w:tab w:val="right" w:leader="dot" w:pos="9350"/>
+            </w:tabs>
+            <w:rPr>
+              <w:rFonts w:asciiTheme="minorHAnsi" w:eastAsiaTheme="minorEastAsia" w:hAnsiTheme="minorHAnsi" w:cstheme="minorBidi"/>
+              <w:noProof/>
+              <w:kern w:val="2"/>
+              <w:sz w:val="24"/>
+              <w:lang w:val="es-ES" w:eastAsia="es-ES"/>
+              <w14:ligatures w14:val="standardContextual"/>
+            </w:rPr>
+          </w:pPr>
+          <w:hyperlink w:anchor="_Toc236763481" w:history="1">
+            <w:r>
+              <w:rPr>
+                <w:rStyle w:val="Hipervnculo"/>
+                <w:noProof/>
+                <w:lang w:val="es-ES"/>
+              </w:rPr>
+              <w:t>2.2.3 Tipos de juegos serios</w:t>
+            </w:r>
+            <w:r>
+              <w:rPr>
+                <w:noProof/>
+                <w:webHidden/>
+              </w:rPr>
+              <w:tab/>
+            </w:r>
+            <w:r>
+              <w:rPr>
+                <w:noProof/>
+                <w:webHidden/>
+              </w:rPr>
+              <w:fldChar w:fldCharType="begin"/>
+            </w:r>
+            <w:r>
+              <w:rPr>
+                <w:noProof/>
+                <w:webHidden/>
+              </w:rPr>
+              <w:instrText xml:space="preserve"> PAGEREF _Toc236763481 \h </w:instrText>
+            </w:r>
+            <w:r>
+              <w:rPr>
+                <w:noProof/>
+                <w:webHidden/>
+              </w:rPr>
+            </w:r>
+            <w:r>
+              <w:rPr>
+                <w:noProof/>
+                <w:webHidden/>
+              </w:rPr>
+              <w:fldChar w:fldCharType="separate"/>
+            </w:r>
+            <w:r>
+              <w:rPr>
+                <w:noProof/>
+                <w:webHidden/>
+              </w:rPr>
+              <w:t>6</w:t>
+            </w:r>
+            <w:r>
+              <w:rPr>
+                <w:noProof/>
+                <w:webHidden/>
+              </w:rPr>
+              <w:fldChar w:fldCharType="end"/>
+            </w:r>
+          </w:hyperlink>
+        </w:p>
+        <w:p>
+          <w:pPr>
+            <w:pStyle w:val="TDC3"/>
+            <w:tabs>
+              <w:tab w:val="right" w:leader="dot" w:pos="9350"/>
+            </w:tabs>
+            <w:rPr>
+              <w:rFonts w:asciiTheme="minorHAnsi" w:eastAsiaTheme="minorEastAsia" w:hAnsiTheme="minorHAnsi" w:cstheme="minorBidi"/>
+              <w:noProof/>
+              <w:kern w:val="2"/>
+              <w:sz w:val="24"/>
+              <w:lang w:val="es-ES" w:eastAsia="es-ES"/>
+              <w14:ligatures w14:val="standardContextual"/>
+            </w:rPr>
+          </w:pPr>
+          <w:hyperlink w:anchor="_Toc236763482" w:history="1">
+            <w:r>
+              <w:rPr>
+                <w:rStyle w:val="Hipervnculo"/>
+                <w:noProof/>
+                <w:lang w:val="es-ES"/>
+              </w:rPr>
+              <w:t>2.2.4 Puntos necesarios para juego para TDAH</w:t>
+            </w:r>
+            <w:r>
+              <w:rPr>
+                <w:noProof/>
+                <w:webHidden/>
+              </w:rPr>
+              <w:tab/>
+            </w:r>
+            <w:r>
+              <w:rPr>
+                <w:noProof/>
+                <w:webHidden/>
+              </w:rPr>
+              <w:fldChar w:fldCharType="begin"/>
+            </w:r>
+            <w:r>
+              <w:rPr>
+                <w:noProof/>
+                <w:webHidden/>
+              </w:rPr>
+              <w:instrText xml:space="preserve"> PAGEREF _Toc236763482 \h </w:instrText>
+            </w:r>
+            <w:r>
+              <w:rPr>
+                <w:noProof/>
+                <w:webHidden/>
+              </w:rPr>
+            </w:r>
+            <w:r>
+              <w:rPr>
+                <w:noProof/>
+                <w:webHidden/>
+              </w:rPr>
+              <w:fldChar w:fldCharType="separate"/>
+            </w:r>
+            <w:r>
+              <w:rPr>
+                <w:noProof/>
+                <w:webHidden/>
+              </w:rPr>
+              <w:t>6</w:t>
+            </w:r>
+            <w:r>
+              <w:rPr>
+                <w:noProof/>
+                <w:webHidden/>
+              </w:rPr>
+              <w:fldChar w:fldCharType="end"/>
+            </w:r>
+          </w:hyperlink>
+        </w:p>
+        <w:p>
+          <w:pPr>
+            <w:pStyle w:val="TDC3"/>
+            <w:tabs>
+              <w:tab w:val="right" w:leader="dot" w:pos="9350"/>
+            </w:tabs>
+            <w:rPr>
+              <w:rFonts w:asciiTheme="minorHAnsi" w:eastAsiaTheme="minorEastAsia" w:hAnsiTheme="minorHAnsi" w:cstheme="minorBidi"/>
+              <w:noProof/>
+              <w:kern w:val="2"/>
+              <w:sz w:val="24"/>
+              <w:lang w:val="es-ES" w:eastAsia="es-ES"/>
+              <w14:ligatures w14:val="standardContextual"/>
+            </w:rPr>
+          </w:pPr>
+          <w:hyperlink w:anchor="_Toc236763483" w:history="1">
+            <w:r>
+              <w:rPr>
+                <w:rStyle w:val="Hipervnculo"/>
+                <w:noProof/>
+                <w:lang w:val="es-ES"/>
+              </w:rPr>
+              <w:t>2.2.5 Juegos serios para educación (para TDAH?)</w:t>
+            </w:r>
+            <w:r>
+              <w:rPr>
+                <w:noProof/>
+                <w:webHidden/>
+              </w:rPr>
+              <w:tab/>
+            </w:r>
+            <w:r>
+              <w:rPr>
+                <w:noProof/>
+                <w:webHidden/>
+              </w:rPr>
+              <w:fldChar w:fldCharType="begin"/>
+            </w:r>
+            <w:r>
+              <w:rPr>
+                <w:noProof/>
+                <w:webHidden/>
+              </w:rPr>
+              <w:instrText xml:space="preserve"> PAGEREF _Toc236763483 \h </w:instrText>
+            </w:r>
+            <w:r>
+              <w:rPr>
+                <w:noProof/>
+                <w:webHidden/>
+              </w:rPr>
+            </w:r>
+            <w:r>
+              <w:rPr>
+                <w:noProof/>
+                <w:webHidden/>
+              </w:rPr>
+              <w:fldChar w:fldCharType="separate"/>
+            </w:r>
+            <w:r>
+              <w:rPr>
+                <w:noProof/>
+                <w:webHidden/>
+              </w:rPr>
+              <w:t>6</w:t>
+            </w:r>
+            <w:r>
+              <w:rPr>
+                <w:noProof/>
+                <w:webHidden/>
+              </w:rPr>
+              <w:fldChar w:fldCharType="end"/>
+            </w:r>
+          </w:hyperlink>
+        </w:p>
+        <w:p>
+          <w:pPr>
+            <w:pStyle w:val="TDC3"/>
+            <w:tabs>
+              <w:tab w:val="right" w:leader="dot" w:pos="9350"/>
+            </w:tabs>
+            <w:rPr>
+              <w:rFonts w:asciiTheme="minorHAnsi" w:eastAsiaTheme="minorEastAsia" w:hAnsiTheme="minorHAnsi" w:cstheme="minorBidi"/>
+              <w:noProof/>
+              <w:kern w:val="2"/>
+              <w:sz w:val="24"/>
+              <w:lang w:val="es-ES" w:eastAsia="es-ES"/>
+              <w14:ligatures w14:val="standardContextual"/>
+            </w:rPr>
+          </w:pPr>
+          <w:hyperlink w:anchor="_Toc236763484" w:history="1">
+            <w:r>
+              <w:rPr>
+                <w:rStyle w:val="Hipervnculo"/>
+                <w:noProof/>
+                <w:lang w:val="es-ES"/>
+              </w:rPr>
+              <w:t>2.2.6 Juegos serios como herramienta psicológica (para TDAH)</w:t>
+            </w:r>
+            <w:r>
+              <w:rPr>
+                <w:noProof/>
+                <w:webHidden/>
+              </w:rPr>
+              <w:tab/>
+            </w:r>
+            <w:r>
+              <w:rPr>
+                <w:noProof/>
+                <w:webHidden/>
+              </w:rPr>
+              <w:fldChar w:fldCharType="begin"/>
+            </w:r>
+            <w:r>
+              <w:rPr>
+                <w:noProof/>
+                <w:webHidden/>
+              </w:rPr>
+              <w:instrText xml:space="preserve"> PAGEREF _Toc236763484 \h </w:instrText>
+            </w:r>
+            <w:r>
+              <w:rPr>
+                <w:noProof/>
+                <w:webHidden/>
+              </w:rPr>
+            </w:r>
+            <w:r>
+              <w:rPr>
+                <w:noProof/>
+                <w:webHidden/>
+              </w:rPr>
+              <w:fldChar w:fldCharType="separate"/>
+            </w:r>
+            <w:r>
+              <w:rPr>
+                <w:noProof/>
+                <w:webHidden/>
+              </w:rPr>
+              <w:t>6</w:t>
+            </w:r>
+            <w:r>
+              <w:rPr>
+                <w:noProof/>
+                <w:webHidden/>
+              </w:rPr>
+              <w:fldChar w:fldCharType="end"/>
+            </w:r>
+          </w:hyperlink>
+        </w:p>
+        <w:p>
+          <w:pPr>
+            <w:pStyle w:val="TDC3"/>
+            <w:tabs>
+              <w:tab w:val="right" w:leader="dot" w:pos="9350"/>
+            </w:tabs>
+            <w:rPr>
+              <w:rFonts w:asciiTheme="minorHAnsi" w:eastAsiaTheme="minorEastAsia" w:hAnsiTheme="minorHAnsi" w:cstheme="minorBidi"/>
+              <w:noProof/>
+              <w:kern w:val="2"/>
+              <w:sz w:val="24"/>
+              <w:lang w:val="es-ES" w:eastAsia="es-ES"/>
+              <w14:ligatures w14:val="standardContextual"/>
+            </w:rPr>
+          </w:pPr>
+          <w:hyperlink w:anchor="_Toc236763485" w:history="1">
+            <w:r>
+              <w:rPr>
+                <w:rStyle w:val="Hipervnculo"/>
+                <w:noProof/>
+                <w:lang w:val="es-ES"/>
+              </w:rPr>
+              <w:t>2.2.7 Ventajas de juegos en TDAH</w:t>
+            </w:r>
+            <w:r>
+              <w:rPr>
+                <w:noProof/>
+                <w:webHidden/>
+              </w:rPr>
+              <w:tab/>
+            </w:r>
+            <w:r>
+              <w:rPr>
+                <w:noProof/>
+                <w:webHidden/>
+              </w:rPr>
+              <w:fldChar w:fldCharType="begin"/>
+            </w:r>
+            <w:r>
+              <w:rPr>
+                <w:noProof/>
+                <w:webHidden/>
+              </w:rPr>
+              <w:instrText xml:space="preserve"> PAGEREF _Toc236763485 \h </w:instrText>
+            </w:r>
+            <w:r>
+              <w:rPr>
+                <w:noProof/>
+                <w:webHidden/>
+              </w:rPr>
+            </w:r>
+            <w:r>
+              <w:rPr>
+                <w:noProof/>
+                <w:webHidden/>
+              </w:rPr>
+              <w:fldChar w:fldCharType="separate"/>
+            </w:r>
+            <w:r>
+              <w:rPr>
+                <w:noProof/>
+                <w:webHidden/>
+              </w:rPr>
+              <w:t>6</w:t>
+            </w:r>
+            <w:r>
+              <w:rPr>
+                <w:noProof/>
+                <w:webHidden/>
+              </w:rPr>
+              <w:fldChar w:fldCharType="end"/>
+            </w:r>
+          </w:hyperlink>
+        </w:p>
+        <w:p>
+          <w:pPr>
+            <w:pStyle w:val="TDC3"/>
+            <w:tabs>
+              <w:tab w:val="right" w:leader="dot" w:pos="9350"/>
+            </w:tabs>
+            <w:rPr>
+              <w:rFonts w:asciiTheme="minorHAnsi" w:eastAsiaTheme="minorEastAsia" w:hAnsiTheme="minorHAnsi" w:cstheme="minorBidi"/>
+              <w:noProof/>
+              <w:kern w:val="2"/>
+              <w:sz w:val="24"/>
+              <w:lang w:val="es-ES" w:eastAsia="es-ES"/>
+              <w14:ligatures w14:val="standardContextual"/>
+            </w:rPr>
+          </w:pPr>
+          <w:hyperlink w:anchor="_Toc236763486" w:history="1">
+            <w:r>
+              <w:rPr>
+                <w:rStyle w:val="Hipervnculo"/>
+                <w:noProof/>
+                <w:lang w:val="es-ES"/>
+              </w:rPr>
+              <w:t>2.2.8 Desventajas juegos en TDAH</w:t>
+            </w:r>
+            <w:r>
+              <w:rPr>
+                <w:noProof/>
+                <w:webHidden/>
+              </w:rPr>
+              <w:tab/>
+            </w:r>
+            <w:r>
+              <w:rPr>
+                <w:noProof/>
+                <w:webHidden/>
+              </w:rPr>
+              <w:fldChar w:fldCharType="begin"/>
+            </w:r>
+            <w:r>
+              <w:rPr>
+                <w:noProof/>
+                <w:webHidden/>
+              </w:rPr>
+              <w:instrText xml:space="preserve"> PAGEREF _Toc236763486 \h </w:instrText>
+            </w:r>
+            <w:r>
+              <w:rPr>
+                <w:noProof/>
+                <w:webHidden/>
+              </w:rPr>
+            </w:r>
+            <w:r>
+              <w:rPr>
+                <w:noProof/>
+                <w:webHidden/>
+              </w:rPr>
+              <w:fldChar w:fldCharType="separate"/>
+            </w:r>
+            <w:r>
+              <w:rPr>
+                <w:noProof/>
+                <w:webHidden/>
+              </w:rPr>
+              <w:t>6</w:t>
             </w:r>
             <w:r>
               <w:rPr>
@@ -2156,18 +3246,20 @@
             <w:rPr>
               <w:rFonts w:asciiTheme="minorHAnsi" w:eastAsiaTheme="minorEastAsia" w:hAnsiTheme="minorHAnsi" w:cstheme="minorBidi"/>
               <w:noProof/>
-              <w:szCs w:val="22"/>
+              <w:kern w:val="2"/>
+              <w:sz w:val="24"/>
               <w:lang w:val="es-ES" w:eastAsia="es-ES"/>
+              <w14:ligatures w14:val="standardContextual"/>
             </w:rPr>
           </w:pPr>
-          <w:hyperlink w:anchor="_Toc116637542" w:history="1">
+          <w:hyperlink w:anchor="_Toc236763487" w:history="1">
             <w:r>
               <w:rPr>
                 <w:rStyle w:val="Hipervnculo"/>
                 <w:noProof/>
                 <w:lang w:val="es-ES"/>
               </w:rPr>
-              <w:t>3.3 Figuras y tablas</w:t>
+              <w:t>2.3 Trabajos parecidos (Juegos serios para TDAH)</w:t>
             </w:r>
             <w:r>
               <w:rPr>
@@ -2188,7 +3280,7 @@
                 <w:noProof/>
                 <w:webHidden/>
               </w:rPr>
-              <w:instrText xml:space="preserve"> PAGEREF _Toc116637542 \h </w:instrText>
+              <w:instrText xml:space="preserve"> PAGEREF _Toc236763487 \h </w:instrText>
             </w:r>
             <w:r>
               <w:rPr>
@@ -2209,6 +3301,77 @@
                 <w:webHidden/>
               </w:rPr>
               <w:t>6</w:t>
+            </w:r>
+            <w:r>
+              <w:rPr>
+                <w:noProof/>
+                <w:webHidden/>
+              </w:rPr>
+              <w:fldChar w:fldCharType="end"/>
+            </w:r>
+          </w:hyperlink>
+        </w:p>
+        <w:p>
+          <w:pPr>
+            <w:pStyle w:val="TDC1"/>
+            <w:rPr>
+              <w:rFonts w:asciiTheme="minorHAnsi" w:eastAsiaTheme="minorEastAsia" w:hAnsiTheme="minorHAnsi" w:cstheme="minorBidi"/>
+              <w:noProof/>
+              <w:kern w:val="2"/>
+              <w:sz w:val="24"/>
+              <w:lang w:val="es-ES" w:eastAsia="es-ES"/>
+              <w14:ligatures w14:val="standardContextual"/>
+            </w:rPr>
+          </w:pPr>
+          <w:hyperlink w:anchor="_Toc236763488" w:history="1">
+            <w:r>
+              <w:rPr>
+                <w:rStyle w:val="Hipervnculo"/>
+                <w:noProof/>
+                <w:lang w:val="es-ES"/>
+              </w:rPr>
+              <w:t>Capítulo 3 - Trabajo realizado</w:t>
+            </w:r>
+            <w:r>
+              <w:rPr>
+                <w:noProof/>
+                <w:webHidden/>
+              </w:rPr>
+              <w:tab/>
+            </w:r>
+            <w:r>
+              <w:rPr>
+                <w:noProof/>
+                <w:webHidden/>
+              </w:rPr>
+              <w:fldChar w:fldCharType="begin"/>
+            </w:r>
+            <w:r>
+              <w:rPr>
+                <w:noProof/>
+                <w:webHidden/>
+              </w:rPr>
+              <w:instrText xml:space="preserve"> PAGEREF _Toc236763488 \h </w:instrText>
+            </w:r>
+            <w:r>
+              <w:rPr>
+                <w:noProof/>
+                <w:webHidden/>
+              </w:rPr>
+            </w:r>
+            <w:r>
+              <w:rPr>
+                <w:noProof/>
+                <w:webHidden/>
+              </w:rPr>
+              <w:fldChar w:fldCharType="separate"/>
+            </w:r>
+            <w:r>
+              <w:rPr>
+                <w:noProof/>
+                <w:webHidden/>
+              </w:rPr>
+              <w:t>7</w:t>
             </w:r>
             <w:r>
               <w:rPr>
@@ -2228,18 +3391,20 @@
             <w:rPr>
               <w:rFonts w:asciiTheme="minorHAnsi" w:eastAsiaTheme="minorEastAsia" w:hAnsiTheme="minorHAnsi" w:cstheme="minorBidi"/>
               <w:noProof/>
-              <w:szCs w:val="22"/>
+              <w:kern w:val="2"/>
+              <w:sz w:val="24"/>
               <w:lang w:val="es-ES" w:eastAsia="es-ES"/>
+              <w14:ligatures w14:val="standardContextual"/>
             </w:rPr>
           </w:pPr>
-          <w:hyperlink w:anchor="_Toc116637543" w:history="1">
+          <w:hyperlink w:anchor="_Toc236763489" w:history="1">
             <w:r>
               <w:rPr>
                 <w:rStyle w:val="Hipervnculo"/>
                 <w:noProof/>
                 <w:lang w:val="es-ES"/>
               </w:rPr>
-              <w:t>3.4 Problemas conocidos</w:t>
+              <w:t>3.1 Diseño</w:t>
             </w:r>
             <w:r>
               <w:rPr>
@@ -2260,7 +3425,229 @@
                 <w:noProof/>
                 <w:webHidden/>
               </w:rPr>
-              <w:instrText xml:space="preserve"> PAGEREF _Toc116637543 \h </w:instrText>
+              <w:instrText xml:space="preserve"> PAGEREF _Toc236763489 \h </w:instrText>
+            </w:r>
+            <w:r>
+              <w:rPr>
+                <w:noProof/>
+                <w:webHidden/>
+              </w:rPr>
+            </w:r>
+            <w:r>
+              <w:rPr>
+                <w:noProof/>
+                <w:webHidden/>
+              </w:rPr>
+              <w:fldChar w:fldCharType="separate"/>
+            </w:r>
+            <w:r>
+              <w:rPr>
+                <w:noProof/>
+                <w:webHidden/>
+              </w:rPr>
+              <w:t>7</w:t>
+            </w:r>
+            <w:r>
+              <w:rPr>
+                <w:noProof/>
+                <w:webHidden/>
+              </w:rPr>
+              <w:fldChar w:fldCharType="end"/>
+            </w:r>
+          </w:hyperlink>
+        </w:p>
+        <w:p>
+          <w:pPr>
+            <w:pStyle w:val="TDC2"/>
+            <w:tabs>
+              <w:tab w:val="right" w:leader="dot" w:pos="9350"/>
+            </w:tabs>
+            <w:rPr>
+              <w:rFonts w:asciiTheme="minorHAnsi" w:eastAsiaTheme="minorEastAsia" w:hAnsiTheme="minorHAnsi" w:cstheme="minorBidi"/>
+              <w:noProof/>
+              <w:kern w:val="2"/>
+              <w:sz w:val="24"/>
+              <w:lang w:val="es-ES" w:eastAsia="es-ES"/>
+              <w14:ligatures w14:val="standardContextual"/>
+            </w:rPr>
+          </w:pPr>
+          <w:hyperlink w:anchor="_Toc236763490" w:history="1">
+            <w:r>
+              <w:rPr>
+                <w:rStyle w:val="Hipervnculo"/>
+                <w:noProof/>
+                <w:lang w:val="es-ES"/>
+              </w:rPr>
+              <w:t>3.2 Desarrollo</w:t>
+            </w:r>
+            <w:r>
+              <w:rPr>
+                <w:noProof/>
+                <w:webHidden/>
+              </w:rPr>
+              <w:tab/>
+            </w:r>
+            <w:r>
+              <w:rPr>
+                <w:noProof/>
+                <w:webHidden/>
+              </w:rPr>
+              <w:fldChar w:fldCharType="begin"/>
+            </w:r>
+            <w:r>
+              <w:rPr>
+                <w:noProof/>
+                <w:webHidden/>
+              </w:rPr>
+              <w:instrText xml:space="preserve"> PAGEREF _Toc236763490 \h </w:instrText>
+            </w:r>
+            <w:r>
+              <w:rPr>
+                <w:noProof/>
+                <w:webHidden/>
+              </w:rPr>
+            </w:r>
+            <w:r>
+              <w:rPr>
+                <w:noProof/>
+                <w:webHidden/>
+              </w:rPr>
+              <w:fldChar w:fldCharType="separate"/>
+            </w:r>
+            <w:r>
+              <w:rPr>
+                <w:noProof/>
+                <w:webHidden/>
+              </w:rPr>
+              <w:t>7</w:t>
+            </w:r>
+            <w:r>
+              <w:rPr>
+                <w:noProof/>
+                <w:webHidden/>
+              </w:rPr>
+              <w:fldChar w:fldCharType="end"/>
+            </w:r>
+          </w:hyperlink>
+        </w:p>
+        <w:p>
+          <w:pPr>
+            <w:pStyle w:val="TDC2"/>
+            <w:tabs>
+              <w:tab w:val="right" w:leader="dot" w:pos="9350"/>
+            </w:tabs>
+            <w:rPr>
+              <w:rFonts w:asciiTheme="minorHAnsi" w:eastAsiaTheme="minorEastAsia" w:hAnsiTheme="minorHAnsi" w:cstheme="minorBidi"/>
+              <w:noProof/>
+              <w:kern w:val="2"/>
+              <w:sz w:val="24"/>
+              <w:lang w:val="es-ES" w:eastAsia="es-ES"/>
+              <w14:ligatures w14:val="standardContextual"/>
+            </w:rPr>
+          </w:pPr>
+          <w:hyperlink w:anchor="_Toc236763491" w:history="1">
+            <w:r>
+              <w:rPr>
+                <w:rStyle w:val="Hipervnculo"/>
+                <w:noProof/>
+                <w:lang w:val="es-ES"/>
+              </w:rPr>
+              <w:t>3.3 Pruebas</w:t>
+            </w:r>
+            <w:r>
+              <w:rPr>
+                <w:noProof/>
+                <w:webHidden/>
+              </w:rPr>
+              <w:tab/>
+            </w:r>
+            <w:r>
+              <w:rPr>
+                <w:noProof/>
+                <w:webHidden/>
+              </w:rPr>
+              <w:fldChar w:fldCharType="begin"/>
+            </w:r>
+            <w:r>
+              <w:rPr>
+                <w:noProof/>
+                <w:webHidden/>
+              </w:rPr>
+              <w:instrText xml:space="preserve"> PAGEREF _Toc236763491 \h </w:instrText>
+            </w:r>
+            <w:r>
+              <w:rPr>
+                <w:noProof/>
+                <w:webHidden/>
+              </w:rPr>
+            </w:r>
+            <w:r>
+              <w:rPr>
+                <w:noProof/>
+                <w:webHidden/>
+              </w:rPr>
+              <w:fldChar w:fldCharType="separate"/>
+            </w:r>
+            <w:r>
+              <w:rPr>
+                <w:noProof/>
+                <w:webHidden/>
+              </w:rPr>
+              <w:t>7</w:t>
+            </w:r>
+            <w:r>
+              <w:rPr>
+                <w:noProof/>
+                <w:webHidden/>
+              </w:rPr>
+              <w:fldChar w:fldCharType="end"/>
+            </w:r>
+          </w:hyperlink>
+        </w:p>
+        <w:p>
+          <w:pPr>
+            <w:pStyle w:val="TDC2"/>
+            <w:tabs>
+              <w:tab w:val="right" w:leader="dot" w:pos="9350"/>
+            </w:tabs>
+            <w:rPr>
+              <w:rFonts w:asciiTheme="minorHAnsi" w:eastAsiaTheme="minorEastAsia" w:hAnsiTheme="minorHAnsi" w:cstheme="minorBidi"/>
+              <w:noProof/>
+              <w:kern w:val="2"/>
+              <w:sz w:val="24"/>
+              <w:lang w:val="es-ES" w:eastAsia="es-ES"/>
+              <w14:ligatures w14:val="standardContextual"/>
+            </w:rPr>
+          </w:pPr>
+          <w:hyperlink w:anchor="_Toc236763492" w:history="1">
+            <w:r>
+              <w:rPr>
+                <w:rStyle w:val="Hipervnculo"/>
+                <w:noProof/>
+                <w:lang w:val="es-ES"/>
+              </w:rPr>
+              <w:t>3.4 Datos</w:t>
+            </w:r>
+            <w:r>
+              <w:rPr>
+                <w:noProof/>
+                <w:webHidden/>
+              </w:rPr>
+              <w:tab/>
+            </w:r>
+            <w:r>
+              <w:rPr>
+                <w:noProof/>
+                <w:webHidden/>
+              </w:rPr>
+              <w:fldChar w:fldCharType="begin"/>
+            </w:r>
+            <w:r>
+              <w:rPr>
+                <w:noProof/>
+                <w:webHidden/>
+              </w:rPr>
+              <w:instrText xml:space="preserve"> PAGEREF _Toc236763492 \h </w:instrText>
             </w:r>
             <w:r>
               <w:rPr>
@@ -2297,11 +3684,13 @@
             <w:rPr>
               <w:rFonts w:asciiTheme="minorHAnsi" w:eastAsiaTheme="minorEastAsia" w:hAnsiTheme="minorHAnsi" w:cstheme="minorBidi"/>
               <w:noProof/>
-              <w:szCs w:val="22"/>
+              <w:kern w:val="2"/>
+              <w:sz w:val="24"/>
               <w:lang w:val="es-ES" w:eastAsia="es-ES"/>
+              <w14:ligatures w14:val="standardContextual"/>
             </w:rPr>
           </w:pPr>
-          <w:hyperlink w:anchor="_Toc116637544" w:history="1">
+          <w:hyperlink w:anchor="_Toc236763493" w:history="1">
             <w:r>
               <w:rPr>
                 <w:rStyle w:val="Hipervnculo"/>
@@ -2329,7 +3718,155 @@
                 <w:noProof/>
                 <w:webHidden/>
               </w:rPr>
-              <w:instrText xml:space="preserve"> PAGEREF _Toc116637544 \h </w:instrText>
+              <w:instrText xml:space="preserve"> PAGEREF _Toc236763493 \h </w:instrText>
+            </w:r>
+            <w:r>
+              <w:rPr>
+                <w:noProof/>
+                <w:webHidden/>
+              </w:rPr>
+            </w:r>
+            <w:r>
+              <w:rPr>
+                <w:noProof/>
+                <w:webHidden/>
+              </w:rPr>
+              <w:fldChar w:fldCharType="separate"/>
+            </w:r>
+            <w:r>
+              <w:rPr>
+                <w:noProof/>
+                <w:webHidden/>
+              </w:rPr>
+              <w:t>11</w:t>
+            </w:r>
+            <w:r>
+              <w:rPr>
+                <w:noProof/>
+                <w:webHidden/>
+              </w:rPr>
+              <w:fldChar w:fldCharType="end"/>
+            </w:r>
+          </w:hyperlink>
+        </w:p>
+        <w:p>
+          <w:pPr>
+            <w:pStyle w:val="TDC2"/>
+            <w:tabs>
+              <w:tab w:val="right" w:leader="dot" w:pos="9350"/>
+            </w:tabs>
+            <w:rPr>
+              <w:rFonts w:asciiTheme="minorHAnsi" w:eastAsiaTheme="minorEastAsia" w:hAnsiTheme="minorHAnsi" w:cstheme="minorBidi"/>
+              <w:noProof/>
+              <w:kern w:val="2"/>
+              <w:sz w:val="24"/>
+              <w:lang w:val="es-ES" w:eastAsia="es-ES"/>
+              <w14:ligatures w14:val="standardContextual"/>
+            </w:rPr>
+          </w:pPr>
+          <w:hyperlink w:anchor="_Toc236763494" w:history="1">
+            <w:r>
+              <w:rPr>
+                <w:rStyle w:val="Hipervnculo"/>
+                <w:noProof/>
+                <w:lang w:val="es-ES"/>
+              </w:rPr>
+              <w:t>4.1 Resultados</w:t>
+            </w:r>
+            <w:r>
+              <w:rPr>
+                <w:noProof/>
+                <w:webHidden/>
+              </w:rPr>
+              <w:tab/>
+            </w:r>
+            <w:r>
+              <w:rPr>
+                <w:noProof/>
+                <w:webHidden/>
+              </w:rPr>
+              <w:fldChar w:fldCharType="begin"/>
+            </w:r>
+            <w:r>
+              <w:rPr>
+                <w:noProof/>
+                <w:webHidden/>
+              </w:rPr>
+              <w:instrText xml:space="preserve"> PAGEREF _Toc236763494 \h </w:instrText>
+            </w:r>
+            <w:r>
+              <w:rPr>
+                <w:noProof/>
+                <w:webHidden/>
+              </w:rPr>
+            </w:r>
+            <w:r>
+              <w:rPr>
+                <w:noProof/>
+                <w:webHidden/>
+              </w:rPr>
+              <w:fldChar w:fldCharType="separate"/>
+            </w:r>
+            <w:r>
+              <w:rPr>
+                <w:noProof/>
+                <w:webHidden/>
+              </w:rPr>
+              <w:t>11</w:t>
+            </w:r>
+            <w:r>
+              <w:rPr>
+                <w:noProof/>
+                <w:webHidden/>
+              </w:rPr>
+              <w:fldChar w:fldCharType="end"/>
+            </w:r>
+          </w:hyperlink>
+        </w:p>
+        <w:p>
+          <w:pPr>
+            <w:pStyle w:val="TDC2"/>
+            <w:tabs>
+              <w:tab w:val="right" w:leader="dot" w:pos="9350"/>
+            </w:tabs>
+            <w:rPr>
+              <w:rFonts w:asciiTheme="minorHAnsi" w:eastAsiaTheme="minorEastAsia" w:hAnsiTheme="minorHAnsi" w:cstheme="minorBidi"/>
+              <w:noProof/>
+              <w:kern w:val="2"/>
+              <w:sz w:val="24"/>
+              <w:lang w:val="es-ES" w:eastAsia="es-ES"/>
+              <w14:ligatures w14:val="standardContextual"/>
+            </w:rPr>
+          </w:pPr>
+          <w:hyperlink w:anchor="_Toc236763495" w:history="1">
+            <w:r>
+              <w:rPr>
+                <w:rStyle w:val="Hipervnculo"/>
+                <w:noProof/>
+                <w:lang w:val="es-ES"/>
+              </w:rPr>
+              <w:t>4.2 Trabajo Futuro</w:t>
+            </w:r>
+            <w:r>
+              <w:rPr>
+                <w:noProof/>
+                <w:webHidden/>
+              </w:rPr>
+              <w:tab/>
+            </w:r>
+            <w:r>
+              <w:rPr>
+                <w:noProof/>
+                <w:webHidden/>
+              </w:rPr>
+              <w:fldChar w:fldCharType="begin"/>
+            </w:r>
+            <w:r>
+              <w:rPr>
+                <w:noProof/>
+                <w:webHidden/>
+              </w:rPr>
+              <w:instrText xml:space="preserve"> PAGEREF _Toc236763495 \h </w:instrText>
             </w:r>
             <w:r>
               <w:rPr>
@@ -2366,11 +3903,13 @@
             <w:rPr>
               <w:rFonts w:asciiTheme="minorHAnsi" w:eastAsiaTheme="minorEastAsia" w:hAnsiTheme="minorHAnsi" w:cstheme="minorBidi"/>
               <w:noProof/>
-              <w:szCs w:val="22"/>
+              <w:kern w:val="2"/>
+              <w:sz w:val="24"/>
               <w:lang w:val="es-ES" w:eastAsia="es-ES"/>
+              <w14:ligatures w14:val="standardContextual"/>
             </w:rPr>
           </w:pPr>
-          <w:hyperlink w:anchor="_Toc116637545" w:history="1">
+          <w:hyperlink w:anchor="_Toc236763496" w:history="1">
             <w:r>
               <w:rPr>
                 <w:rStyle w:val="Hipervnculo"/>
@@ -2397,7 +3936,7 @@
                 <w:noProof/>
                 <w:webHidden/>
               </w:rPr>
-              <w:instrText xml:space="preserve"> PAGEREF _Toc116637545 \h </w:instrText>
+              <w:instrText xml:space="preserve"> PAGEREF _Toc236763496 \h </w:instrText>
             </w:r>
             <w:r>
               <w:rPr>
@@ -2434,11 +3973,13 @@
             <w:rPr>
               <w:rFonts w:asciiTheme="minorHAnsi" w:eastAsiaTheme="minorEastAsia" w:hAnsiTheme="minorHAnsi" w:cstheme="minorBidi"/>
               <w:noProof/>
-              <w:szCs w:val="22"/>
+              <w:kern w:val="2"/>
+              <w:sz w:val="24"/>
               <w:lang w:val="es-ES" w:eastAsia="es-ES"/>
+              <w14:ligatures w14:val="standardContextual"/>
             </w:rPr>
           </w:pPr>
-          <w:hyperlink w:anchor="_Toc116637546" w:history="1">
+          <w:hyperlink w:anchor="_Toc236763497" w:history="1">
             <w:r>
               <w:rPr>
                 <w:rStyle w:val="Hipervnculo"/>
@@ -2465,7 +4006,7 @@
                 <w:noProof/>
                 <w:webHidden/>
               </w:rPr>
-              <w:instrText xml:space="preserve"> PAGEREF _Toc116637546 \h </w:instrText>
+              <w:instrText xml:space="preserve"> PAGEREF _Toc236763497 \h </w:instrText>
             </w:r>
             <w:r>
               <w:rPr>
@@ -2502,17 +4043,19 @@
             <w:rPr>
               <w:rFonts w:asciiTheme="minorHAnsi" w:eastAsiaTheme="minorEastAsia" w:hAnsiTheme="minorHAnsi" w:cstheme="minorBidi"/>
               <w:noProof/>
-              <w:szCs w:val="22"/>
+              <w:kern w:val="2"/>
+              <w:sz w:val="24"/>
               <w:lang w:val="es-ES" w:eastAsia="es-ES"/>
+              <w14:ligatures w14:val="standardContextual"/>
             </w:rPr>
           </w:pPr>
-          <w:hyperlink w:anchor="_Toc116637547" w:history="1">
+          <w:hyperlink w:anchor="_Toc236763498" w:history="1">
             <w:r>
               <w:rPr>
                 <w:rStyle w:val="Hipervnculo"/>
                 <w:noProof/>
               </w:rPr>
-              <w:t>Contribuciones Personales</w:t>
+              <w:t>Bibliografía</w:t>
             </w:r>
             <w:r>
               <w:rPr>
@@ -2533,7 +4076,7 @@
                 <w:noProof/>
                 <w:webHidden/>
               </w:rPr>
-              <w:instrText xml:space="preserve"> PAGEREF _Toc116637547 \h </w:instrText>
+              <w:instrText xml:space="preserve"> PAGEREF _Toc236763498 \h </w:instrText>
             </w:r>
             <w:r>
               <w:rPr>
@@ -2553,7 +4096,7 @@
                 <w:noProof/>
                 <w:webHidden/>
               </w:rPr>
-              <w:t>17</w:t>
+              <w:t>19</w:t>
             </w:r>
             <w:r>
               <w:rPr>
@@ -2570,17 +4113,19 @@
             <w:rPr>
               <w:rFonts w:asciiTheme="minorHAnsi" w:eastAsiaTheme="minorEastAsia" w:hAnsiTheme="minorHAnsi" w:cstheme="minorBidi"/>
               <w:noProof/>
-              <w:szCs w:val="22"/>
+              <w:kern w:val="2"/>
+              <w:sz w:val="24"/>
               <w:lang w:val="es-ES" w:eastAsia="es-ES"/>
+              <w14:ligatures w14:val="standardContextual"/>
             </w:rPr>
           </w:pPr>
-          <w:hyperlink w:anchor="_Toc116637548" w:history="1">
+          <w:hyperlink w:anchor="_Toc236763499" w:history="1">
             <w:r>
               <w:rPr>
                 <w:rStyle w:val="Hipervnculo"/>
                 <w:noProof/>
               </w:rPr>
-              <w:t>Bibliografía</w:t>
+              <w:t>Apéndice A - Título del primer apéndice</w:t>
             </w:r>
             <w:r>
               <w:rPr>
@@ -2601,7 +4146,7 @@
                 <w:noProof/>
                 <w:webHidden/>
               </w:rPr>
-              <w:instrText xml:space="preserve"> PAGEREF _Toc116637548 \h </w:instrText>
+              <w:instrText xml:space="preserve"> PAGEREF _Toc236763499 \h </w:instrText>
             </w:r>
             <w:r>
               <w:rPr>
@@ -2621,7 +4166,7 @@
                 <w:noProof/>
                 <w:webHidden/>
               </w:rPr>
-              <w:t>19</w:t>
+              <w:t>21</w:t>
             </w:r>
             <w:r>
               <w:rPr>
@@ -2638,17 +4183,19 @@
             <w:rPr>
               <w:rFonts w:asciiTheme="minorHAnsi" w:eastAsiaTheme="minorEastAsia" w:hAnsiTheme="minorHAnsi" w:cstheme="minorBidi"/>
               <w:noProof/>
-              <w:szCs w:val="22"/>
+              <w:kern w:val="2"/>
+              <w:sz w:val="24"/>
               <w:lang w:val="es-ES" w:eastAsia="es-ES"/>
+              <w14:ligatures w14:val="standardContextual"/>
             </w:rPr>
           </w:pPr>
-          <w:hyperlink w:anchor="_Toc116637549" w:history="1">
+          <w:hyperlink w:anchor="_Toc236763500" w:history="1">
             <w:r>
               <w:rPr>
                 <w:rStyle w:val="Hipervnculo"/>
                 <w:noProof/>
               </w:rPr>
-              <w:t>Apéndice A - Título del primer apéndice</w:t>
+              <w:t>Apéndice B - Título del segundo apéndice</w:t>
             </w:r>
             <w:r>
               <w:rPr>
@@ -2669,75 +4216,7 @@
                 <w:noProof/>
                 <w:webHidden/>
               </w:rPr>
-              <w:instrText xml:space="preserve"> PAGEREF _Toc116637549 \h </w:instrText>
-            </w:r>
-            <w:r>
-              <w:rPr>
-                <w:noProof/>
-                <w:webHidden/>
-              </w:rPr>
-            </w:r>
-            <w:r>
-              <w:rPr>
-                <w:noProof/>
-                <w:webHidden/>
-              </w:rPr>
-              <w:fldChar w:fldCharType="separate"/>
-            </w:r>
-            <w:r>
-              <w:rPr>
-                <w:noProof/>
-                <w:webHidden/>
-              </w:rPr>
-              <w:t>21</w:t>
-            </w:r>
-            <w:r>
-              <w:rPr>
-                <w:noProof/>
-                <w:webHidden/>
-              </w:rPr>
-              <w:fldChar w:fldCharType="end"/>
-            </w:r>
-          </w:hyperlink>
-        </w:p>
-        <w:p>
-          <w:pPr>
-            <w:pStyle w:val="TDC1"/>
-            <w:rPr>
-              <w:rFonts w:asciiTheme="minorHAnsi" w:eastAsiaTheme="minorEastAsia" w:hAnsiTheme="minorHAnsi" w:cstheme="minorBidi"/>
-              <w:noProof/>
-              <w:szCs w:val="22"/>
-              <w:lang w:val="es-ES" w:eastAsia="es-ES"/>
-            </w:rPr>
-          </w:pPr>
-          <w:hyperlink w:anchor="_Toc116637550" w:history="1">
-            <w:r>
-              <w:rPr>
-                <w:rStyle w:val="Hipervnculo"/>
-                <w:noProof/>
-              </w:rPr>
-              <w:t>Apéndice B - Título del segundo apéndice</w:t>
-            </w:r>
-            <w:r>
-              <w:rPr>
-                <w:noProof/>
-                <w:webHidden/>
-              </w:rPr>
-              <w:tab/>
-            </w:r>
-            <w:r>
-              <w:rPr>
-                <w:noProof/>
-                <w:webHidden/>
-              </w:rPr>
-              <w:fldChar w:fldCharType="begin"/>
-            </w:r>
-            <w:r>
-              <w:rPr>
-                <w:noProof/>
-                <w:webHidden/>
-              </w:rPr>
-              <w:instrText xml:space="preserve"> PAGEREF _Toc116637550 \h </w:instrText>
+              <w:instrText xml:space="preserve"> PAGEREF _Toc236763500 \h </w:instrText>
             </w:r>
             <w:r>
               <w:rPr>
@@ -3148,7 +4627,7 @@
       <w:bookmarkStart w:id="4" w:name="_Ref11682300"/>
       <w:bookmarkStart w:id="5" w:name="_Ref11684759"/>
       <w:bookmarkStart w:id="6" w:name="_Toc116636436"/>
-      <w:bookmarkStart w:id="7" w:name="_Toc116637533"/>
+      <w:bookmarkStart w:id="7" w:name="_Toc236763463"/>
       <w:r>
         <w:lastRenderedPageBreak/>
         <w:t>Introducción</w:t>
@@ -3159,301 +4638,11 @@
       <w:bookmarkEnd w:id="7"/>
     </w:p>
     <w:p>
-      <w:pPr>
+      <w:r>
         <w:rPr>
           <w:shd w:val="clear" w:color="auto" w:fill="FFFFFF"/>
         </w:rPr>
-      </w:pPr>
-      <w:r>
-        <w:rPr>
-          <w:shd w:val="clear" w:color="auto" w:fill="FFFFFF"/>
-        </w:rPr>
-        <w:t>Según la normativa</w:t>
-      </w:r>
-      <w:r>
-        <w:rPr>
-          <w:rStyle w:val="Refdenotaalpie"/>
-          <w:shd w:val="clear" w:color="auto" w:fill="FFFFFF"/>
-        </w:rPr>
-        <w:footnoteReference w:id="1"/>
-      </w:r>
-      <w:r>
-        <w:rPr>
-          <w:shd w:val="clear" w:color="auto" w:fill="FFFFFF"/>
-        </w:rPr>
-        <w:t xml:space="preserve"> </w:t>
-      </w:r>
-      <w:r>
-        <w:rPr>
-          <w:shd w:val="clear" w:color="auto" w:fill="FFFFFF"/>
-        </w:rPr>
-        <w:t xml:space="preserve">para Trabajos de Fin de </w:t>
-      </w:r>
-      <w:r>
-        <w:rPr>
-          <w:shd w:val="clear" w:color="auto" w:fill="FFFFFF"/>
-        </w:rPr>
-        <w:t>Grado</w:t>
-      </w:r>
-      <w:r>
-        <w:rPr>
-          <w:shd w:val="clear" w:color="auto" w:fill="FFFFFF"/>
-        </w:rPr>
-        <w:t>:</w:t>
-      </w:r>
-    </w:p>
-    <w:p>
-      <w:pPr>
-        <w:autoSpaceDE w:val="0"/>
-        <w:autoSpaceDN w:val="0"/>
-        <w:adjustRightInd w:val="0"/>
-        <w:spacing w:before="0" w:line="240" w:lineRule="auto"/>
-        <w:ind w:firstLine="0"/>
-        <w:rPr>
-          <w:rFonts w:cs="Calibri"/>
-          <w:sz w:val="23"/>
-          <w:szCs w:val="23"/>
-          <w:lang w:eastAsia="es-ES"/>
-        </w:rPr>
-      </w:pPr>
-      <w:r>
-        <w:rPr>
-          <w:rFonts w:cs="Calibri"/>
-          <w:sz w:val="23"/>
-          <w:szCs w:val="23"/>
-        </w:rPr>
-        <w:t>La memoria debe incluir la descripción detallada de la propuesta hardware/software</w:t>
-      </w:r>
-      <w:r>
-        <w:rPr>
-          <w:rFonts w:cs="Calibri"/>
-          <w:sz w:val="23"/>
-          <w:szCs w:val="23"/>
-        </w:rPr>
-        <w:t xml:space="preserve"> </w:t>
-      </w:r>
-      <w:r>
-        <w:rPr>
-          <w:rFonts w:cs="Calibri"/>
-          <w:sz w:val="23"/>
-          <w:szCs w:val="23"/>
-        </w:rPr>
-        <w:t>realizada y ha de contener</w:t>
-      </w:r>
-      <w:r>
-        <w:rPr>
-          <w:rFonts w:cs="Calibri"/>
-          <w:sz w:val="23"/>
-          <w:szCs w:val="23"/>
-          <w:lang w:eastAsia="es-ES"/>
-        </w:rPr>
-        <w:t>:</w:t>
-      </w:r>
-    </w:p>
-    <w:p>
-      <w:pPr>
-        <w:numPr>
-          <w:ilvl w:val="1"/>
-          <w:numId w:val="32"/>
-        </w:numPr>
-        <w:autoSpaceDE w:val="0"/>
-        <w:autoSpaceDN w:val="0"/>
-        <w:adjustRightInd w:val="0"/>
-        <w:spacing w:before="0" w:line="240" w:lineRule="auto"/>
-        <w:rPr>
-          <w:rFonts w:cs="Calibri"/>
-          <w:sz w:val="23"/>
-          <w:szCs w:val="23"/>
-          <w:lang w:eastAsia="es-ES"/>
-        </w:rPr>
-      </w:pPr>
-      <w:r>
-        <w:rPr>
-          <w:rFonts w:cs="Calibri"/>
-          <w:sz w:val="23"/>
-          <w:szCs w:val="23"/>
-          <w:lang w:eastAsia="es-ES"/>
-        </w:rPr>
-        <w:t>un índice,</w:t>
-      </w:r>
-    </w:p>
-    <w:p>
-      <w:pPr>
-        <w:numPr>
-          <w:ilvl w:val="1"/>
-          <w:numId w:val="32"/>
-        </w:numPr>
-        <w:autoSpaceDE w:val="0"/>
-        <w:autoSpaceDN w:val="0"/>
-        <w:adjustRightInd w:val="0"/>
-        <w:spacing w:before="0" w:line="240" w:lineRule="auto"/>
-        <w:rPr>
-          <w:rFonts w:cs="Calibri"/>
-          <w:sz w:val="23"/>
-          <w:szCs w:val="23"/>
-          <w:lang w:eastAsia="es-ES"/>
-        </w:rPr>
-      </w:pPr>
-      <w:r>
-        <w:rPr>
-          <w:rFonts w:cs="Calibri"/>
-          <w:sz w:val="23"/>
-          <w:szCs w:val="23"/>
-          <w:lang w:eastAsia="es-ES"/>
-        </w:rPr>
-        <w:t xml:space="preserve">un resumen y una lista de no más de </w:t>
-      </w:r>
-      <w:r>
-        <w:rPr>
-          <w:rFonts w:cs="Calibri"/>
-          <w:sz w:val="23"/>
-          <w:szCs w:val="23"/>
-        </w:rPr>
-        <w:t>10 palabras clave para su búsqueda bibliográfica, ambos en castellano e inglés,</w:t>
-      </w:r>
-    </w:p>
-    <w:p>
-      <w:pPr>
-        <w:numPr>
-          <w:ilvl w:val="1"/>
-          <w:numId w:val="32"/>
-        </w:numPr>
-        <w:autoSpaceDE w:val="0"/>
-        <w:autoSpaceDN w:val="0"/>
-        <w:adjustRightInd w:val="0"/>
-        <w:spacing w:before="0" w:line="240" w:lineRule="auto"/>
-        <w:rPr>
-          <w:rFonts w:cs="Calibri"/>
-          <w:sz w:val="23"/>
-          <w:szCs w:val="23"/>
-          <w:lang w:eastAsia="es-ES"/>
-        </w:rPr>
-      </w:pPr>
-      <w:r>
-        <w:rPr>
-          <w:rFonts w:cs="Calibri"/>
-          <w:sz w:val="23"/>
-          <w:szCs w:val="23"/>
-        </w:rPr>
-        <w:t>una introducción con los antecedentes, objetivos y plan de trabajo,</w:t>
-      </w:r>
-    </w:p>
-    <w:p>
-      <w:pPr>
-        <w:numPr>
-          <w:ilvl w:val="1"/>
-          <w:numId w:val="32"/>
-        </w:numPr>
-        <w:autoSpaceDE w:val="0"/>
-        <w:autoSpaceDN w:val="0"/>
-        <w:adjustRightInd w:val="0"/>
-        <w:spacing w:before="0" w:line="240" w:lineRule="auto"/>
-        <w:rPr>
-          <w:rFonts w:cs="Calibri"/>
-          <w:sz w:val="23"/>
-          <w:szCs w:val="23"/>
-          <w:lang w:eastAsia="es-ES"/>
-        </w:rPr>
-      </w:pPr>
-      <w:r>
-        <w:rPr>
-          <w:rFonts w:cs="Calibri"/>
-          <w:sz w:val="23"/>
-          <w:szCs w:val="23"/>
-        </w:rPr>
-        <w:t>resultados y discusión crítica y razonada de los mismos, con sus conclusiones,</w:t>
-      </w:r>
-    </w:p>
-    <w:p>
-      <w:pPr>
-        <w:numPr>
-          <w:ilvl w:val="1"/>
-          <w:numId w:val="32"/>
-        </w:numPr>
-        <w:autoSpaceDE w:val="0"/>
-        <w:autoSpaceDN w:val="0"/>
-        <w:adjustRightInd w:val="0"/>
-        <w:spacing w:before="0" w:line="240" w:lineRule="auto"/>
-        <w:rPr>
-          <w:rFonts w:cs="Calibri"/>
-          <w:sz w:val="23"/>
-          <w:szCs w:val="23"/>
-          <w:lang w:eastAsia="es-ES"/>
-        </w:rPr>
-      </w:pPr>
-      <w:r>
-        <w:rPr>
-          <w:rFonts w:cs="Calibri"/>
-          <w:sz w:val="23"/>
-          <w:szCs w:val="23"/>
-        </w:rPr>
-        <w:t>bibliografía.</w:t>
-      </w:r>
-    </w:p>
-    <w:p>
-      <w:pPr>
-        <w:rPr>
-          <w:lang w:eastAsia="es-ES"/>
-        </w:rPr>
-      </w:pPr>
-      <w:r>
-        <w:rPr>
-          <w:lang w:eastAsia="es-ES"/>
-        </w:rPr>
-        <w:t>Para facilitar la escritura de la memoria siguiendo esta estructura, el estudiante podrá usar las plantillas en LaTeX o Word preparadas al efecto y publicadas en la página web de TFG.</w:t>
-      </w:r>
-    </w:p>
-    <w:p>
-      <w:pPr>
-        <w:rPr>
-          <w:rFonts w:cs="Calibri"/>
-          <w:color w:val="000000"/>
-          <w:lang w:eastAsia="es-ES"/>
-        </w:rPr>
-      </w:pPr>
-      <w:r>
-        <w:rPr>
-          <w:rFonts w:cs="Calibri"/>
-          <w:color w:val="000000"/>
-          <w:lang w:eastAsia="es-ES"/>
-        </w:rPr>
-        <w:t xml:space="preserve">La memoria constará de un mínimo de </w:t>
-      </w:r>
-      <w:r>
-        <w:t xml:space="preserve">25 páginas para los proyectos realizados por un único </w:t>
-      </w:r>
-      <w:r>
-        <w:t>estudiante</w:t>
-      </w:r>
-      <w:r>
-        <w:t>, y de al menos 5 páginas más por cada integrante adicional del grupo. En este número de páginas solo se tiene en cuenta el contenido correspondiente a los apartados c y d del punto anterior.</w:t>
-      </w:r>
-    </w:p>
-    <w:p>
-      <w:pPr>
-        <w:rPr>
-          <w:lang w:eastAsia="es-ES"/>
-        </w:rPr>
-      </w:pPr>
-      <w:r>
-        <w:rPr>
-          <w:lang w:eastAsia="es-ES"/>
-        </w:rPr>
-        <w:t xml:space="preserve">La memoria puede estar escrita en castellano o </w:t>
-      </w:r>
-      <w:r>
-        <w:rPr>
-          <w:lang w:eastAsia="es-ES"/>
-        </w:rPr>
-        <w:t>inglés, pero en el primer caso la introducción y las conclusiones deben aparecer también en inglés. Las memorias de los TFG matriculados en el grupo I deberán estar escritas íntegramente en inglés, excepto por lo especificado en los puntos 1 y 2 anteriores (título, resumen y lista de palabras clave).</w:t>
-      </w:r>
-    </w:p>
-    <w:p>
-      <w:r>
-        <w:rPr>
-          <w:lang w:eastAsia="es-ES"/>
-        </w:rPr>
-        <w:t>En caso de tra</w:t>
+        <w:t>Hbalar un poco del TDAH y los juegos serios</w:t>
       </w:r>
     </w:p>
     <w:p>
@@ -3461,9 +4650,8 @@
         <w:pStyle w:val="Ttulo2"/>
       </w:pPr>
       <w:bookmarkStart w:id="8" w:name="_Toc116636437"/>
-      <w:bookmarkStart w:id="9" w:name="_Toc116637534"/>
-      <w:r>
-        <w:lastRenderedPageBreak/>
+      <w:bookmarkStart w:id="9" w:name="_Toc236763464"/>
+      <w:r>
         <w:t>M</w:t>
       </w:r>
       <w:r>
@@ -3520,7 +4708,7 @@
         <w:pStyle w:val="Ttulo2"/>
       </w:pPr>
       <w:bookmarkStart w:id="10" w:name="_Toc116636438"/>
-      <w:bookmarkStart w:id="11" w:name="_Toc116637535"/>
+      <w:bookmarkStart w:id="11" w:name="_Toc236763465"/>
       <w:r>
         <w:t>Objetivos</w:t>
       </w:r>
@@ -3532,13 +4720,7 @@
         <w:pStyle w:val="Textoindependiente"/>
       </w:pPr>
       <w:r>
-        <w:t xml:space="preserve">Tenemos los </w:t>
-      </w:r>
-      <w:r>
-        <w:t>objetivos generales y específicos</w:t>
-      </w:r>
-      <w:r>
-        <w:t>.</w:t>
+        <w:t>Tenemos los objetivos generales y específicos.</w:t>
       </w:r>
     </w:p>
     <w:p>
@@ -3546,10 +4728,7 @@
         <w:pStyle w:val="Textoindependiente"/>
       </w:pPr>
       <w:r>
-        <w:t>Objetivos g</w:t>
-      </w:r>
-      <w:r>
-        <w:t>enerales pueden ser desarrollar en Unity</w:t>
+        <w:t>Objetivos generales pueden ser desarrollar en Unity</w:t>
       </w:r>
     </w:p>
     <w:p>
@@ -3570,16 +4749,7 @@
         <w:pStyle w:val="Textoindependiente"/>
       </w:pPr>
       <w:r>
-        <w:t xml:space="preserve">Diseño </w:t>
-      </w:r>
-      <w:r>
-        <w:t>d</w:t>
-      </w:r>
-      <w:r>
-        <w:t xml:space="preserve">e aplicación para </w:t>
-      </w:r>
-      <w:r>
-        <w:t>mejorar planificación en colaboración a psicólogas</w:t>
+        <w:t>Diseño de aplicación para mejorar planificación en colaboración a psicólogas</w:t>
       </w:r>
     </w:p>
     <w:p>
@@ -3587,13 +4757,7 @@
         <w:pStyle w:val="Textoindependiente"/>
       </w:pPr>
       <w:r>
-        <w:t>D</w:t>
-      </w:r>
-      <w:r>
-        <w:t>esarrollo de aplicación</w:t>
-      </w:r>
-      <w:r>
-        <w:t xml:space="preserve"> diseñada</w:t>
+        <w:t>Desarrollo de aplicación diseñada</w:t>
       </w:r>
     </w:p>
     <w:p>
@@ -3601,19 +4765,7 @@
         <w:pStyle w:val="Textoindependiente"/>
       </w:pPr>
       <w:r>
-        <w:t>P</w:t>
-      </w:r>
-      <w:r>
-        <w:t xml:space="preserve">ruebas </w:t>
-      </w:r>
-      <w:r>
-        <w:t>con</w:t>
-      </w:r>
-      <w:r>
-        <w:t xml:space="preserve"> </w:t>
-      </w:r>
-      <w:r>
-        <w:t>usuarios público objetivo</w:t>
+        <w:t>Pruebas con usuarios público objetivo</w:t>
       </w:r>
     </w:p>
     <w:p>
@@ -3629,6 +4781,7 @@
         <w:pStyle w:val="Textoindependiente"/>
       </w:pPr>
       <w:r>
+        <w:lastRenderedPageBreak/>
         <w:t>(Como una checklist)</w:t>
       </w:r>
     </w:p>
@@ -3637,9 +4790,8 @@
         <w:pStyle w:val="Ttulo2"/>
       </w:pPr>
       <w:bookmarkStart w:id="12" w:name="_Toc116636439"/>
-      <w:bookmarkStart w:id="13" w:name="_Toc116637536"/>
-      <w:r>
-        <w:lastRenderedPageBreak/>
+      <w:bookmarkStart w:id="13" w:name="_Toc236763466"/>
+      <w:r>
         <w:t>Plan de trabajo</w:t>
       </w:r>
       <w:bookmarkEnd w:id="12"/>
@@ -3655,10 +4807,20 @@
     </w:p>
     <w:p>
       <w:pPr>
+        <w:pStyle w:val="Ttulo3"/>
+      </w:pPr>
+      <w:bookmarkStart w:id="14" w:name="_Toc236763467"/>
+      <w:r>
+        <w:t>Tecnologías y herramientas usadas</w:t>
+      </w:r>
+      <w:bookmarkEnd w:id="14"/>
+    </w:p>
+    <w:p>
+      <w:pPr>
         <w:pStyle w:val="Textoindependiente"/>
       </w:pPr>
       <w:r>
-        <w:t>Tecnologías y herramientas usadas: Unity, Visual Studio 2022</w:t>
+        <w:t>Unity, Visual Studio 2022</w:t>
       </w:r>
       <w:r>
         <w:t xml:space="preserve"> </w:t>
@@ -3668,6 +4830,38 @@
       </w:r>
       <w:r>
         <w:t>, Itchio, Polypizza, Freepik, free3D, Davinci Resolve</w:t>
+      </w:r>
+    </w:p>
+    <w:p>
+      <w:pPr>
+        <w:pStyle w:val="Ttulo3"/>
+      </w:pPr>
+      <w:bookmarkStart w:id="15" w:name="_Toc236763468"/>
+      <w:r>
+        <w:t>Metodología</w:t>
+      </w:r>
+      <w:r>
+        <w:t xml:space="preserve"> y planificación</w:t>
+      </w:r>
+      <w:bookmarkEnd w:id="15"/>
+    </w:p>
+    <w:p>
+      <w:pPr>
+        <w:pStyle w:val="Textoindependiente"/>
+      </w:pPr>
+      <w:r>
+        <w:t>Reuniones semanales</w:t>
+      </w:r>
+      <w:r>
+        <w:t>…</w:t>
+      </w:r>
+    </w:p>
+    <w:p>
+      <w:pPr>
+        <w:pStyle w:val="Textoindependiente"/>
+      </w:pPr>
+      <w:r>
+        <w:t>Planificar en tiempo lo que hice: Ej septiembre  hice tal, en octubre tal cual…</w:t>
       </w:r>
     </w:p>
     <w:p>
@@ -3684,10 +4878,7 @@
         </w:sectPr>
       </w:pPr>
       <w:r>
-        <w:t>Metodología:</w:t>
-      </w:r>
-      <w:r>
-        <w:t xml:space="preserve"> Reuniones semanales</w:t>
+        <w:t>Con una tabla que indique los tiempos.</w:t>
       </w:r>
     </w:p>
     <w:p>
@@ -3697,8 +4888,8 @@
           <w:lang w:val="es-ES"/>
         </w:rPr>
       </w:pPr>
-      <w:bookmarkStart w:id="14" w:name="_Toc116636440"/>
-      <w:bookmarkStart w:id="15" w:name="_Toc116637537"/>
+      <w:bookmarkStart w:id="16" w:name="_Toc116636440"/>
+      <w:bookmarkStart w:id="17" w:name="_Toc236763469"/>
       <w:r>
         <w:rPr>
           <w:lang w:val="es-ES"/>
@@ -3706,196 +4897,248 @@
         <w:lastRenderedPageBreak/>
         <w:t>Estado de la cuestión</w:t>
       </w:r>
-      <w:bookmarkEnd w:id="14"/>
-      <w:bookmarkEnd w:id="15"/>
-    </w:p>
-    <w:p>
-      <w:pPr>
+      <w:bookmarkEnd w:id="16"/>
+      <w:bookmarkEnd w:id="17"/>
+    </w:p>
+    <w:p>
+      <w:pPr>
+        <w:pStyle w:val="Ttulo2"/>
         <w:rPr>
           <w:lang w:val="es-ES"/>
         </w:rPr>
       </w:pPr>
+      <w:bookmarkStart w:id="18" w:name="_Toc236763470"/>
       <w:r>
         <w:rPr>
           <w:lang w:val="es-ES"/>
         </w:rPr>
+        <w:t>TDAH</w:t>
+      </w:r>
+      <w:bookmarkEnd w:id="18"/>
+    </w:p>
+    <w:p>
+      <w:pPr>
+        <w:pStyle w:val="Ttulo3"/>
+        <w:rPr>
+          <w:lang w:val="es-ES"/>
+        </w:rPr>
+      </w:pPr>
+      <w:bookmarkStart w:id="19" w:name="_Toc236763471"/>
+      <w:r>
+        <w:rPr>
+          <w:lang w:val="es-ES"/>
+        </w:rPr>
+        <w:t>Qué es el TDAH</w:t>
+      </w:r>
+      <w:bookmarkEnd w:id="19"/>
+    </w:p>
+    <w:p>
+      <w:pPr>
+        <w:pStyle w:val="Ttulo3"/>
+        <w:rPr>
+          <w:lang w:val="es-ES"/>
+        </w:rPr>
+      </w:pPr>
+      <w:r>
+        <w:rPr>
+          <w:lang w:val="es-ES"/>
+        </w:rPr>
         <w:t xml:space="preserve"> </w:t>
       </w:r>
+      <w:bookmarkStart w:id="20" w:name="_Toc236763472"/>
       <w:r>
         <w:rPr>
           <w:lang w:val="es-ES"/>
         </w:rPr>
-        <w:t xml:space="preserve">En el estado de la cuestión es donde aparecen gran parte de las referencias bibliográficas del trabajo. Una de las formas más cómodas de gestionar esta bibliografía es usar las herramientas de gestión bibliográfica que proporciona Word. </w:t>
-      </w:r>
-    </w:p>
-    <w:p>
-      <w:pPr>
-        <w:rPr>
-          <w:i/>
+        <w:t>Tipos TDAH</w:t>
+      </w:r>
+      <w:r>
+        <w:rPr>
           <w:lang w:val="es-ES"/>
         </w:rPr>
-      </w:pPr>
-      <w:r>
+        <w:t xml:space="preserve"> (3)</w:t>
+      </w:r>
+      <w:bookmarkEnd w:id="20"/>
+    </w:p>
+    <w:p>
+      <w:pPr>
+        <w:pStyle w:val="Ttulo3"/>
         <w:rPr>
           <w:lang w:val="es-ES"/>
         </w:rPr>
-        <w:t xml:space="preserve">En las versiones de 2013 y 2016, </w:t>
-      </w:r>
+      </w:pPr>
+      <w:bookmarkStart w:id="21" w:name="_Toc236763473"/>
       <w:r>
         <w:rPr>
           <w:lang w:val="es-ES"/>
         </w:rPr>
-        <w:t xml:space="preserve">usaremos las opciones que hay en el menú </w:t>
-      </w:r>
-      <w:r>
-        <w:rPr>
-          <w:i/>
+        <w:t>Apartados a los que afecta TDAH</w:t>
+      </w:r>
+      <w:bookmarkEnd w:id="21"/>
+    </w:p>
+    <w:p>
+      <w:pPr>
+        <w:pStyle w:val="Ttulo4"/>
+        <w:rPr>
           <w:lang w:val="es-ES"/>
         </w:rPr>
-        <w:t>Referencias – Citas y Bibliografía</w:t>
-      </w:r>
-      <w:r>
-        <w:rPr>
-          <w:i/>
+      </w:pPr>
+      <w:r>
+        <w:rPr>
           <w:lang w:val="es-ES"/>
         </w:rPr>
-        <w:t xml:space="preserve"> </w:t>
-      </w:r>
-      <w:r>
-        <w:rPr>
-          <w:i/>
+        <w:t>Memoria de trabajo</w:t>
+      </w:r>
+    </w:p>
+    <w:p>
+      <w:pPr>
+        <w:pStyle w:val="Ttulo4"/>
+        <w:rPr>
           <w:lang w:val="es-ES"/>
         </w:rPr>
-        <w:t>- Insertar Cita:</w:t>
-      </w:r>
-    </w:p>
-    <w:p>
-      <w:pPr>
-        <w:pStyle w:val="Listaconvietas"/>
+      </w:pPr>
+      <w:r>
         <w:rPr>
           <w:lang w:val="es-ES"/>
         </w:rPr>
-      </w:pPr>
-      <w:r>
-        <w:rPr>
-          <w:i/>
+        <w:t>P</w:t>
+      </w:r>
+      <w:r>
+        <w:rPr>
           <w:lang w:val="es-ES"/>
         </w:rPr>
-        <w:t>Agregar</w:t>
-      </w:r>
-      <w:r>
-        <w:rPr>
-          <w:i/>
+        <w:t>l</w:t>
+      </w:r>
+      <w:r>
+        <w:rPr>
           <w:lang w:val="es-ES"/>
         </w:rPr>
-        <w:t xml:space="preserve"> </w:t>
-      </w:r>
-      <w:r>
-        <w:rPr>
-          <w:i/>
+        <w:t>anificacion</w:t>
+      </w:r>
+    </w:p>
+    <w:p>
+      <w:pPr>
+        <w:pStyle w:val="Ttulo4"/>
+        <w:rPr>
           <w:lang w:val="es-ES"/>
         </w:rPr>
-        <w:t xml:space="preserve">Nueva Fuente: </w:t>
-      </w:r>
+      </w:pPr>
       <w:r>
         <w:rPr>
           <w:lang w:val="es-ES"/>
         </w:rPr>
-        <w:t>La usaremos cuando queramos incorporar una nueva cita a nuestro texto.</w:t>
-      </w:r>
-    </w:p>
-    <w:p>
-      <w:pPr>
-        <w:pStyle w:val="Listaconvietas"/>
+        <w:t>….</w:t>
+      </w:r>
+    </w:p>
+    <w:p>
+      <w:pPr>
+        <w:pStyle w:val="Ttulo3"/>
         <w:rPr>
           <w:lang w:val="es-ES"/>
         </w:rPr>
       </w:pPr>
+      <w:bookmarkStart w:id="22" w:name="_Toc236763474"/>
       <w:r>
         <w:rPr>
           <w:lang w:val="es-ES"/>
         </w:rPr>
-        <w:t>Seleccionar el nombre del libro/referencia de la lista desplegable que aparece al pulsar en Insertar cita (solo si ya hemos introducido la fuente con anterioridad)</w:t>
-      </w:r>
-      <w:r>
+        <w:t>Problemas del TDAH</w:t>
+      </w:r>
+      <w:bookmarkEnd w:id="22"/>
+    </w:p>
+    <w:p>
+      <w:pPr>
+        <w:pStyle w:val="Ttulo3"/>
         <w:rPr>
           <w:lang w:val="es-ES"/>
         </w:rPr>
-        <w:t>.</w:t>
-      </w:r>
-    </w:p>
-    <w:p>
-      <w:pPr>
+      </w:pPr>
+      <w:bookmarkStart w:id="23" w:name="_Toc236763475"/>
+      <w:r>
         <w:rPr>
           <w:lang w:val="es-ES"/>
         </w:rPr>
-      </w:pPr>
-      <w:r>
+        <w:t>Ventajas del TDAH</w:t>
+      </w:r>
+      <w:bookmarkEnd w:id="23"/>
+    </w:p>
+    <w:p>
+      <w:pPr>
+        <w:pStyle w:val="Ttulo3"/>
         <w:rPr>
           <w:lang w:val="es-ES"/>
         </w:rPr>
-        <w:t xml:space="preserve">Al insertar las referencias bibliográficas de esta manera, la sección de </w:t>
-      </w:r>
+      </w:pPr>
+      <w:bookmarkStart w:id="24" w:name="_Toc236763476"/>
       <w:r>
         <w:rPr>
           <w:lang w:val="es-ES"/>
         </w:rPr>
-        <w:fldChar w:fldCharType="begin"/>
-      </w:r>
-      <w:r>
+        <w:t>TDAH en niños y adolescentes</w:t>
+      </w:r>
+      <w:bookmarkEnd w:id="24"/>
+    </w:p>
+    <w:p>
+      <w:pPr>
+        <w:pStyle w:val="Ttulo4"/>
         <w:rPr>
           <w:lang w:val="es-ES"/>
         </w:rPr>
-        <w:instrText xml:space="preserve"> REF Bibliografía \h </w:instrText>
-      </w:r>
+      </w:pPr>
       <w:r>
         <w:rPr>
           <w:lang w:val="es-ES"/>
         </w:rPr>
-      </w:r>
-      <w:r>
+        <w:t>Bueno y malo</w:t>
+      </w:r>
+    </w:p>
+    <w:p>
+      <w:pPr>
+        <w:pStyle w:val="Ttulo4"/>
         <w:rPr>
           <w:lang w:val="es-ES"/>
         </w:rPr>
-        <w:fldChar w:fldCharType="separate"/>
-      </w:r>
-      <w:r>
-        <w:t>Bibliografía</w:t>
-      </w:r>
+      </w:pPr>
       <w:r>
         <w:rPr>
           <w:lang w:val="es-ES"/>
         </w:rPr>
-        <w:fldChar w:fldCharType="end"/>
-      </w:r>
-      <w:r>
+        <w:t>Niñas y niños </w:t>
+      </w:r>
+    </w:p>
+    <w:p>
+      <w:pPr>
+        <w:pStyle w:val="Ttulo3"/>
         <w:rPr>
           <w:lang w:val="es-ES"/>
         </w:rPr>
-        <w:t xml:space="preserve"> </w:t>
-      </w:r>
+      </w:pPr>
+      <w:bookmarkStart w:id="25" w:name="_Toc236763477"/>
       <w:r>
         <w:rPr>
           <w:lang w:val="es-ES"/>
         </w:rPr>
-        <w:t xml:space="preserve">se irá generando de manera automática (tan solo será necesario pulsar con el botón derecho sobre la tabla y seleccionar la opción </w:t>
-      </w:r>
-      <w:r>
-        <w:rPr>
-          <w:i/>
+        <w:t>Sociedad hoy en día</w:t>
+      </w:r>
+      <w:bookmarkEnd w:id="25"/>
+    </w:p>
+    <w:p>
+      <w:pPr>
+        <w:pStyle w:val="Ttulo4"/>
+        <w:rPr>
           <w:lang w:val="es-ES"/>
         </w:rPr>
-        <w:t>Actualizar campos</w:t>
-      </w:r>
+      </w:pPr>
       <w:r>
         <w:rPr>
           <w:lang w:val="es-ES"/>
         </w:rPr>
-        <w:t>). El estilo seleccionado es IEEE, pero podremos modificarlo fácilmente en ese mismo menú, de modo que todas las referencias actualizarán su formato automáticamente al del estilo seleccionado.</w:t>
-      </w:r>
-    </w:p>
-    <w:p>
-      <w:pPr>
+        <w:t>Uso de pantallas → Aumento de incapacidad de concentración</w:t>
+      </w:r>
+    </w:p>
+    <w:p>
+      <w:pPr>
+        <w:pStyle w:val="Ttulo4"/>
         <w:rPr>
           <w:lang w:val="es-ES"/>
         </w:rPr>
@@ -3904,126 +5147,318 @@
         <w:rPr>
           <w:lang w:val="es-ES"/>
         </w:rPr>
-        <w:t xml:space="preserve"> En la biblioteca de la UCM hay libros en los que aprender sobre la gestión bibliográfica en Word </w:t>
-      </w:r>
-      <w:sdt>
-        <w:sdtPr>
-          <w:rPr>
-            <w:lang w:val="es-ES"/>
-          </w:rPr>
-          <w:id w:val="394406728"/>
-          <w:citation/>
-        </w:sdtPr>
-        <w:sdtContent>
-          <w:r>
-            <w:rPr>
-              <w:lang w:val="es-ES"/>
-            </w:rPr>
-            <w:fldChar w:fldCharType="begin"/>
-          </w:r>
-          <w:r>
-            <w:rPr>
-              <w:lang w:val="es-ES"/>
-            </w:rPr>
-            <w:instrText xml:space="preserve"> CITATION BuckiWord2013 \l 3082 </w:instrText>
-          </w:r>
-          <w:r>
-            <w:rPr>
-              <w:lang w:val="es-ES"/>
-            </w:rPr>
-            <w:fldChar w:fldCharType="separate"/>
-          </w:r>
-          <w:r>
-            <w:rPr>
-              <w:noProof/>
-              <w:lang w:val="es-ES"/>
-            </w:rPr>
-            <w:t>[1]</w:t>
-          </w:r>
-          <w:r>
-            <w:rPr>
-              <w:lang w:val="es-ES"/>
-            </w:rPr>
-            <w:fldChar w:fldCharType="end"/>
-          </w:r>
-        </w:sdtContent>
-      </w:sdt>
-      <w:r>
+        <w:t>Aumento uso videojuegos</w:t>
+      </w:r>
+    </w:p>
+    <w:p>
+      <w:pPr>
+        <w:pStyle w:val="Ttulo2"/>
         <w:rPr>
           <w:lang w:val="es-ES"/>
         </w:rPr>
-        <w:t>.</w:t>
-      </w:r>
+      </w:pPr>
+      <w:bookmarkStart w:id="26" w:name="_Toc236763478"/>
       <w:r>
         <w:rPr>
           <w:lang w:val="es-ES"/>
         </w:rPr>
-        <w:t xml:space="preserve"> También existen cursos</w:t>
-      </w:r>
-      <w:r>
+        <w:lastRenderedPageBreak/>
+        <w:t>Videojuegos y juegos serios</w:t>
+      </w:r>
+      <w:bookmarkEnd w:id="26"/>
+    </w:p>
+    <w:p>
+      <w:pPr>
+        <w:pStyle w:val="Ttulo3"/>
         <w:rPr>
           <w:lang w:val="es-ES"/>
         </w:rPr>
-        <w:t xml:space="preserve"> </w:t>
-      </w:r>
-      <w:sdt>
-        <w:sdtPr>
-          <w:rPr>
-            <w:lang w:val="es-ES"/>
-          </w:rPr>
-          <w:id w:val="487217877"/>
-          <w:citation/>
-        </w:sdtPr>
-        <w:sdtContent>
-          <w:r>
-            <w:rPr>
-              <w:lang w:val="es-ES"/>
-            </w:rPr>
-            <w:fldChar w:fldCharType="begin"/>
-          </w:r>
-          <w:r>
-            <w:rPr>
-              <w:lang w:val="es-ES"/>
-            </w:rPr>
-            <w:instrText xml:space="preserve"> CITATION CFI19 \l 3082 </w:instrText>
-          </w:r>
-          <w:r>
-            <w:rPr>
-              <w:lang w:val="es-ES"/>
-            </w:rPr>
-            <w:fldChar w:fldCharType="separate"/>
-          </w:r>
-          <w:r>
-            <w:rPr>
-              <w:noProof/>
-              <w:lang w:val="es-ES"/>
-            </w:rPr>
-            <w:t>[2]</w:t>
-          </w:r>
-          <w:r>
-            <w:rPr>
-              <w:lang w:val="es-ES"/>
-            </w:rPr>
-            <w:fldChar w:fldCharType="end"/>
-          </w:r>
-        </w:sdtContent>
-      </w:sdt>
+      </w:pPr>
+      <w:bookmarkStart w:id="27" w:name="_Toc236763479"/>
       <w:r>
         <w:rPr>
           <w:lang w:val="es-ES"/>
         </w:rPr>
-        <w:t xml:space="preserve"> en los que se podrá aprender a manejar estas funcionalidades tan poco usadas generalmente por los usuarios de Word.</w:t>
-      </w:r>
-    </w:p>
-    <w:p>
-      <w:pPr>
+        <w:t>Que es un videojuego</w:t>
+      </w:r>
+      <w:bookmarkEnd w:id="27"/>
+    </w:p>
+    <w:p>
+      <w:pPr>
+        <w:pStyle w:val="Ttulo3"/>
         <w:rPr>
           <w:lang w:val="es-ES"/>
         </w:rPr>
       </w:pPr>
-    </w:p>
-    <w:p>
-      <w:pPr>
+      <w:bookmarkStart w:id="28" w:name="_Toc236763480"/>
+      <w:r>
+        <w:rPr>
+          <w:lang w:val="es-ES"/>
+        </w:rPr>
+        <w:t>Que es un juego serio</w:t>
+      </w:r>
+      <w:bookmarkEnd w:id="28"/>
+    </w:p>
+    <w:p>
+      <w:pPr>
+        <w:pStyle w:val="Ttulo3"/>
+        <w:rPr>
+          <w:lang w:val="es-ES"/>
+        </w:rPr>
+      </w:pPr>
+      <w:bookmarkStart w:id="29" w:name="_Toc236763481"/>
+      <w:r>
+        <w:rPr>
+          <w:lang w:val="es-ES"/>
+        </w:rPr>
+        <w:t>Tipos de juegos serios</w:t>
+      </w:r>
+      <w:bookmarkEnd w:id="29"/>
+    </w:p>
+    <w:p>
+      <w:pPr>
+        <w:pStyle w:val="Ttulo3"/>
+        <w:rPr>
+          <w:lang w:val="es-ES"/>
+        </w:rPr>
+      </w:pPr>
+      <w:bookmarkStart w:id="30" w:name="_Toc236763482"/>
+      <w:r>
+        <w:rPr>
+          <w:lang w:val="es-ES"/>
+        </w:rPr>
+        <w:t>Puntos necesarios para juego para TDAH</w:t>
+      </w:r>
+      <w:bookmarkEnd w:id="30"/>
+    </w:p>
+    <w:p>
+      <w:pPr>
+        <w:pStyle w:val="Ttulo4"/>
+        <w:rPr>
+          <w:lang w:val="es-ES"/>
+        </w:rPr>
+      </w:pPr>
+      <w:r>
+        <w:rPr>
+          <w:lang w:val="es-ES"/>
+        </w:rPr>
+        <w:t>Dificultad</w:t>
+      </w:r>
+    </w:p>
+    <w:p>
+      <w:pPr>
+        <w:pStyle w:val="Ttulo4"/>
+        <w:rPr>
+          <w:lang w:val="es-ES"/>
+        </w:rPr>
+      </w:pPr>
+      <w:r>
+        <w:rPr>
+          <w:lang w:val="es-ES"/>
+        </w:rPr>
+        <w:t>Arte</w:t>
+      </w:r>
+    </w:p>
+    <w:p>
+      <w:pPr>
+        <w:pStyle w:val="Ttulo4"/>
+        <w:rPr>
+          <w:lang w:val="es-ES"/>
+        </w:rPr>
+      </w:pPr>
+      <w:r>
+        <w:rPr>
+          <w:lang w:val="es-ES"/>
+        </w:rPr>
+        <w:t>….</w:t>
+      </w:r>
+    </w:p>
+    <w:p>
+      <w:pPr>
+        <w:pStyle w:val="Ttulo3"/>
+        <w:rPr>
+          <w:lang w:val="es-ES"/>
+        </w:rPr>
+      </w:pPr>
+      <w:bookmarkStart w:id="31" w:name="_Toc236763483"/>
+      <w:r>
+        <w:rPr>
+          <w:lang w:val="es-ES"/>
+        </w:rPr>
+        <w:t>Juegos serios para educación (para TDAH?)</w:t>
+      </w:r>
+      <w:bookmarkEnd w:id="31"/>
+    </w:p>
+    <w:p>
+      <w:pPr>
+        <w:pStyle w:val="Ttulo3"/>
+        <w:rPr>
+          <w:lang w:val="es-ES"/>
+        </w:rPr>
+      </w:pPr>
+      <w:bookmarkStart w:id="32" w:name="_Toc236763484"/>
+      <w:r>
+        <w:rPr>
+          <w:lang w:val="es-ES"/>
+        </w:rPr>
+        <w:t>Juegos serios como herramienta psicológica (para TDAH)</w:t>
+      </w:r>
+      <w:bookmarkEnd w:id="32"/>
+    </w:p>
+    <w:p>
+      <w:pPr>
+        <w:pStyle w:val="Ttulo3"/>
+        <w:rPr>
+          <w:lang w:val="es-ES"/>
+        </w:rPr>
+      </w:pPr>
+      <w:bookmarkStart w:id="33" w:name="_Toc236763485"/>
+      <w:r>
+        <w:rPr>
+          <w:lang w:val="es-ES"/>
+        </w:rPr>
+        <w:t>Ventajas de juegos en TDAH</w:t>
+      </w:r>
+      <w:bookmarkEnd w:id="33"/>
+    </w:p>
+    <w:p>
+      <w:pPr>
+        <w:pStyle w:val="Ttulo3"/>
+        <w:rPr>
+          <w:lang w:val="es-ES"/>
+        </w:rPr>
+      </w:pPr>
+      <w:bookmarkStart w:id="34" w:name="_Toc236763486"/>
+      <w:r>
+        <w:rPr>
+          <w:lang w:val="es-ES"/>
+        </w:rPr>
+        <w:t>Desventajas juegos en TDAH</w:t>
+      </w:r>
+      <w:bookmarkEnd w:id="34"/>
+    </w:p>
+    <w:p>
+      <w:pPr>
+        <w:pStyle w:val="Ttulo2"/>
+        <w:rPr>
+          <w:lang w:val="es-ES"/>
+        </w:rPr>
+      </w:pPr>
+      <w:bookmarkStart w:id="35" w:name="_Toc236763487"/>
+      <w:r>
+        <w:rPr>
+          <w:lang w:val="es-ES"/>
+        </w:rPr>
+        <w:t>Trabajos parecidos (Juegos serios para TDAH)</w:t>
+      </w:r>
+      <w:bookmarkEnd w:id="35"/>
+    </w:p>
+    <w:p>
+      <w:pPr>
+        <w:rPr>
+          <w:lang w:val="es-ES"/>
+        </w:rPr>
+      </w:pPr>
+    </w:p>
+    <w:p>
+      <w:pPr>
+        <w:rPr>
+          <w:lang w:val="es-ES"/>
+        </w:rPr>
+      </w:pPr>
+    </w:p>
+    <w:p>
+      <w:pPr>
+        <w:pStyle w:val="Ttulo1"/>
+        <w:rPr>
+          <w:lang w:val="es-ES"/>
+        </w:rPr>
+      </w:pPr>
+      <w:r>
+        <w:rPr>
+          <w:lang w:val="es-ES"/>
+        </w:rPr>
+        <w:br w:type="column"/>
+      </w:r>
+      <w:bookmarkStart w:id="36" w:name="_Toc236763488"/>
+      <w:r>
+        <w:rPr>
+          <w:lang w:val="es-ES"/>
+        </w:rPr>
+        <w:lastRenderedPageBreak/>
+        <w:t>Trabajo realizado</w:t>
+      </w:r>
+      <w:bookmarkEnd w:id="36"/>
+    </w:p>
+    <w:p>
+      <w:pPr>
+        <w:pStyle w:val="Ttulo2"/>
+        <w:rPr>
+          <w:lang w:val="es-ES"/>
+        </w:rPr>
+      </w:pPr>
+      <w:bookmarkStart w:id="37" w:name="_Toc236763489"/>
+      <w:r>
+        <w:rPr>
+          <w:lang w:val="es-ES"/>
+        </w:rPr>
+        <w:t>Diseño</w:t>
+      </w:r>
+      <w:bookmarkEnd w:id="37"/>
+    </w:p>
+    <w:p>
+      <w:pPr>
+        <w:pStyle w:val="Ttulo2"/>
+        <w:rPr>
+          <w:lang w:val="es-ES"/>
+        </w:rPr>
+      </w:pPr>
+      <w:bookmarkStart w:id="38" w:name="_Toc236763490"/>
+      <w:r>
+        <w:rPr>
+          <w:lang w:val="es-ES"/>
+        </w:rPr>
+        <w:t>Desarrollo</w:t>
+      </w:r>
+      <w:bookmarkEnd w:id="38"/>
+    </w:p>
+    <w:p>
+      <w:pPr>
+        <w:pStyle w:val="Ttulo2"/>
+        <w:rPr>
+          <w:lang w:val="es-ES"/>
+        </w:rPr>
+      </w:pPr>
+      <w:bookmarkStart w:id="39" w:name="_Toc236763491"/>
+      <w:r>
+        <w:rPr>
+          <w:lang w:val="es-ES"/>
+        </w:rPr>
+        <w:t>Pruebas</w:t>
+      </w:r>
+      <w:bookmarkEnd w:id="39"/>
+    </w:p>
+    <w:p>
+      <w:pPr>
+        <w:pStyle w:val="Ttulo2"/>
+        <w:rPr>
+          <w:lang w:val="es-ES"/>
+        </w:rPr>
+      </w:pPr>
+      <w:bookmarkStart w:id="40" w:name="_Toc236763492"/>
+      <w:r>
+        <w:rPr>
+          <w:lang w:val="es-ES"/>
+        </w:rPr>
+        <w:t>Datos</w:t>
+      </w:r>
+      <w:bookmarkEnd w:id="40"/>
+    </w:p>
+    <w:p>
+      <w:pPr>
+        <w:tabs>
+          <w:tab w:val="left" w:pos="1260"/>
+        </w:tabs>
         <w:rPr>
           <w:lang w:val="es-ES"/>
         </w:rPr>
@@ -4038,2038 +5473,7 @@
     </w:p>
     <w:p>
       <w:pPr>
-        <w:pStyle w:val="Ttulo1"/>
-        <w:rPr>
-          <w:lang w:val="es-ES"/>
-        </w:rPr>
-      </w:pPr>
-      <w:bookmarkStart w:id="16" w:name="_Toc116636441"/>
-      <w:bookmarkStart w:id="17" w:name="_Toc116637538"/>
-      <w:r>
-        <w:rPr>
-          <w:lang w:val="es-ES"/>
-        </w:rPr>
-        <w:lastRenderedPageBreak/>
-        <w:t>Capítulos varios</w:t>
-      </w:r>
-      <w:bookmarkEnd w:id="16"/>
-      <w:bookmarkEnd w:id="17"/>
-    </w:p>
-    <w:p>
-      <w:pPr>
-        <w:rPr>
-          <w:lang w:val="es-ES"/>
-        </w:rPr>
-      </w:pPr>
-      <w:r>
-        <w:rPr>
-          <w:lang w:val="es-ES"/>
-        </w:rPr>
-        <w:t xml:space="preserve">Este es un ejemplo de capítulo del Trabajo de Fin de </w:t>
-      </w:r>
-      <w:r>
-        <w:rPr>
-          <w:lang w:val="es-ES"/>
-        </w:rPr>
-        <w:t>Grado</w:t>
-      </w:r>
-      <w:r>
-        <w:rPr>
-          <w:lang w:val="es-ES"/>
-        </w:rPr>
-        <w:t xml:space="preserve">. Cada capítulo comienza con el nombre del capítulo. Este párrafo ha de usar el estilo Título 1, con el fin de que aparezca automáticamente en el </w:t>
-      </w:r>
-      <w:r>
-        <w:rPr>
-          <w:lang w:val="es-ES"/>
-        </w:rPr>
-        <w:fldChar w:fldCharType="begin"/>
-      </w:r>
-      <w:r>
-        <w:rPr>
-          <w:lang w:val="es-ES"/>
-        </w:rPr>
-        <w:instrText xml:space="preserve"> REF Indice \h </w:instrText>
-      </w:r>
-      <w:r>
-        <w:rPr>
-          <w:lang w:val="es-ES"/>
-        </w:rPr>
-      </w:r>
-      <w:r>
-        <w:rPr>
-          <w:lang w:val="es-ES"/>
-        </w:rPr>
-        <w:fldChar w:fldCharType="separate"/>
-      </w:r>
-      <w:r>
-        <w:t>Índice de contenidos</w:t>
-      </w:r>
-      <w:r>
-        <w:rPr>
-          <w:lang w:val="es-ES"/>
-        </w:rPr>
-        <w:fldChar w:fldCharType="end"/>
-      </w:r>
-      <w:r>
-        <w:rPr>
-          <w:lang w:val="es-ES"/>
-        </w:rPr>
-        <w:t xml:space="preserve"> (el índice se puede actualizar en cualquier momento pulsando sobre él con el botón derecho y seleccionando la opción </w:t>
-      </w:r>
-      <w:r>
-        <w:rPr>
-          <w:i/>
-          <w:lang w:val="es-ES"/>
-        </w:rPr>
-        <w:t>Actualizar campos</w:t>
-      </w:r>
-      <w:r>
-        <w:rPr>
-          <w:lang w:val="es-ES"/>
-        </w:rPr>
-        <w:t xml:space="preserve">. </w:t>
-      </w:r>
-    </w:p>
-    <w:p>
-      <w:pPr>
-        <w:rPr>
-          <w:lang w:val="es-ES"/>
-        </w:rPr>
-      </w:pPr>
-      <w:r>
-        <w:rPr>
-          <w:lang w:val="es-ES"/>
-        </w:rPr>
-        <w:t>Cada capítulo ha de terminar con un “</w:t>
-      </w:r>
-      <w:r>
-        <w:rPr>
-          <w:i/>
-          <w:lang w:val="es-ES"/>
-        </w:rPr>
-        <w:t>Salto de sección – Página impar</w:t>
-      </w:r>
-      <w:r>
-        <w:rPr>
-          <w:lang w:val="es-ES"/>
-        </w:rPr>
-        <w:t>” con el fin de que cada capítulo comience siempre en la misma página (como si de un libro se tratase), dejando una página en blanco si fuese necesario.</w:t>
-      </w:r>
-    </w:p>
-    <w:p>
-      <w:pPr>
-        <w:pStyle w:val="Ttulo2"/>
-        <w:rPr>
-          <w:lang w:val="es-ES"/>
-        </w:rPr>
-      </w:pPr>
-      <w:bookmarkStart w:id="18" w:name="_Toc116636442"/>
-      <w:bookmarkStart w:id="19" w:name="_Toc116637539"/>
-      <w:r>
-        <w:rPr>
-          <w:lang w:val="es-ES"/>
-        </w:rPr>
-        <w:t>Secciones de un capítulo (Título 2)</w:t>
-      </w:r>
-      <w:bookmarkEnd w:id="18"/>
-      <w:bookmarkEnd w:id="19"/>
-    </w:p>
-    <w:p>
-      <w:pPr>
-        <w:rPr>
-          <w:lang w:val="es-ES"/>
-        </w:rPr>
-      </w:pPr>
-      <w:r>
-        <w:rPr>
-          <w:lang w:val="es-ES"/>
-        </w:rPr>
-        <w:t>El título de las</w:t>
-      </w:r>
-      <w:r>
-        <w:rPr>
-          <w:lang w:val="es-ES"/>
-        </w:rPr>
-        <w:t xml:space="preserve"> secciones de un capítulo usa el estilo Título 2. Si necesitamos tener subsecciones entonces utilizaremos el estilo Título 3, como se ve a continuación.</w:t>
-      </w:r>
-      <w:r>
-        <w:rPr>
-          <w:lang w:val="es-ES"/>
-        </w:rPr>
-        <w:t xml:space="preserve"> </w:t>
-      </w:r>
-    </w:p>
-    <w:p>
-      <w:pPr>
-        <w:pStyle w:val="Ttulo3"/>
-        <w:rPr>
-          <w:lang w:val="es-ES"/>
-        </w:rPr>
-      </w:pPr>
-      <w:bookmarkStart w:id="20" w:name="_Toc116636443"/>
-      <w:bookmarkStart w:id="21" w:name="_Toc116637540"/>
-      <w:r>
-        <w:rPr>
-          <w:lang w:val="es-ES"/>
-        </w:rPr>
-        <w:t>Subsecciones (Título 3)</w:t>
-      </w:r>
-      <w:bookmarkEnd w:id="20"/>
-      <w:bookmarkEnd w:id="21"/>
-    </w:p>
-    <w:p>
-      <w:pPr>
-        <w:rPr>
-          <w:lang w:val="es-ES"/>
-        </w:rPr>
-      </w:pPr>
-      <w:r>
-        <w:rPr>
-          <w:lang w:val="es-ES"/>
-        </w:rPr>
-        <w:t>L</w:t>
-      </w:r>
-      <w:r>
-        <w:rPr>
-          <w:lang w:val="es-ES"/>
-        </w:rPr>
-        <w:t>o</w:t>
-      </w:r>
-      <w:r>
-        <w:rPr>
-          <w:lang w:val="es-ES"/>
-        </w:rPr>
-        <w:t xml:space="preserve">s </w:t>
-      </w:r>
-      <w:r>
-        <w:rPr>
-          <w:lang w:val="es-ES"/>
-        </w:rPr>
-        <w:t xml:space="preserve">títulos de las </w:t>
-      </w:r>
-      <w:r>
-        <w:rPr>
-          <w:lang w:val="es-ES"/>
-        </w:rPr>
-        <w:t>subsecciones usan el estilo Título 3. Es posible que una subsección tenga también sub-subsecciones, como veremos a continuación.</w:t>
-      </w:r>
-    </w:p>
-    <w:p>
-      <w:pPr>
-        <w:pStyle w:val="Ttulo4"/>
-        <w:rPr>
-          <w:lang w:val="es-ES"/>
-        </w:rPr>
-      </w:pPr>
-      <w:r>
-        <w:rPr>
-          <w:lang w:val="es-ES"/>
-        </w:rPr>
-        <w:t>Sub-subsecciones (Título 4)</w:t>
-      </w:r>
-    </w:p>
-    <w:p>
-      <w:pPr>
-        <w:rPr>
-          <w:lang w:val="es-ES"/>
-        </w:rPr>
-      </w:pPr>
-      <w:r>
-        <w:rPr>
-          <w:lang w:val="es-ES"/>
-        </w:rPr>
-        <w:t>Las sub-subseccion</w:t>
-      </w:r>
-      <w:r>
-        <w:rPr>
-          <w:lang w:val="es-ES"/>
-        </w:rPr>
-        <w:t xml:space="preserve">es utilizan el estilo Título 4. </w:t>
-      </w:r>
-      <w:r>
-        <w:rPr>
-          <w:lang w:val="es-ES"/>
-        </w:rPr>
-        <w:t>E</w:t>
-      </w:r>
-      <w:r>
-        <w:rPr>
-          <w:lang w:val="es-ES"/>
-        </w:rPr>
-        <w:t xml:space="preserve">stas no aparecen en el </w:t>
-      </w:r>
-      <w:r>
-        <w:rPr>
-          <w:lang w:val="es-ES"/>
-        </w:rPr>
-        <w:fldChar w:fldCharType="begin"/>
-      </w:r>
-      <w:r>
-        <w:rPr>
-          <w:lang w:val="es-ES"/>
-        </w:rPr>
-        <w:instrText xml:space="preserve"> REF Indice \h </w:instrText>
-      </w:r>
-      <w:r>
-        <w:rPr>
-          <w:lang w:val="es-ES"/>
-        </w:rPr>
-      </w:r>
-      <w:r>
-        <w:rPr>
-          <w:lang w:val="es-ES"/>
-        </w:rPr>
-        <w:fldChar w:fldCharType="separate"/>
-      </w:r>
-      <w:r>
-        <w:t>Índice de contenidos</w:t>
-      </w:r>
-      <w:r>
-        <w:rPr>
-          <w:lang w:val="es-ES"/>
-        </w:rPr>
-        <w:fldChar w:fldCharType="end"/>
-      </w:r>
-      <w:r>
-        <w:rPr>
-          <w:lang w:val="es-ES"/>
-        </w:rPr>
-        <w:t xml:space="preserve">. </w:t>
-      </w:r>
-      <w:r>
-        <w:rPr>
-          <w:lang w:val="es-ES"/>
-        </w:rPr>
-        <w:t xml:space="preserve">No se recomienda bajar más de nivel. </w:t>
-      </w:r>
-      <w:r>
-        <w:rPr>
-          <w:lang w:val="es-ES"/>
-        </w:rPr>
-        <w:t>El estilo Título 5 está reservado para los nombres de los capítulos en inglés, mientras que</w:t>
-      </w:r>
-      <w:r>
-        <w:rPr>
-          <w:lang w:val="es-ES"/>
-        </w:rPr>
-        <w:t xml:space="preserve"> el resto</w:t>
-      </w:r>
-      <w:r>
-        <w:rPr>
-          <w:lang w:val="es-ES"/>
-        </w:rPr>
-        <w:t xml:space="preserve"> de </w:t>
-      </w:r>
-      <w:r>
-        <w:rPr>
-          <w:lang w:val="es-ES"/>
-        </w:rPr>
-        <w:t>los estilos</w:t>
-      </w:r>
-      <w:r>
-        <w:rPr>
-          <w:lang w:val="es-ES"/>
-        </w:rPr>
-        <w:t xml:space="preserve"> de títulos (Título 6</w:t>
-      </w:r>
-      <w:r>
-        <w:rPr>
-          <w:lang w:val="es-ES"/>
-        </w:rPr>
-        <w:t xml:space="preserve">, Título </w:t>
-      </w:r>
-      <w:r>
-        <w:rPr>
-          <w:lang w:val="es-ES"/>
-        </w:rPr>
-        <w:t>7</w:t>
-      </w:r>
-      <w:r>
-        <w:rPr>
-          <w:lang w:val="es-ES"/>
-        </w:rPr>
-        <w:t>…) se reservan para las secciones de los apéndices.</w:t>
-      </w:r>
-    </w:p>
-    <w:p>
-      <w:pPr>
-        <w:pStyle w:val="Ttulo2"/>
-        <w:rPr>
-          <w:lang w:val="es-ES"/>
-        </w:rPr>
-      </w:pPr>
-      <w:bookmarkStart w:id="22" w:name="_Toc116636444"/>
-      <w:bookmarkStart w:id="23" w:name="_Toc116637541"/>
-      <w:r>
-        <w:rPr>
-          <w:lang w:val="es-ES"/>
-        </w:rPr>
-        <w:t>Listas numeradas y con viñetas</w:t>
-      </w:r>
-      <w:bookmarkEnd w:id="22"/>
-      <w:bookmarkEnd w:id="23"/>
-    </w:p>
-    <w:p>
-      <w:pPr>
-        <w:pStyle w:val="Textoindependiente"/>
-        <w:rPr>
-          <w:lang w:val="es-ES"/>
-        </w:rPr>
-      </w:pPr>
-      <w:r>
-        <w:rPr>
-          <w:lang w:val="es-ES"/>
-        </w:rPr>
-        <w:t xml:space="preserve">Para hacer listas numeradas (como las que aparecen en la </w:t>
-      </w:r>
-      <w:r>
-        <w:rPr>
-          <w:lang w:val="es-ES"/>
-        </w:rPr>
-        <w:fldChar w:fldCharType="begin"/>
-      </w:r>
-      <w:r>
-        <w:rPr>
-          <w:lang w:val="es-ES"/>
-        </w:rPr>
-        <w:instrText xml:space="preserve"> REF _Ref11682300 \h </w:instrText>
-      </w:r>
-      <w:r>
-        <w:rPr>
-          <w:lang w:val="es-ES"/>
-        </w:rPr>
-      </w:r>
-      <w:r>
-        <w:rPr>
-          <w:lang w:val="es-ES"/>
-        </w:rPr>
-        <w:fldChar w:fldCharType="separate"/>
-      </w:r>
-      <w:r>
-        <w:t>Introducción</w:t>
-      </w:r>
-      <w:r>
-        <w:rPr>
-          <w:lang w:val="es-ES"/>
-        </w:rPr>
-        <w:fldChar w:fldCharType="end"/>
-      </w:r>
-      <w:r>
-        <w:rPr>
-          <w:lang w:val="es-ES"/>
-        </w:rPr>
-        <w:t xml:space="preserve"> de este documento) se recomienda utilizar los estilos Lista con números y Lista con Viñetas, respectivamente.</w:t>
-      </w:r>
-    </w:p>
-    <w:p>
-      <w:pPr>
-        <w:rPr>
-          <w:lang w:val="es-ES"/>
-        </w:rPr>
-      </w:pPr>
-      <w:r>
-        <w:rPr>
-          <w:lang w:val="es-ES"/>
-        </w:rPr>
-        <w:lastRenderedPageBreak/>
-        <w:t xml:space="preserve">En caso de listas con varios niveles se recomienda hacer uso de las opciones de creación de listas multinivel que proporciona Word y que ayudan a gestionar el aspecto y los estilos de numeración de cada uno de los niveles. </w:t>
-      </w:r>
-    </w:p>
-    <w:p>
-      <w:pPr>
-        <w:pStyle w:val="Ttulo2"/>
-        <w:rPr>
-          <w:lang w:val="es-ES"/>
-        </w:rPr>
-      </w:pPr>
-      <w:bookmarkStart w:id="24" w:name="_Toc116636445"/>
-      <w:bookmarkStart w:id="25" w:name="_Toc116637542"/>
-      <w:r>
-        <w:rPr>
-          <w:lang w:val="es-ES"/>
-        </w:rPr>
-        <w:t>Figuras y tablas</w:t>
-      </w:r>
-      <w:bookmarkEnd w:id="24"/>
-      <w:bookmarkEnd w:id="25"/>
-    </w:p>
-    <w:p>
-      <w:pPr>
-        <w:rPr>
-          <w:lang w:val="es-ES"/>
-        </w:rPr>
-      </w:pPr>
-      <w:r>
-        <w:rPr>
-          <w:lang w:val="es-ES"/>
-        </w:rPr>
-        <w:t>En la memoria es</w:t>
-      </w:r>
-      <w:r>
-        <w:rPr>
-          <w:lang w:val="es-ES"/>
-        </w:rPr>
-        <w:t xml:space="preserve"> conveniente incorporar alguna figura explicativa que ayude a la comprensión del texto escrito. En la </w:t>
-      </w:r>
-      <w:r>
-        <w:rPr>
-          <w:lang w:val="es-ES"/>
-        </w:rPr>
-        <w:fldChar w:fldCharType="begin"/>
-      </w:r>
-      <w:r>
-        <w:rPr>
-          <w:lang w:val="es-ES"/>
-        </w:rPr>
-        <w:instrText xml:space="preserve"> REF _Ref116635864 </w:instrText>
-      </w:r>
-      <w:r>
-        <w:rPr>
-          <w:lang w:val="es-ES"/>
-        </w:rPr>
-        <w:fldChar w:fldCharType="separate"/>
-      </w:r>
-      <w:r>
-        <w:t xml:space="preserve">Figura </w:t>
-      </w:r>
-      <w:r>
-        <w:rPr>
-          <w:noProof/>
-        </w:rPr>
-        <w:t>3</w:t>
-      </w:r>
-      <w:r>
-        <w:noBreakHyphen/>
-      </w:r>
-      <w:r>
-        <w:rPr>
-          <w:noProof/>
-        </w:rPr>
-        <w:t>1</w:t>
-      </w:r>
-      <w:r>
-        <w:rPr>
-          <w:lang w:val="es-ES"/>
-        </w:rPr>
-        <w:fldChar w:fldCharType="end"/>
-      </w:r>
-      <w:r>
-        <w:rPr>
-          <w:lang w:val="es-ES"/>
-        </w:rPr>
-        <w:t xml:space="preserve"> </w:t>
-      </w:r>
-      <w:r>
-        <w:rPr>
-          <w:lang w:val="es-ES"/>
-        </w:rPr>
-        <w:t>se muestra un ejemplo.</w:t>
-      </w:r>
-      <w:r>
-        <w:rPr>
-          <w:lang w:val="es-ES"/>
-        </w:rPr>
-        <w:t xml:space="preserve"> Todas las figuras que se añadan han de estar referenciadas desde el texto (como acabamos de hacer) por lo que se recomienda que, cada vez que se inserte una imagen, se sigan los pasos que se detallan a continuación.</w:t>
-      </w:r>
-    </w:p>
-    <w:p>
-      <w:pPr>
-        <w:rPr>
-          <w:i/>
-          <w:lang w:val="es-ES"/>
-        </w:rPr>
-      </w:pPr>
-      <w:r>
-        <w:rPr>
-          <w:lang w:val="es-ES"/>
-        </w:rPr>
-        <w:t xml:space="preserve">Una vez que se </w:t>
-      </w:r>
-      <w:r>
-        <w:rPr>
-          <w:lang w:val="es-ES"/>
-        </w:rPr>
-        <w:t>insertar la imagen pulsar</w:t>
-      </w:r>
-      <w:r>
-        <w:rPr>
-          <w:lang w:val="es-ES"/>
-        </w:rPr>
-        <w:t>emos</w:t>
-      </w:r>
-      <w:r>
-        <w:rPr>
-          <w:lang w:val="es-ES"/>
-        </w:rPr>
-        <w:t xml:space="preserve"> con el botón derecho sobre ella y seleccionar</w:t>
-      </w:r>
-      <w:r>
-        <w:rPr>
-          <w:lang w:val="es-ES"/>
-        </w:rPr>
-        <w:t>emos</w:t>
-      </w:r>
-      <w:r>
-        <w:rPr>
-          <w:lang w:val="es-ES"/>
-        </w:rPr>
-        <w:t xml:space="preserve"> la opción Insertar Título.</w:t>
-      </w:r>
-      <w:r>
-        <w:rPr>
-          <w:lang w:val="es-ES"/>
-        </w:rPr>
-        <w:t xml:space="preserve"> Aparecerá un menú como el de la </w:t>
-      </w:r>
-      <w:r>
-        <w:rPr>
-          <w:lang w:val="es-ES"/>
-        </w:rPr>
-        <w:fldChar w:fldCharType="begin"/>
-      </w:r>
-      <w:r>
-        <w:rPr>
-          <w:lang w:val="es-ES"/>
-        </w:rPr>
-        <w:instrText xml:space="preserve"> REF _Ref116635864 </w:instrText>
-      </w:r>
-      <w:r>
-        <w:rPr>
-          <w:lang w:val="es-ES"/>
-        </w:rPr>
-        <w:fldChar w:fldCharType="separate"/>
-      </w:r>
-      <w:r>
-        <w:t xml:space="preserve">Figura </w:t>
-      </w:r>
-      <w:r>
-        <w:rPr>
-          <w:noProof/>
-        </w:rPr>
-        <w:t>3</w:t>
-      </w:r>
-      <w:r>
-        <w:noBreakHyphen/>
-      </w:r>
-      <w:r>
-        <w:rPr>
-          <w:noProof/>
-        </w:rPr>
-        <w:t>1</w:t>
-      </w:r>
-      <w:r>
-        <w:rPr>
-          <w:lang w:val="es-ES"/>
-        </w:rPr>
-        <w:fldChar w:fldCharType="end"/>
-      </w:r>
-      <w:r>
-        <w:rPr>
-          <w:lang w:val="es-ES"/>
-        </w:rPr>
-        <w:t>. En el desplegable seleccionaremos el rótulo Figura</w:t>
-      </w:r>
-      <w:r>
-        <w:rPr>
-          <w:lang w:val="es-ES"/>
-        </w:rPr>
-        <w:t xml:space="preserve">. </w:t>
-      </w:r>
-      <w:r>
-        <w:rPr>
-          <w:lang w:val="es-ES"/>
-        </w:rPr>
-        <w:t>Al hacer esto</w:t>
-      </w:r>
-      <w:r>
-        <w:rPr>
-          <w:lang w:val="es-ES"/>
-        </w:rPr>
-        <w:t xml:space="preserve">, generaremos de manera </w:t>
-      </w:r>
-      <w:r>
-        <w:rPr>
-          <w:lang w:val="es-ES"/>
-        </w:rPr>
-        <w:t xml:space="preserve">automática </w:t>
-      </w:r>
-      <w:r>
-        <w:rPr>
-          <w:lang w:val="es-ES"/>
-        </w:rPr>
-        <w:t>el texto “Figura X-Y”</w:t>
-      </w:r>
-      <w:r>
-        <w:rPr>
-          <w:lang w:val="es-ES"/>
-        </w:rPr>
-        <w:t xml:space="preserve">, lo que permite que </w:t>
-      </w:r>
-      <w:r>
-        <w:rPr>
-          <w:lang w:val="es-ES"/>
-        </w:rPr>
-        <w:t xml:space="preserve">la numeración de </w:t>
-      </w:r>
-      <w:r>
-        <w:rPr>
-          <w:lang w:val="es-ES"/>
-        </w:rPr>
-        <w:t>las figuras se</w:t>
-      </w:r>
-      <w:r>
-        <w:rPr>
-          <w:lang w:val="es-ES"/>
-        </w:rPr>
-        <w:t>a</w:t>
-      </w:r>
-      <w:r>
-        <w:rPr>
-          <w:lang w:val="es-ES"/>
-        </w:rPr>
-        <w:t xml:space="preserve"> gestionada de </w:t>
-      </w:r>
-      <w:r>
-        <w:rPr>
-          <w:lang w:val="es-ES"/>
-        </w:rPr>
-        <w:t>manera automática</w:t>
-      </w:r>
-      <w:r>
-        <w:rPr>
-          <w:lang w:val="es-ES"/>
-        </w:rPr>
-        <w:t xml:space="preserve"> por Word</w:t>
-      </w:r>
-      <w:r>
-        <w:rPr>
-          <w:lang w:val="es-ES"/>
-        </w:rPr>
-        <w:t xml:space="preserve">, </w:t>
-      </w:r>
-      <w:r>
-        <w:rPr>
-          <w:lang w:val="es-ES"/>
-        </w:rPr>
-        <w:t xml:space="preserve">que </w:t>
-      </w:r>
-      <w:r>
-        <w:rPr>
-          <w:lang w:val="es-ES"/>
-        </w:rPr>
-        <w:t xml:space="preserve">las figuras creadas </w:t>
-      </w:r>
-      <w:r>
-        <w:rPr>
-          <w:lang w:val="es-ES"/>
-        </w:rPr>
-        <w:t>aparezcan</w:t>
-      </w:r>
-      <w:r>
-        <w:rPr>
-          <w:lang w:val="es-ES"/>
-        </w:rPr>
-        <w:t xml:space="preserve"> automáticamente en </w:t>
-      </w:r>
-      <w:r>
-        <w:rPr>
-          <w:lang w:val="es-ES"/>
-        </w:rPr>
-        <w:t xml:space="preserve">el </w:t>
-      </w:r>
-      <w:r>
-        <w:rPr>
-          <w:lang w:val="es-ES"/>
-        </w:rPr>
-        <w:fldChar w:fldCharType="begin"/>
-      </w:r>
-      <w:r>
-        <w:rPr>
-          <w:lang w:val="es-ES"/>
-        </w:rPr>
-        <w:instrText xml:space="preserve"> REF IndiceFiguras \h </w:instrText>
-      </w:r>
-      <w:r>
-        <w:rPr>
-          <w:lang w:val="es-ES"/>
-        </w:rPr>
-      </w:r>
-      <w:r>
-        <w:rPr>
-          <w:lang w:val="es-ES"/>
-        </w:rPr>
-        <w:fldChar w:fldCharType="separate"/>
-      </w:r>
-      <w:r>
-        <w:t xml:space="preserve">Índice de </w:t>
-      </w:r>
-      <w:r>
-        <w:t>figuras</w:t>
-      </w:r>
-      <w:r>
-        <w:rPr>
-          <w:lang w:val="es-ES"/>
-        </w:rPr>
-        <w:fldChar w:fldCharType="end"/>
-      </w:r>
-      <w:r>
-        <w:rPr>
-          <w:lang w:val="es-ES"/>
-        </w:rPr>
-        <w:t xml:space="preserve"> </w:t>
-      </w:r>
-      <w:r>
-        <w:rPr>
-          <w:lang w:val="es-ES"/>
-        </w:rPr>
-        <w:t xml:space="preserve">y </w:t>
-      </w:r>
-      <w:r>
-        <w:rPr>
-          <w:lang w:val="es-ES"/>
-        </w:rPr>
-        <w:t>que podamos</w:t>
-      </w:r>
-      <w:r>
-        <w:rPr>
-          <w:lang w:val="es-ES"/>
-        </w:rPr>
-        <w:t xml:space="preserve"> hacer referencia a ellas desde el texto utilizando la opción </w:t>
-      </w:r>
-      <w:r>
-        <w:rPr>
-          <w:i/>
-          <w:lang w:val="es-ES"/>
-        </w:rPr>
-        <w:t>Referencia Cruzada</w:t>
-      </w:r>
-      <w:r>
-        <w:rPr>
-          <w:lang w:val="es-ES"/>
-        </w:rPr>
-        <w:t xml:space="preserve"> del menú </w:t>
-      </w:r>
-      <w:r>
-        <w:rPr>
-          <w:i/>
-          <w:lang w:val="es-ES"/>
-        </w:rPr>
-        <w:t>Insertar – Vínculos.</w:t>
-      </w:r>
-      <w:r>
-        <w:rPr>
-          <w:i/>
-          <w:lang w:val="es-ES"/>
-        </w:rPr>
-        <w:t xml:space="preserve"> </w:t>
-      </w:r>
-      <w:r>
-        <w:rPr>
-          <w:lang w:val="es-ES"/>
-        </w:rPr>
-        <w:t>Para que la figura aparezca centrada se puede utilizar el estilo Descripción, que es el mismo que el usado en el pie de la figura.</w:t>
-      </w:r>
-    </w:p>
-    <w:p>
-      <w:pPr>
-        <w:pStyle w:val="PieFigura"/>
-        <w:keepNext/>
-      </w:pPr>
-      <w:r>
-        <w:rPr>
-          <w:noProof/>
-        </w:rPr>
-        <w:drawing>
-          <wp:inline distT="0" distB="0" distL="0" distR="0" wp14:anchorId="31A62FD0" wp14:editId="3948A974">
-            <wp:extent cx="2438400" cy="1895659"/>
-            <wp:effectExtent l="0" t="0" r="0" b="9525"/>
-            <wp:docPr id="2" name="Imagen 2" descr="Interfaz de usuario gráfica, Texto, Aplicación, Correo electrónico&#10;&#10;Descripción generada automáticamente"/>
-            <wp:cNvGraphicFramePr>
-              <a:graphicFrameLocks xmlns:a="http://schemas.openxmlformats.org/drawingml/2006/main" noChangeAspect="1"/>
-            </wp:cNvGraphicFramePr>
-            <a:graphic xmlns:a="http://schemas.openxmlformats.org/drawingml/2006/main">
-              <a:graphicData uri="http://schemas.openxmlformats.org/drawingml/2006/picture">
-                <pic:pic xmlns:pic="http://schemas.openxmlformats.org/drawingml/2006/picture">
-                  <pic:nvPicPr>
-                    <pic:cNvPr id="2" name="Imagen 2" descr="Interfaz de usuario gráfica, Texto, Aplicación, Correo electrónico&#10;&#10;Descripción generada automáticamente"/>
-                    <pic:cNvPicPr/>
-                  </pic:nvPicPr>
-                  <pic:blipFill>
-                    <a:blip r:embed="rId13">
-                      <a:extLst>
-                        <a:ext uri="{28A0092B-C50C-407E-A947-70E740481C1C}">
-                          <a14:useLocalDpi xmlns:a14="http://schemas.microsoft.com/office/drawing/2010/main" val="0"/>
-                        </a:ext>
-                      </a:extLst>
-                    </a:blip>
-                    <a:stretch>
-                      <a:fillRect/>
-                    </a:stretch>
-                  </pic:blipFill>
-                  <pic:spPr>
-                    <a:xfrm>
-                      <a:off x="0" y="0"/>
-                      <a:ext cx="2441646" cy="1898182"/>
-                    </a:xfrm>
-                    <a:prstGeom prst="rect">
-                      <a:avLst/>
-                    </a:prstGeom>
-                  </pic:spPr>
-                </pic:pic>
-              </a:graphicData>
-            </a:graphic>
-          </wp:inline>
-        </w:drawing>
-      </w:r>
-    </w:p>
-    <w:p>
-      <w:pPr>
-        <w:pStyle w:val="Descripcin"/>
-      </w:pPr>
-      <w:bookmarkStart w:id="26" w:name="_Ref116635864"/>
-      <w:bookmarkStart w:id="27" w:name="_Toc116637587"/>
-      <w:r>
-        <w:t xml:space="preserve">Figura </w:t>
-      </w:r>
-      <w:r>
-        <w:fldChar w:fldCharType="begin"/>
-      </w:r>
-      <w:r>
-        <w:instrText xml:space="preserve"> STYLEREF 1 \s </w:instrText>
-      </w:r>
-      <w:r>
-        <w:fldChar w:fldCharType="separate"/>
-      </w:r>
-      <w:r>
-        <w:rPr>
-          <w:noProof/>
-        </w:rPr>
-        <w:t>3</w:t>
-      </w:r>
-      <w:r>
-        <w:fldChar w:fldCharType="end"/>
-      </w:r>
-      <w:r>
-        <w:noBreakHyphen/>
-      </w:r>
-      <w:r>
-        <w:fldChar w:fldCharType="begin"/>
-      </w:r>
-      <w:r>
-        <w:instrText xml:space="preserve"> SEQ Figura \* ARABIC \s 1 </w:instrText>
-      </w:r>
-      <w:r>
-        <w:fldChar w:fldCharType="separate"/>
-      </w:r>
-      <w:r>
-        <w:rPr>
-          <w:noProof/>
-        </w:rPr>
-        <w:t>1</w:t>
-      </w:r>
-      <w:r>
-        <w:fldChar w:fldCharType="end"/>
-      </w:r>
-      <w:bookmarkEnd w:id="26"/>
-      <w:r>
-        <w:t>.</w:t>
-      </w:r>
-      <w:r>
-        <w:t xml:space="preserve"> Ejemplo de figura</w:t>
-      </w:r>
-      <w:bookmarkEnd w:id="27"/>
-    </w:p>
-    <w:p>
-      <w:pPr>
-        <w:rPr>
-          <w:lang w:val="es-ES"/>
-        </w:rPr>
-      </w:pPr>
-      <w:r>
-        <w:rPr>
-          <w:lang w:val="es-ES"/>
-        </w:rPr>
-        <w:t>Del mismo modo, las tablas nos ayudan a mostrar ciertos resultados de nuestro</w:t>
-      </w:r>
-      <w:r>
-        <w:rPr>
-          <w:lang w:val="es-ES"/>
-        </w:rPr>
-        <w:t xml:space="preserve"> trabajo. El estilo de la tabla depende de los contenidos de </w:t>
-      </w:r>
-      <w:r>
-        <w:rPr>
-          <w:lang w:val="es-ES"/>
-        </w:rPr>
-        <w:t>esta</w:t>
-      </w:r>
-      <w:r>
-        <w:rPr>
-          <w:lang w:val="es-ES"/>
-        </w:rPr>
-        <w:t xml:space="preserve">. De todos modos, se ha </w:t>
-      </w:r>
-      <w:r>
-        <w:rPr>
-          <w:lang w:val="es-ES"/>
-        </w:rPr>
-        <w:lastRenderedPageBreak/>
-        <w:t xml:space="preserve">creado un estilo Texto Tabla de referencia. Se puede ver un ejemplo de este estilo en la </w:t>
-      </w:r>
-      <w:r>
-        <w:rPr>
-          <w:lang w:val="es-ES"/>
-        </w:rPr>
-        <w:fldChar w:fldCharType="begin"/>
-      </w:r>
-      <w:r>
-        <w:rPr>
-          <w:lang w:val="es-ES"/>
-        </w:rPr>
-        <w:instrText xml:space="preserve"> REF _Ref11681936 \h </w:instrText>
-      </w:r>
-      <w:r>
-        <w:rPr>
-          <w:lang w:val="es-ES"/>
-        </w:rPr>
-      </w:r>
-      <w:r>
-        <w:rPr>
-          <w:lang w:val="es-ES"/>
-        </w:rPr>
-        <w:fldChar w:fldCharType="separate"/>
-      </w:r>
-      <w:r>
-        <w:t xml:space="preserve">Tabla </w:t>
-      </w:r>
-      <w:r>
-        <w:rPr>
-          <w:noProof/>
-        </w:rPr>
-        <w:t>3</w:t>
-      </w:r>
-      <w:r>
-        <w:noBreakHyphen/>
-      </w:r>
-      <w:r>
-        <w:rPr>
-          <w:noProof/>
-        </w:rPr>
-        <w:t>1</w:t>
-      </w:r>
-      <w:r>
-        <w:rPr>
-          <w:lang w:val="es-ES"/>
-        </w:rPr>
-        <w:fldChar w:fldCharType="end"/>
-      </w:r>
-      <w:r>
-        <w:rPr>
-          <w:lang w:val="es-ES"/>
-        </w:rPr>
-        <w:t xml:space="preserve">. </w:t>
-      </w:r>
-    </w:p>
-    <w:tbl>
-      <w:tblPr>
-        <w:tblW w:w="0" w:type="auto"/>
-        <w:jc w:val="center"/>
-        <w:tblBorders>
-          <w:top w:val="single" w:sz="4" w:space="0" w:color="auto"/>
-          <w:left w:val="single" w:sz="4" w:space="0" w:color="auto"/>
-          <w:bottom w:val="single" w:sz="4" w:space="0" w:color="auto"/>
-          <w:right w:val="single" w:sz="4" w:space="0" w:color="auto"/>
-          <w:insideH w:val="single" w:sz="4" w:space="0" w:color="auto"/>
-          <w:insideV w:val="single" w:sz="4" w:space="0" w:color="auto"/>
-        </w:tblBorders>
-        <w:tblLook w:val="0000" w:firstRow="0" w:lastRow="0" w:firstColumn="0" w:lastColumn="0" w:noHBand="0" w:noVBand="0"/>
-      </w:tblPr>
-      <w:tblGrid>
-        <w:gridCol w:w="1483"/>
-        <w:gridCol w:w="1350"/>
-        <w:gridCol w:w="1337"/>
-        <w:gridCol w:w="1337"/>
-        <w:gridCol w:w="1350"/>
-      </w:tblGrid>
-      <w:tr>
-        <w:trPr>
-          <w:jc w:val="center"/>
-        </w:trPr>
-        <w:tc>
-          <w:tcPr>
-            <w:tcW w:w="1483" w:type="dxa"/>
-          </w:tcPr>
-          <w:p>
-            <w:pPr>
-              <w:pStyle w:val="Textotabla"/>
-            </w:pPr>
-            <w:r>
-              <w:t>A-D</w:t>
-            </w:r>
-          </w:p>
-        </w:tc>
-        <w:tc>
-          <w:tcPr>
-            <w:tcW w:w="1350" w:type="dxa"/>
-          </w:tcPr>
-          <w:p>
-            <w:pPr>
-              <w:pStyle w:val="Textotabla"/>
-            </w:pPr>
-            <w:r>
-              <w:t>A</w:t>
-            </w:r>
-          </w:p>
-        </w:tc>
-        <w:tc>
-          <w:tcPr>
-            <w:tcW w:w="1337" w:type="dxa"/>
-          </w:tcPr>
-          <w:p>
-            <w:pPr>
-              <w:pStyle w:val="Textotabla"/>
-            </w:pPr>
-            <w:r>
-              <w:t>B</w:t>
-            </w:r>
-          </w:p>
-        </w:tc>
-        <w:tc>
-          <w:tcPr>
-            <w:tcW w:w="1337" w:type="dxa"/>
-          </w:tcPr>
-          <w:p>
-            <w:pPr>
-              <w:pStyle w:val="Textotabla"/>
-            </w:pPr>
-            <w:r>
-              <w:t>C</w:t>
-            </w:r>
-          </w:p>
-        </w:tc>
-        <w:tc>
-          <w:tcPr>
-            <w:tcW w:w="1350" w:type="dxa"/>
-          </w:tcPr>
-          <w:p>
-            <w:pPr>
-              <w:pStyle w:val="Textotabla"/>
-            </w:pPr>
-            <w:r>
-              <w:t>D</w:t>
-            </w:r>
-          </w:p>
-        </w:tc>
-      </w:tr>
-      <w:tr>
-        <w:trPr>
-          <w:jc w:val="center"/>
-        </w:trPr>
-        <w:tc>
-          <w:tcPr>
-            <w:tcW w:w="1483" w:type="dxa"/>
-          </w:tcPr>
-          <w:p>
-            <w:pPr>
-              <w:pStyle w:val="Textotabla"/>
-            </w:pPr>
-            <w:r>
-              <w:t>1</w:t>
-            </w:r>
-          </w:p>
-        </w:tc>
-        <w:tc>
-          <w:tcPr>
-            <w:tcW w:w="1350" w:type="dxa"/>
-          </w:tcPr>
-          <w:p>
-            <w:pPr>
-              <w:pStyle w:val="Textotabla"/>
-            </w:pPr>
-            <w:r>
-              <w:t>A1</w:t>
-            </w:r>
-          </w:p>
-        </w:tc>
-        <w:tc>
-          <w:tcPr>
-            <w:tcW w:w="1337" w:type="dxa"/>
-          </w:tcPr>
-          <w:p>
-            <w:pPr>
-              <w:pStyle w:val="Textotabla"/>
-            </w:pPr>
-            <w:r>
-              <w:t>B1</w:t>
-            </w:r>
-          </w:p>
-        </w:tc>
-        <w:tc>
-          <w:tcPr>
-            <w:tcW w:w="1337" w:type="dxa"/>
-          </w:tcPr>
-          <w:p>
-            <w:pPr>
-              <w:pStyle w:val="Textotabla"/>
-            </w:pPr>
-            <w:r>
-              <w:t>C1</w:t>
-            </w:r>
-          </w:p>
-        </w:tc>
-        <w:tc>
-          <w:tcPr>
-            <w:tcW w:w="1350" w:type="dxa"/>
-          </w:tcPr>
-          <w:p>
-            <w:pPr>
-              <w:pStyle w:val="Textotabla"/>
-            </w:pPr>
-            <w:r>
-              <w:t>D1</w:t>
-            </w:r>
-          </w:p>
-        </w:tc>
-      </w:tr>
-      <w:tr>
-        <w:trPr>
-          <w:jc w:val="center"/>
-        </w:trPr>
-        <w:tc>
-          <w:tcPr>
-            <w:tcW w:w="1483" w:type="dxa"/>
-          </w:tcPr>
-          <w:p>
-            <w:pPr>
-              <w:pStyle w:val="Textotabla"/>
-            </w:pPr>
-            <w:r>
-              <w:t>2</w:t>
-            </w:r>
-          </w:p>
-        </w:tc>
-        <w:tc>
-          <w:tcPr>
-            <w:tcW w:w="1350" w:type="dxa"/>
-          </w:tcPr>
-          <w:p>
-            <w:pPr>
-              <w:pStyle w:val="Textotabla"/>
-            </w:pPr>
-            <w:r>
-              <w:t>A2</w:t>
-            </w:r>
-          </w:p>
-        </w:tc>
-        <w:tc>
-          <w:tcPr>
-            <w:tcW w:w="1337" w:type="dxa"/>
-          </w:tcPr>
-          <w:p>
-            <w:pPr>
-              <w:pStyle w:val="Textotabla"/>
-            </w:pPr>
-            <w:r>
-              <w:t>B2</w:t>
-            </w:r>
-          </w:p>
-        </w:tc>
-        <w:tc>
-          <w:tcPr>
-            <w:tcW w:w="1337" w:type="dxa"/>
-          </w:tcPr>
-          <w:p>
-            <w:pPr>
-              <w:pStyle w:val="Textotabla"/>
-            </w:pPr>
-            <w:r>
-              <w:t>C2</w:t>
-            </w:r>
-          </w:p>
-        </w:tc>
-        <w:tc>
-          <w:tcPr>
-            <w:tcW w:w="1350" w:type="dxa"/>
-          </w:tcPr>
-          <w:p>
-            <w:pPr>
-              <w:pStyle w:val="Textotabla"/>
-            </w:pPr>
-            <w:r>
-              <w:t>D2</w:t>
-            </w:r>
-          </w:p>
-        </w:tc>
-      </w:tr>
-      <w:tr>
-        <w:trPr>
-          <w:jc w:val="center"/>
-        </w:trPr>
-        <w:tc>
-          <w:tcPr>
-            <w:tcW w:w="1483" w:type="dxa"/>
-          </w:tcPr>
-          <w:p>
-            <w:pPr>
-              <w:pStyle w:val="Textotabla"/>
-            </w:pPr>
-            <w:r>
-              <w:t>3</w:t>
-            </w:r>
-          </w:p>
-        </w:tc>
-        <w:tc>
-          <w:tcPr>
-            <w:tcW w:w="1350" w:type="dxa"/>
-          </w:tcPr>
-          <w:p>
-            <w:pPr>
-              <w:pStyle w:val="Textotabla"/>
-            </w:pPr>
-            <w:r>
-              <w:t>A3</w:t>
-            </w:r>
-          </w:p>
-        </w:tc>
-        <w:tc>
-          <w:tcPr>
-            <w:tcW w:w="1337" w:type="dxa"/>
-          </w:tcPr>
-          <w:p>
-            <w:pPr>
-              <w:pStyle w:val="Textotabla"/>
-            </w:pPr>
-            <w:r>
-              <w:t>B3</w:t>
-            </w:r>
-          </w:p>
-        </w:tc>
-        <w:tc>
-          <w:tcPr>
-            <w:tcW w:w="1337" w:type="dxa"/>
-          </w:tcPr>
-          <w:p>
-            <w:pPr>
-              <w:pStyle w:val="Textotabla"/>
-            </w:pPr>
-            <w:r>
-              <w:t>C3</w:t>
-            </w:r>
-          </w:p>
-        </w:tc>
-        <w:tc>
-          <w:tcPr>
-            <w:tcW w:w="1350" w:type="dxa"/>
-          </w:tcPr>
-          <w:p>
-            <w:pPr>
-              <w:pStyle w:val="Textotabla"/>
-            </w:pPr>
-            <w:r>
-              <w:t>D3</w:t>
-            </w:r>
-          </w:p>
-        </w:tc>
-      </w:tr>
-    </w:tbl>
-    <w:p>
-      <w:pPr>
-        <w:pStyle w:val="Descripcin"/>
-        <w:rPr>
-          <w:lang w:val="es-ES"/>
-        </w:rPr>
-      </w:pPr>
-      <w:bookmarkStart w:id="28" w:name="_Ref11681936"/>
-      <w:bookmarkStart w:id="29" w:name="_Toc11912424"/>
-      <w:r>
-        <w:t xml:space="preserve">Tabla </w:t>
-      </w:r>
-      <w:r>
-        <w:fldChar w:fldCharType="begin"/>
-      </w:r>
-      <w:r>
-        <w:instrText xml:space="preserve"> STYLEREF 1 \s </w:instrText>
-      </w:r>
-      <w:r>
-        <w:fldChar w:fldCharType="separate"/>
-      </w:r>
-      <w:r>
-        <w:rPr>
-          <w:noProof/>
-        </w:rPr>
-        <w:t>3</w:t>
-      </w:r>
-      <w:r>
-        <w:fldChar w:fldCharType="end"/>
-      </w:r>
-      <w:r>
-        <w:noBreakHyphen/>
-      </w:r>
-      <w:r>
-        <w:fldChar w:fldCharType="begin"/>
-      </w:r>
-      <w:r>
-        <w:instrText xml:space="preserve"> SEQ Tabla \* ARABIC \s 1 </w:instrText>
-      </w:r>
-      <w:r>
-        <w:fldChar w:fldCharType="separate"/>
-      </w:r>
-      <w:r>
-        <w:rPr>
-          <w:noProof/>
-        </w:rPr>
-        <w:t>1</w:t>
-      </w:r>
-      <w:r>
-        <w:fldChar w:fldCharType="end"/>
-      </w:r>
-      <w:bookmarkEnd w:id="28"/>
-      <w:r>
-        <w:t>. Ejemplo de tabla</w:t>
-      </w:r>
-      <w:bookmarkEnd w:id="29"/>
-      <w:r>
-        <w:t xml:space="preserve"> </w:t>
-      </w:r>
-    </w:p>
-    <w:p>
-      <w:pPr>
-        <w:rPr>
-          <w:lang w:val="es-ES"/>
-        </w:rPr>
-      </w:pPr>
-      <w:r>
-        <w:rPr>
-          <w:lang w:val="es-ES"/>
-        </w:rPr>
-        <w:t xml:space="preserve">Al igual que con las figuras, es recomendable insertar un pie de tabla explicativo. El título de la tabla se añade con la opción </w:t>
-      </w:r>
-      <w:r>
-        <w:rPr>
-          <w:i/>
-          <w:lang w:val="es-ES"/>
-        </w:rPr>
-        <w:t>Insertar Título</w:t>
-      </w:r>
-      <w:r>
-        <w:rPr>
-          <w:lang w:val="es-ES"/>
-        </w:rPr>
-        <w:t xml:space="preserve"> del menú </w:t>
-      </w:r>
-      <w:r>
-        <w:rPr>
-          <w:i/>
-          <w:lang w:val="es-ES"/>
-        </w:rPr>
-        <w:t>Referencias – Títulos</w:t>
-      </w:r>
-      <w:r>
-        <w:rPr>
-          <w:lang w:val="es-ES"/>
-        </w:rPr>
-        <w:t xml:space="preserve">. Al igual que antes, este título aparecerá con el estilo Descripción. Podremos hacer referencias a las tablas desde el texto utilizando para ello las Referencias cruzadas. Por último, todas las tablas aparecerán referenciadas automáticamente en el </w:t>
-      </w:r>
-      <w:r>
-        <w:rPr>
-          <w:lang w:val="es-ES"/>
-        </w:rPr>
-        <w:fldChar w:fldCharType="begin"/>
-      </w:r>
-      <w:r>
-        <w:rPr>
-          <w:lang w:val="es-ES"/>
-        </w:rPr>
-        <w:instrText xml:space="preserve"> REF IndiceTablas \h </w:instrText>
-      </w:r>
-      <w:r>
-        <w:rPr>
-          <w:lang w:val="es-ES"/>
-        </w:rPr>
-      </w:r>
-      <w:r>
-        <w:rPr>
-          <w:lang w:val="es-ES"/>
-        </w:rPr>
-        <w:fldChar w:fldCharType="separate"/>
-      </w:r>
-      <w:r>
-        <w:t xml:space="preserve">Índice de </w:t>
-      </w:r>
-      <w:r>
-        <w:t>tablas</w:t>
-      </w:r>
-      <w:r>
-        <w:rPr>
-          <w:lang w:val="es-ES"/>
-        </w:rPr>
-        <w:fldChar w:fldCharType="end"/>
-      </w:r>
-      <w:r>
-        <w:rPr>
-          <w:lang w:val="es-ES"/>
-        </w:rPr>
-        <w:t>.</w:t>
-      </w:r>
-    </w:p>
-    <w:p>
-      <w:pPr>
-        <w:pStyle w:val="Ttulo2"/>
-        <w:rPr>
-          <w:lang w:val="es-ES"/>
-        </w:rPr>
-      </w:pPr>
-      <w:bookmarkStart w:id="30" w:name="_Toc116637543"/>
-      <w:r>
-        <w:rPr>
-          <w:lang w:val="es-ES"/>
-        </w:rPr>
-        <w:t>Problemas conocidos</w:t>
-      </w:r>
-      <w:bookmarkEnd w:id="30"/>
-    </w:p>
-    <w:p>
-      <w:pPr>
-        <w:pStyle w:val="Textoindependiente"/>
-        <w:rPr>
-          <w:lang w:val="es-ES"/>
-        </w:rPr>
-      </w:pPr>
-      <w:r>
-        <w:rPr>
-          <w:lang w:val="es-ES"/>
-        </w:rPr>
-        <w:t>A continuación, se detallan algunos problemas que pueden producirse y cómo resolverlos:</w:t>
-      </w:r>
-    </w:p>
-    <w:p>
-      <w:pPr>
-        <w:pStyle w:val="Textoindependiente"/>
-        <w:rPr>
-          <w:lang w:val="es-ES"/>
-        </w:rPr>
-      </w:pPr>
-      <w:r>
-        <w:rPr>
-          <w:b/>
-          <w:bCs/>
-          <w:lang w:val="es-ES"/>
-        </w:rPr>
-        <w:t xml:space="preserve">No aparece el rótulo Figura en el menú que aparece en la </w:t>
-      </w:r>
-      <w:r>
-        <w:rPr>
-          <w:b/>
-          <w:bCs/>
-          <w:lang w:val="es-ES"/>
-        </w:rPr>
-        <w:fldChar w:fldCharType="begin"/>
-      </w:r>
-      <w:r>
-        <w:rPr>
-          <w:b/>
-          <w:bCs/>
-          <w:lang w:val="es-ES"/>
-        </w:rPr>
-        <w:instrText xml:space="preserve"> REF _Ref116635864 </w:instrText>
-      </w:r>
-      <w:r>
-        <w:rPr>
-          <w:b/>
-          <w:bCs/>
-          <w:lang w:val="es-ES"/>
-        </w:rPr>
-        <w:instrText xml:space="preserve"> \* MERGEFORMAT </w:instrText>
-      </w:r>
-      <w:r>
-        <w:rPr>
-          <w:b/>
-          <w:bCs/>
-          <w:lang w:val="es-ES"/>
-        </w:rPr>
-        <w:fldChar w:fldCharType="separate"/>
-      </w:r>
-      <w:r>
-        <w:rPr>
-          <w:b/>
-          <w:bCs/>
-        </w:rPr>
-        <w:t xml:space="preserve">Figura </w:t>
-      </w:r>
-      <w:r>
-        <w:rPr>
-          <w:b/>
-          <w:bCs/>
-          <w:noProof/>
-        </w:rPr>
-        <w:t>3</w:t>
-      </w:r>
-      <w:r>
-        <w:rPr>
-          <w:b/>
-          <w:bCs/>
-        </w:rPr>
-        <w:noBreakHyphen/>
-      </w:r>
-      <w:r>
-        <w:rPr>
-          <w:b/>
-          <w:bCs/>
-          <w:noProof/>
-        </w:rPr>
-        <w:t>1</w:t>
-      </w:r>
-      <w:r>
-        <w:rPr>
-          <w:b/>
-          <w:bCs/>
-          <w:lang w:val="es-ES"/>
-        </w:rPr>
-        <w:fldChar w:fldCharType="end"/>
-      </w:r>
-      <w:r>
-        <w:rPr>
-          <w:lang w:val="es-ES"/>
-        </w:rPr>
-        <w:t>. Si no aparece, podemos pulsar en Nevo Rótulo y crear el que nos convenga y pulsar en Numeración para indicar que se ha de poner el nombre del capítulo.</w:t>
-      </w:r>
-    </w:p>
-    <w:p>
-      <w:pPr>
-        <w:pStyle w:val="Textoindependiente"/>
-        <w:rPr>
-          <w:lang w:val="es-ES"/>
-        </w:rPr>
-      </w:pPr>
-      <w:r>
-        <w:rPr>
-          <w:b/>
-          <w:bCs/>
-          <w:lang w:val="es-ES"/>
-        </w:rPr>
-        <w:t xml:space="preserve">La tabla de contenidos </w:t>
-      </w:r>
-      <w:r>
-        <w:rPr>
-          <w:b/>
-          <w:bCs/>
-          <w:lang w:val="es-ES"/>
-        </w:rPr>
-        <w:t xml:space="preserve">(o la de ilustraciones o la de tablas) </w:t>
-      </w:r>
-      <w:r>
-        <w:rPr>
-          <w:b/>
-          <w:bCs/>
-          <w:lang w:val="es-ES"/>
-        </w:rPr>
-        <w:t>no se actualiza</w:t>
-      </w:r>
-      <w:r>
-        <w:rPr>
-          <w:lang w:val="es-ES"/>
-        </w:rPr>
-        <w:t>. Se ha</w:t>
-      </w:r>
-      <w:r>
-        <w:rPr>
-          <w:lang w:val="es-ES"/>
-        </w:rPr>
-        <w:t xml:space="preserve"> de forzar la actualización </w:t>
-      </w:r>
-      <w:r>
-        <w:rPr>
-          <w:lang w:val="es-ES"/>
-        </w:rPr>
-        <w:t>pon</w:t>
-      </w:r>
-      <w:r>
-        <w:rPr>
-          <w:lang w:val="es-ES"/>
-        </w:rPr>
-        <w:t>iendo</w:t>
-      </w:r>
-      <w:r>
-        <w:rPr>
-          <w:lang w:val="es-ES"/>
-        </w:rPr>
-        <w:t xml:space="preserve"> el ratón </w:t>
-      </w:r>
-      <w:r>
-        <w:rPr>
-          <w:lang w:val="es-ES"/>
-        </w:rPr>
-        <w:t xml:space="preserve">sobre la tabla </w:t>
-      </w:r>
-      <w:r>
-        <w:rPr>
-          <w:lang w:val="es-ES"/>
-        </w:rPr>
-        <w:t>correspondiente (o pulsando con el botón derecho)</w:t>
-      </w:r>
-      <w:r>
-        <w:rPr>
-          <w:lang w:val="es-ES"/>
-        </w:rPr>
-        <w:t xml:space="preserve"> y </w:t>
-      </w:r>
-      <w:r>
-        <w:rPr>
-          <w:lang w:val="es-ES"/>
-        </w:rPr>
-        <w:t xml:space="preserve">seleccionar la opción de Actualizar </w:t>
-      </w:r>
-      <w:r>
-        <w:rPr>
-          <w:lang w:val="es-ES"/>
-        </w:rPr>
-        <w:t>tabla. Se puede hacer lo mismo desde el menú Referencias &gt; Tabla de contenido &gt; Actualizar Tabla.</w:t>
-      </w:r>
-    </w:p>
-    <w:p>
-      <w:pPr>
-        <w:pStyle w:val="Textoindependiente"/>
-        <w:rPr>
-          <w:lang w:val="es-ES"/>
-        </w:rPr>
-      </w:pPr>
-      <w:r>
-        <w:rPr>
-          <w:b/>
-          <w:bCs/>
-          <w:lang w:val="es-ES"/>
-        </w:rPr>
-        <w:t>No aparecen todas las secciones (o aparecen secciones de más) en la tabla de contenidos</w:t>
-      </w:r>
-      <w:r>
-        <w:rPr>
-          <w:lang w:val="es-ES"/>
-        </w:rPr>
-        <w:t>. Esto se puede deber a dos motivos:</w:t>
-      </w:r>
-    </w:p>
-    <w:p>
-      <w:pPr>
-        <w:pStyle w:val="Listaconnmeros"/>
-        <w:rPr>
-          <w:lang w:val="es-ES"/>
-        </w:rPr>
-      </w:pPr>
-      <w:r>
-        <w:rPr>
-          <w:lang w:val="es-ES"/>
-        </w:rPr>
-        <w:lastRenderedPageBreak/>
-        <w:t>No hemos usado correctamente los estilos para dar formato a los títulos de las secciones. Revisa que cada título tiene el estilo que se describe a lo largo de este documento.</w:t>
-      </w:r>
-    </w:p>
-    <w:p>
-      <w:pPr>
-        <w:pStyle w:val="Listaconnmeros"/>
-        <w:rPr>
-          <w:lang w:val="es-ES"/>
-        </w:rPr>
-      </w:pPr>
-      <w:r>
-        <w:rPr>
-          <w:lang w:val="es-ES"/>
-        </w:rPr>
-        <w:t xml:space="preserve">Hemos perdido la configuración de la tabla de contenidos. Se ha detectado que, en algunas ocasiones, la tabla de contenidos no muestra lo que debe porque deja de presentar los estilos correctos. Para solucionarlo es necesario situar el ratón en la tabla de contenidos, seleccionar la opción Referencias &gt; Tabla de contenido &gt; Tabla de contenido personalizada y pulsar en el botón Opciones. Aparecerá </w:t>
-      </w:r>
-      <w:r>
-        <w:rPr>
-          <w:lang w:val="es-ES"/>
-        </w:rPr>
-        <w:t xml:space="preserve">un menú como el de la </w:t>
-      </w:r>
-      <w:r>
-        <w:rPr>
-          <w:lang w:val="es-ES"/>
-        </w:rPr>
-        <w:fldChar w:fldCharType="begin"/>
-      </w:r>
-      <w:r>
-        <w:rPr>
-          <w:lang w:val="es-ES"/>
-        </w:rPr>
-        <w:instrText xml:space="preserve"> REF _Ref116637266 </w:instrText>
-      </w:r>
-      <w:r>
-        <w:rPr>
-          <w:lang w:val="es-ES"/>
-        </w:rPr>
-        <w:fldChar w:fldCharType="separate"/>
-      </w:r>
-      <w:r>
-        <w:t xml:space="preserve">Figura </w:t>
-      </w:r>
-      <w:r>
-        <w:rPr>
-          <w:noProof/>
-        </w:rPr>
-        <w:t>3</w:t>
-      </w:r>
-      <w:r>
-        <w:noBreakHyphen/>
-      </w:r>
-      <w:r>
-        <w:rPr>
-          <w:noProof/>
-        </w:rPr>
-        <w:t>2</w:t>
-      </w:r>
-      <w:r>
-        <w:rPr>
-          <w:lang w:val="es-ES"/>
-        </w:rPr>
-        <w:fldChar w:fldCharType="end"/>
-      </w:r>
-      <w:r>
-        <w:rPr>
-          <w:lang w:val="es-ES"/>
-        </w:rPr>
-        <w:t>. En la lista que aparece en Estilos disponibles / Nivel de TDC hay que verificar que aparece el siguiente contenido:</w:t>
-      </w:r>
-    </w:p>
-    <w:p>
-      <w:pPr>
-        <w:pStyle w:val="Lista2"/>
-        <w:rPr>
-          <w:lang w:val="en-US"/>
-        </w:rPr>
-      </w:pPr>
-      <w:r>
-        <w:rPr>
-          <w:lang w:val="en-US"/>
-        </w:rPr>
-        <w:t>English section title / 1</w:t>
-      </w:r>
-    </w:p>
-    <w:p>
-      <w:pPr>
-        <w:pStyle w:val="Lista2"/>
-        <w:rPr>
-          <w:lang w:val="en-US"/>
-        </w:rPr>
-      </w:pPr>
-      <w:r>
-        <w:rPr>
-          <w:lang w:val="en-US"/>
-        </w:rPr>
-        <w:t>Page Heading / vacío</w:t>
-      </w:r>
-    </w:p>
-    <w:p>
-      <w:pPr>
-        <w:pStyle w:val="Lista2"/>
-        <w:rPr>
-          <w:lang w:val="es-ES"/>
-        </w:rPr>
-      </w:pPr>
-      <w:r>
-        <w:rPr>
-          <w:lang w:val="es-ES"/>
-        </w:rPr>
-        <w:t>Page Heading TOC / 1</w:t>
-      </w:r>
-    </w:p>
-    <w:p>
-      <w:pPr>
-        <w:pStyle w:val="Lista2"/>
-        <w:rPr>
-          <w:lang w:val="es-ES"/>
-        </w:rPr>
-      </w:pPr>
-      <w:r>
-        <w:rPr>
-          <w:lang w:val="es-ES"/>
-        </w:rPr>
-        <w:t>Subtítulo / vacío</w:t>
-      </w:r>
-    </w:p>
-    <w:p>
-      <w:pPr>
-        <w:pStyle w:val="Lista2"/>
-        <w:rPr>
-          <w:lang w:val="es-ES"/>
-        </w:rPr>
-      </w:pPr>
-      <w:r>
-        <w:rPr>
-          <w:lang w:val="es-ES"/>
-        </w:rPr>
-        <w:t>Título 1 / 1</w:t>
-      </w:r>
-    </w:p>
-    <w:p>
-      <w:pPr>
-        <w:pStyle w:val="Lista2"/>
-        <w:rPr>
-          <w:lang w:val="es-ES"/>
-        </w:rPr>
-      </w:pPr>
-      <w:r>
-        <w:rPr>
-          <w:lang w:val="es-ES"/>
-        </w:rPr>
-        <w:t>Título 2 / 2</w:t>
-      </w:r>
-    </w:p>
-    <w:p>
-      <w:pPr>
-        <w:pStyle w:val="Lista2"/>
-        <w:rPr>
-          <w:lang w:val="es-ES"/>
-        </w:rPr>
-      </w:pPr>
-      <w:r>
-        <w:rPr>
-          <w:lang w:val="es-ES"/>
-        </w:rPr>
-        <w:t>Título 3 / 3</w:t>
-      </w:r>
-    </w:p>
-    <w:p>
-      <w:pPr>
-        <w:pStyle w:val="Lista2"/>
-        <w:rPr>
-          <w:lang w:val="es-ES"/>
-        </w:rPr>
-      </w:pPr>
-      <w:r>
-        <w:rPr>
-          <w:lang w:val="es-ES"/>
-        </w:rPr>
-        <w:t>Título 5 / 1</w:t>
-      </w:r>
-    </w:p>
-    <w:p>
-      <w:pPr>
-        <w:pStyle w:val="Lista2"/>
-        <w:rPr>
-          <w:lang w:val="es-ES"/>
-        </w:rPr>
-      </w:pPr>
-      <w:r>
-        <w:rPr>
-          <w:lang w:val="es-ES"/>
-        </w:rPr>
-        <w:t>Título 6 / 1</w:t>
-      </w:r>
-    </w:p>
-    <w:p>
-      <w:pPr>
-        <w:pStyle w:val="Descripcin"/>
-        <w:keepNext/>
-      </w:pPr>
-      <w:r>
-        <w:rPr>
-          <w:rStyle w:val="DefinicinHTML"/>
-          <w:noProof/>
-        </w:rPr>
-        <w:drawing>
-          <wp:inline distT="0" distB="0" distL="0" distR="0" wp14:anchorId="685D8217" wp14:editId="5F0FD9A2">
-            <wp:extent cx="2294804" cy="1952113"/>
-            <wp:effectExtent l="0" t="0" r="0" b="0"/>
-            <wp:docPr id="4" name="Imagen 4" descr="Interfaz de usuario gráfica, Aplicación&#10;&#10;Descripción generada automáticamente"/>
-            <wp:cNvGraphicFramePr>
-              <a:graphicFrameLocks xmlns:a="http://schemas.openxmlformats.org/drawingml/2006/main" noChangeAspect="1"/>
-            </wp:cNvGraphicFramePr>
-            <a:graphic xmlns:a="http://schemas.openxmlformats.org/drawingml/2006/main">
-              <a:graphicData uri="http://schemas.openxmlformats.org/drawingml/2006/picture">
-                <pic:pic xmlns:pic="http://schemas.openxmlformats.org/drawingml/2006/picture">
-                  <pic:nvPicPr>
-                    <pic:cNvPr id="4" name="Imagen 4" descr="Interfaz de usuario gráfica, Aplicación&#10;&#10;Descripción generada automáticamente"/>
-                    <pic:cNvPicPr/>
-                  </pic:nvPicPr>
-                  <pic:blipFill>
-                    <a:blip r:embed="rId14">
-                      <a:extLst>
-                        <a:ext uri="{28A0092B-C50C-407E-A947-70E740481C1C}">
-                          <a14:useLocalDpi xmlns:a14="http://schemas.microsoft.com/office/drawing/2010/main" val="0"/>
-                        </a:ext>
-                      </a:extLst>
-                    </a:blip>
-                    <a:stretch>
-                      <a:fillRect/>
-                    </a:stretch>
-                  </pic:blipFill>
-                  <pic:spPr>
-                    <a:xfrm>
-                      <a:off x="0" y="0"/>
-                      <a:ext cx="2301161" cy="1957520"/>
-                    </a:xfrm>
-                    <a:prstGeom prst="rect">
-                      <a:avLst/>
-                    </a:prstGeom>
-                  </pic:spPr>
-                </pic:pic>
-              </a:graphicData>
-            </a:graphic>
-          </wp:inline>
-        </w:drawing>
-      </w:r>
-    </w:p>
-    <w:p>
-      <w:pPr>
-        <w:pStyle w:val="Descripcin"/>
-        <w:rPr>
-          <w:lang w:val="es-ES"/>
-        </w:rPr>
-      </w:pPr>
-      <w:bookmarkStart w:id="31" w:name="_Ref116637266"/>
-      <w:bookmarkStart w:id="32" w:name="_Toc116637588"/>
-      <w:r>
-        <w:t xml:space="preserve">Figura </w:t>
-      </w:r>
-      <w:r>
-        <w:fldChar w:fldCharType="begin"/>
-      </w:r>
-      <w:r>
-        <w:instrText xml:space="preserve"> STYLEREF 1 \s </w:instrText>
-      </w:r>
-      <w:r>
-        <w:fldChar w:fldCharType="separate"/>
-      </w:r>
-      <w:r>
-        <w:rPr>
-          <w:noProof/>
-        </w:rPr>
-        <w:t>3</w:t>
-      </w:r>
-      <w:r>
-        <w:fldChar w:fldCharType="end"/>
-      </w:r>
-      <w:r>
-        <w:noBreakHyphen/>
-      </w:r>
-      <w:r>
-        <w:fldChar w:fldCharType="begin"/>
-      </w:r>
-      <w:r>
-        <w:instrText xml:space="preserve"> SEQ Figura \* ARABIC \s 1 </w:instrText>
-      </w:r>
-      <w:r>
-        <w:fldChar w:fldCharType="separate"/>
-      </w:r>
-      <w:r>
-        <w:rPr>
-          <w:noProof/>
-        </w:rPr>
-        <w:t>2</w:t>
-      </w:r>
-      <w:r>
-        <w:fldChar w:fldCharType="end"/>
-      </w:r>
-      <w:bookmarkEnd w:id="31"/>
-      <w:r>
-        <w:t>. Opciones para configurar la tabla de contenidos</w:t>
-      </w:r>
-      <w:bookmarkEnd w:id="32"/>
-    </w:p>
-    <w:p>
-      <w:pPr>
+        <w:ind w:firstLine="0"/>
         <w:rPr>
           <w:lang w:val="es-ES"/>
         </w:rPr>
@@ -6096,9 +5500,9 @@
           <w:lang w:val="es-ES"/>
         </w:rPr>
       </w:pPr>
-      <w:bookmarkStart w:id="33" w:name="_Ref11684775"/>
-      <w:bookmarkStart w:id="34" w:name="_Toc116636446"/>
-      <w:bookmarkStart w:id="35" w:name="_Toc116637544"/>
+      <w:bookmarkStart w:id="41" w:name="_Ref11684775"/>
+      <w:bookmarkStart w:id="42" w:name="_Toc116636446"/>
+      <w:bookmarkStart w:id="43" w:name="_Toc236763493"/>
       <w:r>
         <w:rPr>
           <w:lang w:val="es-ES"/>
@@ -6106,9 +5510,9 @@
         <w:lastRenderedPageBreak/>
         <w:t>Conclusiones y trabajo futuro</w:t>
       </w:r>
-      <w:bookmarkEnd w:id="33"/>
-      <w:bookmarkEnd w:id="34"/>
-      <w:bookmarkEnd w:id="35"/>
+      <w:bookmarkEnd w:id="41"/>
+      <w:bookmarkEnd w:id="42"/>
+      <w:bookmarkEnd w:id="43"/>
     </w:p>
     <w:p>
       <w:pPr>
@@ -6129,34 +5533,26 @@
           <w:lang w:val="es-ES"/>
         </w:rPr>
       </w:pPr>
-      <w:r>
+    </w:p>
+    <w:p>
+      <w:pPr>
+        <w:pStyle w:val="Ttulo2"/>
         <w:rPr>
           <w:lang w:val="es-ES"/>
         </w:rPr>
-        <w:t xml:space="preserve">Antes de la entrega de actas de cada convocatoria, en el plazo que se indica en el calendario de los trabajos de fin de </w:t>
-      </w:r>
+      </w:pPr>
+      <w:bookmarkStart w:id="44" w:name="_Toc236763494"/>
       <w:r>
         <w:rPr>
           <w:lang w:val="es-ES"/>
         </w:rPr>
-        <w:t>grado</w:t>
-      </w:r>
-      <w:r>
-        <w:rPr>
-          <w:lang w:val="es-ES"/>
-        </w:rPr>
-        <w:t xml:space="preserve">, el estudiante entregará en el Campus Virtual la versión final de la memoria en PDF. </w:t>
-      </w:r>
-    </w:p>
-    <w:p>
-      <w:pPr>
-        <w:rPr>
-          <w:lang w:val="es-ES"/>
-        </w:rPr>
-      </w:pPr>
-    </w:p>
-    <w:p>
-      <w:pPr>
+        <w:t>Resultados</w:t>
+      </w:r>
+      <w:bookmarkEnd w:id="44"/>
+    </w:p>
+    <w:p>
+      <w:pPr>
+        <w:pStyle w:val="Ttulo2"/>
         <w:rPr>
           <w:lang w:val="es-ES"/>
         </w:rPr>
@@ -6168,19 +5564,27 @@
           <w:docGrid w:linePitch="360"/>
         </w:sectPr>
       </w:pPr>
+      <w:bookmarkStart w:id="45" w:name="_Toc236763495"/>
+      <w:r>
+        <w:rPr>
+          <w:lang w:val="es-ES"/>
+        </w:rPr>
+        <w:t>Trabajo Futuro</w:t>
+      </w:r>
+      <w:bookmarkEnd w:id="45"/>
     </w:p>
     <w:p>
       <w:pPr>
         <w:pStyle w:val="EnglishSectionTitle"/>
       </w:pPr>
-      <w:bookmarkStart w:id="36" w:name="_Toc116636447"/>
-      <w:bookmarkStart w:id="37" w:name="_Toc116637545"/>
+      <w:bookmarkStart w:id="46" w:name="_Toc116636447"/>
+      <w:bookmarkStart w:id="47" w:name="_Toc236763496"/>
       <w:r>
         <w:lastRenderedPageBreak/>
         <w:t>Introduction</w:t>
       </w:r>
-      <w:bookmarkEnd w:id="36"/>
-      <w:bookmarkEnd w:id="37"/>
+      <w:bookmarkEnd w:id="46"/>
+      <w:bookmarkEnd w:id="47"/>
     </w:p>
     <w:p>
       <w:pPr>
@@ -6233,31 +5637,13 @@
         <w:rPr>
           <w:lang w:val="en-US"/>
         </w:rPr>
-        <w:t>” Section must be translated to English if th</w:t>
+        <w:t xml:space="preserve">” </w:t>
       </w:r>
       <w:r>
         <w:rPr>
           <w:lang w:val="en-US"/>
         </w:rPr>
-        <w:t>is</w:t>
-      </w:r>
-      <w:r>
-        <w:rPr>
-          <w:lang w:val="en-US"/>
-        </w:rPr>
-        <w:t xml:space="preserve"> </w:t>
-      </w:r>
-      <w:r>
-        <w:rPr>
-          <w:lang w:val="en-US"/>
-        </w:rPr>
-        <w:t>Bachelor</w:t>
-      </w:r>
-      <w:r>
-        <w:rPr>
-          <w:lang w:val="en-US"/>
-        </w:rPr>
-        <w:t xml:space="preserve"> Thesis is written in Spanish.</w:t>
+        <w:t>traducción.</w:t>
       </w:r>
     </w:p>
     <w:p>
@@ -6336,91 +5722,79 @@
       <w:pPr>
         <w:pStyle w:val="EnglishSectionTitle"/>
       </w:pPr>
-      <w:bookmarkStart w:id="38" w:name="_Toc116636448"/>
-      <w:bookmarkStart w:id="39" w:name="_Toc116637546"/>
+      <w:bookmarkStart w:id="48" w:name="_Toc116636448"/>
+      <w:bookmarkStart w:id="49" w:name="_Toc236763497"/>
       <w:r>
         <w:lastRenderedPageBreak/>
         <w:t>Conclusions and future work</w:t>
       </w:r>
-      <w:bookmarkEnd w:id="38"/>
-      <w:bookmarkEnd w:id="39"/>
-    </w:p>
-    <w:p>
-      <w:pPr>
+      <w:bookmarkEnd w:id="48"/>
+      <w:bookmarkEnd w:id="49"/>
+    </w:p>
+    <w:p>
+      <w:pPr>
+        <w:rPr>
+          <w:lang w:val="es-ES"/>
+        </w:rPr>
+      </w:pPr>
+      <w:r>
+        <w:rPr>
+          <w:lang w:val="es-ES"/>
+        </w:rPr>
+        <w:t>“</w:t>
+      </w:r>
+      <w:r>
         <w:rPr>
           <w:lang w:val="en-US"/>
         </w:rPr>
-      </w:pPr>
+        <w:fldChar w:fldCharType="begin"/>
+      </w:r>
+      <w:r>
+        <w:rPr>
+          <w:lang w:val="es-ES"/>
+        </w:rPr>
+        <w:instrText xml:space="preserve"> REF _Ref11684775 \h </w:instrText>
+      </w:r>
       <w:r>
         <w:rPr>
           <w:lang w:val="en-US"/>
         </w:rPr>
-        <w:t>“</w:t>
       </w:r>
       <w:r>
         <w:rPr>
           <w:lang w:val="en-US"/>
         </w:rPr>
-        <w:fldChar w:fldCharType="begin"/>
+        <w:fldChar w:fldCharType="separate"/>
+      </w:r>
+      <w:r>
+        <w:rPr>
+          <w:lang w:val="es-ES"/>
+        </w:rPr>
+        <w:t>Conclusiones y trabajo futuro</w:t>
       </w:r>
       <w:r>
         <w:rPr>
           <w:lang w:val="en-US"/>
         </w:rPr>
-        <w:instrText xml:space="preserve"> REF _Ref11684775 \h </w:instrText>
-      </w:r>
-      <w:r>
-        <w:rPr>
-          <w:lang w:val="en-US"/>
-        </w:rPr>
-      </w:r>
-      <w:r>
-        <w:rPr>
-          <w:lang w:val="en-US"/>
-        </w:rPr>
-        <w:fldChar w:fldCharType="separate"/>
-      </w:r>
-      <w:r>
-        <w:rPr>
-          <w:lang w:val="en-US"/>
-        </w:rPr>
-        <w:t>Conclusiones y trabajo futuro</w:t>
-      </w:r>
-      <w:r>
-        <w:rPr>
-          <w:lang w:val="en-US"/>
-        </w:rPr>
         <w:fldChar w:fldCharType="end"/>
       </w:r>
       <w:r>
         <w:rPr>
-          <w:lang w:val="en-US"/>
-        </w:rPr>
-        <w:t>” section must be translated to English if th</w:t>
-      </w:r>
-      <w:r>
-        <w:rPr>
-          <w:lang w:val="en-US"/>
-        </w:rPr>
-        <w:t>is</w:t>
-      </w:r>
-      <w:r>
-        <w:rPr>
-          <w:lang w:val="en-US"/>
-        </w:rPr>
-        <w:t xml:space="preserve"> </w:t>
-      </w:r>
-      <w:r>
-        <w:rPr>
-          <w:lang w:val="en-US"/>
-        </w:rPr>
-        <w:t>Bachelor</w:t>
-      </w:r>
-      <w:r>
-        <w:rPr>
-          <w:lang w:val="en-US"/>
-        </w:rPr>
-        <w:t xml:space="preserve"> Thesis is written in Spanish.</w:t>
+          <w:lang w:val="es-ES"/>
+        </w:rPr>
+        <w:t>”</w:t>
+      </w:r>
+      <w:r>
+        <w:rPr>
+          <w:lang w:val="es-ES"/>
+        </w:rPr>
+        <w:t xml:space="preserve"> tr</w:t>
+      </w:r>
+      <w:r>
+        <w:rPr>
+          <w:lang w:val="es-ES"/>
+        </w:rPr>
+        <w:t>aducir.</w:t>
       </w:r>
     </w:p>
     <w:p>
@@ -6468,6 +5842,7 @@
     </w:p>
     <w:p>
       <w:pPr>
+        <w:ind w:firstLine="0"/>
         <w:rPr>
           <w:lang w:val="es-ES"/>
         </w:rPr>
@@ -6479,169 +5854,13 @@
           <w:docGrid w:linePitch="360"/>
         </w:sectPr>
       </w:pPr>
-      <w:bookmarkStart w:id="40" w:name="Bibliografía"/>
-      <w:bookmarkStart w:id="41" w:name="Apendices"/>
-    </w:p>
-    <w:p>
-      <w:pPr>
-        <w:pStyle w:val="PageHeadingTOC"/>
-        <w:rPr>
-          <w:lang w:val="es-ES"/>
-        </w:rPr>
-      </w:pPr>
-      <w:bookmarkStart w:id="42" w:name="_Toc116636449"/>
-      <w:bookmarkStart w:id="43" w:name="_Toc116637547"/>
-      <w:r>
-        <w:rPr>
-          <w:lang w:val="es-ES"/>
-        </w:rPr>
-        <w:lastRenderedPageBreak/>
-        <w:t>Contribuciones Personales</w:t>
-      </w:r>
-      <w:bookmarkEnd w:id="42"/>
-      <w:bookmarkEnd w:id="43"/>
+      <w:bookmarkStart w:id="50" w:name="Bibliografía"/>
+      <w:bookmarkStart w:id="51" w:name="Apendices"/>
     </w:p>
     <w:p>
       <w:pPr>
         <w:pStyle w:val="Textoindependiente"/>
-        <w:rPr>
-          <w:lang w:val="es-ES"/>
-        </w:rPr>
-      </w:pPr>
-      <w:r>
-        <w:rPr>
-          <w:lang w:val="es-ES"/>
-        </w:rPr>
-        <w:t>En caso de trabajos no unipersonales, cada participante indicará en la memoria su</w:t>
-      </w:r>
-      <w:r>
-        <w:rPr>
-          <w:lang w:val="es-ES"/>
-        </w:rPr>
-        <w:t xml:space="preserve"> </w:t>
-      </w:r>
-      <w:r>
-        <w:rPr>
-          <w:lang w:val="es-ES"/>
-        </w:rPr>
-        <w:t>contribución al proyecto con una extensión de al menos dos páginas por cada uno de</w:t>
-      </w:r>
-      <w:r>
-        <w:rPr>
-          <w:lang w:val="es-ES"/>
-        </w:rPr>
-        <w:t xml:space="preserve"> </w:t>
-      </w:r>
-      <w:r>
-        <w:rPr>
-          <w:lang w:val="es-ES"/>
-        </w:rPr>
-        <w:t>los participantes.</w:t>
-      </w:r>
-    </w:p>
-    <w:p>
-      <w:pPr>
-        <w:pStyle w:val="Textoindependiente"/>
-        <w:rPr>
-          <w:b/>
-          <w:bCs/>
-          <w:lang w:val="es-ES"/>
-        </w:rPr>
-      </w:pPr>
-      <w:r>
-        <w:rPr>
-          <w:b/>
-          <w:bCs/>
-          <w:lang w:val="es-ES"/>
-        </w:rPr>
-        <w:t>En caso de trabajo unipersonal, elimina esta página.</w:t>
-      </w:r>
-    </w:p>
-    <w:p>
-      <w:pPr>
-        <w:pStyle w:val="Ttulo7"/>
-        <w:rPr>
-          <w:lang w:val="es-ES"/>
-        </w:rPr>
-      </w:pPr>
-      <w:r>
-        <w:rPr>
-          <w:lang w:val="es-ES"/>
-        </w:rPr>
-        <w:t>Estudiante 1</w:t>
-      </w:r>
-      <w:r>
-        <w:rPr>
-          <w:lang w:val="es-ES"/>
-        </w:rPr>
-        <w:t xml:space="preserve"> </w:t>
-      </w:r>
-      <w:r>
-        <w:t>(Título 7)</w:t>
-      </w:r>
-    </w:p>
-    <w:p>
-      <w:pPr>
-        <w:pStyle w:val="Textoindependiente"/>
-        <w:rPr>
-          <w:lang w:val="es-ES"/>
-        </w:rPr>
-      </w:pPr>
-      <w:r>
-        <w:rPr>
-          <w:lang w:val="es-ES"/>
-        </w:rPr>
-        <w:t>Al menos dos páginas con las contribuciones del estudiante 1.</w:t>
-      </w:r>
-    </w:p>
-    <w:p>
-      <w:pPr>
-        <w:pStyle w:val="Ttulo7"/>
-        <w:rPr>
-          <w:lang w:val="es-ES"/>
-        </w:rPr>
-      </w:pPr>
-      <w:r>
-        <w:rPr>
-          <w:lang w:val="es-ES"/>
-        </w:rPr>
-        <w:t>Estudiante 2</w:t>
-      </w:r>
-      <w:r>
-        <w:rPr>
-          <w:lang w:val="es-ES"/>
-        </w:rPr>
-        <w:t xml:space="preserve"> </w:t>
-      </w:r>
-      <w:r>
-        <w:t>(Título 7)</w:t>
-      </w:r>
-    </w:p>
-    <w:p>
-      <w:pPr>
-        <w:pStyle w:val="Textoindependiente"/>
-        <w:rPr>
-          <w:lang w:val="es-ES"/>
-        </w:rPr>
-      </w:pPr>
-      <w:r>
-        <w:rPr>
-          <w:lang w:val="es-ES"/>
-        </w:rPr>
-        <w:t>Al menos dos páginas con las contribuciones del estudiante 2. En caso de que haya más estudiantes, copia y pega una de estas secciones.</w:t>
-      </w:r>
-    </w:p>
-    <w:p>
-      <w:pPr>
-        <w:pStyle w:val="Textoindependiente"/>
-        <w:rPr>
-          <w:lang w:val="es-ES"/>
-        </w:rPr>
-      </w:pPr>
-    </w:p>
-    <w:p>
-      <w:pPr>
-        <w:pStyle w:val="Textoindependiente"/>
+        <w:ind w:firstLine="0"/>
         <w:rPr>
           <w:lang w:val="es-ES"/>
         </w:rPr>
@@ -6661,15 +5880,15 @@
           <w:lang w:val="es-ES_tradnl"/>
         </w:rPr>
       </w:pPr>
-      <w:bookmarkStart w:id="44" w:name="_Toc116636450"/>
-      <w:bookmarkStart w:id="45" w:name="_Toc116637548"/>
+      <w:bookmarkStart w:id="52" w:name="_Toc116636450"/>
+      <w:bookmarkStart w:id="53" w:name="_Toc236763498"/>
       <w:r>
         <w:lastRenderedPageBreak/>
         <w:t>Bibliografía</w:t>
       </w:r>
-      <w:bookmarkEnd w:id="40"/>
-      <w:bookmarkEnd w:id="44"/>
-      <w:bookmarkEnd w:id="45"/>
+      <w:bookmarkEnd w:id="50"/>
+      <w:bookmarkEnd w:id="52"/>
+      <w:bookmarkEnd w:id="53"/>
       <w:r>
         <w:rPr>
           <w:sz w:val="22"/>
@@ -6842,15 +6061,15 @@
         <w:lastRenderedPageBreak/>
         <w:t>Apéndices</w:t>
       </w:r>
-      <w:bookmarkStart w:id="46" w:name="_Toc267562109"/>
-      <w:bookmarkEnd w:id="41"/>
+      <w:bookmarkStart w:id="54" w:name="_Toc267562109"/>
+      <w:bookmarkEnd w:id="51"/>
     </w:p>
     <w:p>
       <w:pPr>
         <w:pStyle w:val="Ttulo6"/>
       </w:pPr>
-      <w:bookmarkStart w:id="47" w:name="_Toc116637549"/>
-      <w:bookmarkEnd w:id="46"/>
+      <w:bookmarkStart w:id="55" w:name="_Toc236763499"/>
+      <w:bookmarkEnd w:id="54"/>
       <w:r>
         <w:t>Título del</w:t>
       </w:r>
@@ -6860,7 +6079,7 @@
       <w:r>
         <w:t xml:space="preserve"> apéndice</w:t>
       </w:r>
-      <w:bookmarkEnd w:id="47"/>
+      <w:bookmarkEnd w:id="55"/>
     </w:p>
     <w:p>
       <w:r>
@@ -6942,12 +6161,12 @@
       <w:pPr>
         <w:pStyle w:val="Ttulo6"/>
       </w:pPr>
-      <w:bookmarkStart w:id="48" w:name="_Toc116637550"/>
+      <w:bookmarkStart w:id="56" w:name="_Toc236763500"/>
       <w:r>
         <w:lastRenderedPageBreak/>
         <w:t>Título del segundo apéndice</w:t>
       </w:r>
-      <w:bookmarkEnd w:id="48"/>
+      <w:bookmarkEnd w:id="56"/>
     </w:p>
     <w:p>
       <w:r>
@@ -7226,58 +6445,6 @@
       </w:r>
     </w:p>
   </w:footnote>
-  <w:footnote w:id="1">
-    <w:p>
-      <w:pPr>
-        <w:pStyle w:val="Textonotapie"/>
-      </w:pPr>
-      <w:r>
-        <w:rPr>
-          <w:rStyle w:val="Refdenotaalpie"/>
-        </w:rPr>
-        <w:footnoteRef/>
-      </w:r>
-      <w:r>
-        <w:t xml:space="preserve"> </w:t>
-      </w:r>
-      <w:r>
-        <w:rPr>
-          <w:lang w:val="es-ES"/>
-        </w:rPr>
-        <w:t>Normativa de TF</w:t>
-      </w:r>
-      <w:r>
-        <w:rPr>
-          <w:lang w:val="es-ES"/>
-        </w:rPr>
-        <w:t>G</w:t>
-      </w:r>
-      <w:r>
-        <w:rPr>
-          <w:lang w:val="es-ES"/>
-        </w:rPr>
-        <w:t xml:space="preserve"> disponible en </w:t>
-      </w:r>
-      <w:r>
-        <w:t>https://informatica.ucm.es/tfgs-2021-2022</w:t>
-      </w:r>
-      <w:r>
-        <w:t xml:space="preserve"> (último acceso: 06-0</w:t>
-      </w:r>
-      <w:r>
-        <w:t>5</w:t>
-      </w:r>
-      <w:r>
-        <w:t>-20</w:t>
-      </w:r>
-      <w:r>
-        <w:t>22</w:t>
-      </w:r>
-      <w:r>
-        <w:t xml:space="preserve">) </w:t>
-      </w:r>
-    </w:p>
-  </w:footnote>
 </w:footnotes>
 </file>
 
@@ -8828,6 +7995,155 @@
     </w:lvl>
   </w:abstractNum>
   <w:abstractNum w:abstractNumId="21" w15:restartNumberingAfterBreak="0">
+    <w:nsid w:val="2DE97FF1"/>
+    <w:multiLevelType w:val="multilevel"/>
+    <w:tmpl w:val="24346896"/>
+    <w:lvl w:ilvl="0">
+      <w:start w:val="1"/>
+      <w:numFmt w:val="bullet"/>
+      <w:lvlText w:val=""/>
+      <w:lvlJc w:val="left"/>
+      <w:pPr>
+        <w:tabs>
+          <w:tab w:val="num" w:pos="720"/>
+        </w:tabs>
+        <w:ind w:left="720" w:hanging="360"/>
+      </w:pPr>
+      <w:rPr>
+        <w:rFonts w:ascii="Symbol" w:hAnsi="Symbol" w:hint="default"/>
+        <w:sz w:val="20"/>
+      </w:rPr>
+    </w:lvl>
+    <w:lvl w:ilvl="1">
+      <w:start w:val="1"/>
+      <w:numFmt w:val="bullet"/>
+      <w:lvlText w:val="o"/>
+      <w:lvlJc w:val="left"/>
+      <w:pPr>
+        <w:tabs>
+          <w:tab w:val="num" w:pos="1440"/>
+        </w:tabs>
+        <w:ind w:left="1440" w:hanging="360"/>
+      </w:pPr>
+      <w:rPr>
+        <w:rFonts w:ascii="Courier New" w:hAnsi="Courier New" w:hint="default"/>
+        <w:sz w:val="20"/>
+      </w:rPr>
+    </w:lvl>
+    <w:lvl w:ilvl="2">
+      <w:start w:val="1"/>
+      <w:numFmt w:val="bullet"/>
+      <w:lvlText w:val=""/>
+      <w:lvlJc w:val="left"/>
+      <w:pPr>
+        <w:tabs>
+          <w:tab w:val="num" w:pos="2160"/>
+        </w:tabs>
+        <w:ind w:left="2160" w:hanging="360"/>
+      </w:pPr>
+      <w:rPr>
+        <w:rFonts w:ascii="Wingdings" w:hAnsi="Wingdings" w:hint="default"/>
+        <w:sz w:val="20"/>
+      </w:rPr>
+    </w:lvl>
+    <w:lvl w:ilvl="3" w:tentative="1">
+      <w:start w:val="1"/>
+      <w:numFmt w:val="bullet"/>
+      <w:lvlText w:val=""/>
+      <w:lvlJc w:val="left"/>
+      <w:pPr>
+        <w:tabs>
+          <w:tab w:val="num" w:pos="2880"/>
+        </w:tabs>
+        <w:ind w:left="2880" w:hanging="360"/>
+      </w:pPr>
+      <w:rPr>
+        <w:rFonts w:ascii="Wingdings" w:hAnsi="Wingdings" w:hint="default"/>
+        <w:sz w:val="20"/>
+      </w:rPr>
+    </w:lvl>
+    <w:lvl w:ilvl="4" w:tentative="1">
+      <w:start w:val="1"/>
+      <w:numFmt w:val="bullet"/>
+      <w:lvlText w:val=""/>
+      <w:lvlJc w:val="left"/>
+      <w:pPr>
+        <w:tabs>
+          <w:tab w:val="num" w:pos="3600"/>
+        </w:tabs>
+        <w:ind w:left="3600" w:hanging="360"/>
+      </w:pPr>
+      <w:rPr>
+        <w:rFonts w:ascii="Wingdings" w:hAnsi="Wingdings" w:hint="default"/>
+        <w:sz w:val="20"/>
+      </w:rPr>
+    </w:lvl>
+    <w:lvl w:ilvl="5" w:tentative="1">
+      <w:start w:val="1"/>
+      <w:numFmt w:val="bullet"/>
+      <w:lvlText w:val=""/>
+      <w:lvlJc w:val="left"/>
+      <w:pPr>
+        <w:tabs>
+          <w:tab w:val="num" w:pos="4320"/>
+        </w:tabs>
+        <w:ind w:left="4320" w:hanging="360"/>
+      </w:pPr>
+      <w:rPr>
+        <w:rFonts w:ascii="Wingdings" w:hAnsi="Wingdings" w:hint="default"/>
+        <w:sz w:val="20"/>
+      </w:rPr>
+    </w:lvl>
+    <w:lvl w:ilvl="6" w:tentative="1">
+      <w:start w:val="1"/>
+      <w:numFmt w:val="bullet"/>
+      <w:lvlText w:val=""/>
+      <w:lvlJc w:val="left"/>
+      <w:pPr>
+        <w:tabs>
+          <w:tab w:val="num" w:pos="5040"/>
+        </w:tabs>
+        <w:ind w:left="5040" w:hanging="360"/>
+      </w:pPr>
+      <w:rPr>
+        <w:rFonts w:ascii="Wingdings" w:hAnsi="Wingdings" w:hint="default"/>
+        <w:sz w:val="20"/>
+      </w:rPr>
+    </w:lvl>
+    <w:lvl w:ilvl="7" w:tentative="1">
+      <w:start w:val="1"/>
+      <w:numFmt w:val="bullet"/>
+      <w:lvlText w:val=""/>
+      <w:lvlJc w:val="left"/>
+      <w:pPr>
+        <w:tabs>
+          <w:tab w:val="num" w:pos="5760"/>
+        </w:tabs>
+        <w:ind w:left="5760" w:hanging="360"/>
+      </w:pPr>
+      <w:rPr>
+        <w:rFonts w:ascii="Wingdings" w:hAnsi="Wingdings" w:hint="default"/>
+        <w:sz w:val="20"/>
+      </w:rPr>
+    </w:lvl>
+    <w:lvl w:ilvl="8" w:tentative="1">
+      <w:start w:val="1"/>
+      <w:numFmt w:val="bullet"/>
+      <w:lvlText w:val=""/>
+      <w:lvlJc w:val="left"/>
+      <w:pPr>
+        <w:tabs>
+          <w:tab w:val="num" w:pos="6480"/>
+        </w:tabs>
+        <w:ind w:left="6480" w:hanging="360"/>
+      </w:pPr>
+      <w:rPr>
+        <w:rFonts w:ascii="Wingdings" w:hAnsi="Wingdings" w:hint="default"/>
+        <w:sz w:val="20"/>
+      </w:rPr>
+    </w:lvl>
+  </w:abstractNum>
+  <w:abstractNum w:abstractNumId="22" w15:restartNumberingAfterBreak="0">
     <w:nsid w:val="2FFC21B7"/>
     <w:multiLevelType w:val="hybridMultilevel"/>
     <w:tmpl w:val="4336DDD2"/>
@@ -8967,7 +8283,7 @@
       </w:rPr>
     </w:lvl>
   </w:abstractNum>
-  <w:abstractNum w:abstractNumId="22" w15:restartNumberingAfterBreak="0">
+  <w:abstractNum w:abstractNumId="23" w15:restartNumberingAfterBreak="0">
     <w:nsid w:val="321C0D15"/>
     <w:multiLevelType w:val="multilevel"/>
     <w:tmpl w:val="54140BA4"/>
@@ -9102,7 +8418,7 @@
       </w:rPr>
     </w:lvl>
   </w:abstractNum>
-  <w:abstractNum w:abstractNumId="23" w15:restartNumberingAfterBreak="0">
+  <w:abstractNum w:abstractNumId="24" w15:restartNumberingAfterBreak="0">
     <w:nsid w:val="330865B5"/>
     <w:multiLevelType w:val="multilevel"/>
     <w:tmpl w:val="040A001D"/>
@@ -9188,7 +8504,156 @@
       </w:pPr>
     </w:lvl>
   </w:abstractNum>
-  <w:abstractNum w:abstractNumId="24" w15:restartNumberingAfterBreak="0">
+  <w:abstractNum w:abstractNumId="25" w15:restartNumberingAfterBreak="0">
+    <w:nsid w:val="51C115A6"/>
+    <w:multiLevelType w:val="multilevel"/>
+    <w:tmpl w:val="80440ECC"/>
+    <w:lvl w:ilvl="0">
+      <w:start w:val="1"/>
+      <w:numFmt w:val="bullet"/>
+      <w:lvlText w:val=""/>
+      <w:lvlJc w:val="left"/>
+      <w:pPr>
+        <w:tabs>
+          <w:tab w:val="num" w:pos="720"/>
+        </w:tabs>
+        <w:ind w:left="720" w:hanging="360"/>
+      </w:pPr>
+      <w:rPr>
+        <w:rFonts w:ascii="Symbol" w:hAnsi="Symbol" w:hint="default"/>
+        <w:sz w:val="20"/>
+      </w:rPr>
+    </w:lvl>
+    <w:lvl w:ilvl="1">
+      <w:start w:val="1"/>
+      <w:numFmt w:val="bullet"/>
+      <w:lvlText w:val="o"/>
+      <w:lvlJc w:val="left"/>
+      <w:pPr>
+        <w:tabs>
+          <w:tab w:val="num" w:pos="1440"/>
+        </w:tabs>
+        <w:ind w:left="1440" w:hanging="360"/>
+      </w:pPr>
+      <w:rPr>
+        <w:rFonts w:ascii="Courier New" w:hAnsi="Courier New" w:hint="default"/>
+        <w:sz w:val="20"/>
+      </w:rPr>
+    </w:lvl>
+    <w:lvl w:ilvl="2" w:tentative="1">
+      <w:start w:val="1"/>
+      <w:numFmt w:val="bullet"/>
+      <w:lvlText w:val=""/>
+      <w:lvlJc w:val="left"/>
+      <w:pPr>
+        <w:tabs>
+          <w:tab w:val="num" w:pos="2160"/>
+        </w:tabs>
+        <w:ind w:left="2160" w:hanging="360"/>
+      </w:pPr>
+      <w:rPr>
+        <w:rFonts w:ascii="Wingdings" w:hAnsi="Wingdings" w:hint="default"/>
+        <w:sz w:val="20"/>
+      </w:rPr>
+    </w:lvl>
+    <w:lvl w:ilvl="3" w:tentative="1">
+      <w:start w:val="1"/>
+      <w:numFmt w:val="bullet"/>
+      <w:lvlText w:val=""/>
+      <w:lvlJc w:val="left"/>
+      <w:pPr>
+        <w:tabs>
+          <w:tab w:val="num" w:pos="2880"/>
+        </w:tabs>
+        <w:ind w:left="2880" w:hanging="360"/>
+      </w:pPr>
+      <w:rPr>
+        <w:rFonts w:ascii="Wingdings" w:hAnsi="Wingdings" w:hint="default"/>
+        <w:sz w:val="20"/>
+      </w:rPr>
+    </w:lvl>
+    <w:lvl w:ilvl="4" w:tentative="1">
+      <w:start w:val="1"/>
+      <w:numFmt w:val="bullet"/>
+      <w:lvlText w:val=""/>
+      <w:lvlJc w:val="left"/>
+      <w:pPr>
+        <w:tabs>
+          <w:tab w:val="num" w:pos="3600"/>
+        </w:tabs>
+        <w:ind w:left="3600" w:hanging="360"/>
+      </w:pPr>
+      <w:rPr>
+        <w:rFonts w:ascii="Wingdings" w:hAnsi="Wingdings" w:hint="default"/>
+        <w:sz w:val="20"/>
+      </w:rPr>
+    </w:lvl>
+    <w:lvl w:ilvl="5" w:tentative="1">
+      <w:start w:val="1"/>
+      <w:numFmt w:val="bullet"/>
+      <w:lvlText w:val=""/>
+      <w:lvlJc w:val="left"/>
+      <w:pPr>
+        <w:tabs>
+          <w:tab w:val="num" w:pos="4320"/>
+        </w:tabs>
+        <w:ind w:left="4320" w:hanging="360"/>
+      </w:pPr>
+      <w:rPr>
+        <w:rFonts w:ascii="Wingdings" w:hAnsi="Wingdings" w:hint="default"/>
+        <w:sz w:val="20"/>
+      </w:rPr>
+    </w:lvl>
+    <w:lvl w:ilvl="6" w:tentative="1">
+      <w:start w:val="1"/>
+      <w:numFmt w:val="bullet"/>
+      <w:lvlText w:val=""/>
+      <w:lvlJc w:val="left"/>
+      <w:pPr>
+        <w:tabs>
+          <w:tab w:val="num" w:pos="5040"/>
+        </w:tabs>
+        <w:ind w:left="5040" w:hanging="360"/>
+      </w:pPr>
+      <w:rPr>
+        <w:rFonts w:ascii="Wingdings" w:hAnsi="Wingdings" w:hint="default"/>
+        <w:sz w:val="20"/>
+      </w:rPr>
+    </w:lvl>
+    <w:lvl w:ilvl="7" w:tentative="1">
+      <w:start w:val="1"/>
+      <w:numFmt w:val="bullet"/>
+      <w:lvlText w:val=""/>
+      <w:lvlJc w:val="left"/>
+      <w:pPr>
+        <w:tabs>
+          <w:tab w:val="num" w:pos="5760"/>
+        </w:tabs>
+        <w:ind w:left="5760" w:hanging="360"/>
+      </w:pPr>
+      <w:rPr>
+        <w:rFonts w:ascii="Wingdings" w:hAnsi="Wingdings" w:hint="default"/>
+        <w:sz w:val="20"/>
+      </w:rPr>
+    </w:lvl>
+    <w:lvl w:ilvl="8" w:tentative="1">
+      <w:start w:val="1"/>
+      <w:numFmt w:val="bullet"/>
+      <w:lvlText w:val=""/>
+      <w:lvlJc w:val="left"/>
+      <w:pPr>
+        <w:tabs>
+          <w:tab w:val="num" w:pos="6480"/>
+        </w:tabs>
+        <w:ind w:left="6480" w:hanging="360"/>
+      </w:pPr>
+      <w:rPr>
+        <w:rFonts w:ascii="Wingdings" w:hAnsi="Wingdings" w:hint="default"/>
+        <w:sz w:val="20"/>
+      </w:rPr>
+    </w:lvl>
+  </w:abstractNum>
+  <w:abstractNum w:abstractNumId="26" w15:restartNumberingAfterBreak="0">
     <w:nsid w:val="59957CE0"/>
     <w:multiLevelType w:val="multilevel"/>
     <w:tmpl w:val="AA562C7C"/>
@@ -9318,7 +8783,7 @@
       </w:rPr>
     </w:lvl>
   </w:abstractNum>
-  <w:abstractNum w:abstractNumId="25" w15:restartNumberingAfterBreak="0">
+  <w:abstractNum w:abstractNumId="27" w15:restartNumberingAfterBreak="0">
     <w:nsid w:val="64F42C83"/>
     <w:multiLevelType w:val="multilevel"/>
     <w:tmpl w:val="AA562C7C"/>
@@ -9448,7 +8913,7 @@
       </w:rPr>
     </w:lvl>
   </w:abstractNum>
-  <w:abstractNum w:abstractNumId="26" w15:restartNumberingAfterBreak="0">
+  <w:abstractNum w:abstractNumId="28" w15:restartNumberingAfterBreak="0">
     <w:nsid w:val="67B85907"/>
     <w:multiLevelType w:val="hybridMultilevel"/>
     <w:tmpl w:val="6E6E04D6"/>
@@ -9534,7 +8999,7 @@
       </w:pPr>
     </w:lvl>
   </w:abstractNum>
-  <w:abstractNum w:abstractNumId="27" w15:restartNumberingAfterBreak="0">
+  <w:abstractNum w:abstractNumId="29" w15:restartNumberingAfterBreak="0">
     <w:nsid w:val="6FBF4159"/>
     <w:multiLevelType w:val="multilevel"/>
     <w:tmpl w:val="982674FA"/>
@@ -9664,7 +9129,7 @@
       </w:rPr>
     </w:lvl>
   </w:abstractNum>
-  <w:abstractNum w:abstractNumId="28" w15:restartNumberingAfterBreak="0">
+  <w:abstractNum w:abstractNumId="30" w15:restartNumberingAfterBreak="0">
     <w:nsid w:val="70301EDE"/>
     <w:multiLevelType w:val="multilevel"/>
     <w:tmpl w:val="DFFA0438"/>
@@ -9794,7 +9259,7 @@
       </w:rPr>
     </w:lvl>
   </w:abstractNum>
-  <w:abstractNum w:abstractNumId="29" w15:restartNumberingAfterBreak="0">
+  <w:abstractNum w:abstractNumId="31" w15:restartNumberingAfterBreak="0">
     <w:nsid w:val="736F4A0D"/>
     <w:multiLevelType w:val="multilevel"/>
     <w:tmpl w:val="040A001D"/>
@@ -9880,7 +9345,7 @@
       </w:pPr>
     </w:lvl>
   </w:abstractNum>
-  <w:abstractNum w:abstractNumId="30" w15:restartNumberingAfterBreak="0">
+  <w:abstractNum w:abstractNumId="32" w15:restartNumberingAfterBreak="0">
     <w:nsid w:val="76864434"/>
     <w:multiLevelType w:val="multilevel"/>
     <w:tmpl w:val="040A001D"/>
@@ -9966,7 +9431,7 @@
       </w:pPr>
     </w:lvl>
   </w:abstractNum>
-  <w:abstractNum w:abstractNumId="31" w15:restartNumberingAfterBreak="0">
+  <w:abstractNum w:abstractNumId="33" w15:restartNumberingAfterBreak="0">
     <w:nsid w:val="78622BFC"/>
     <w:multiLevelType w:val="multilevel"/>
     <w:tmpl w:val="473C4EE0"/>
@@ -10079,7 +9544,7 @@
       </w:pPr>
     </w:lvl>
   </w:abstractNum>
-  <w:abstractNum w:abstractNumId="32" w15:restartNumberingAfterBreak="0">
+  <w:abstractNum w:abstractNumId="34" w15:restartNumberingAfterBreak="0">
     <w:nsid w:val="79E81350"/>
     <w:multiLevelType w:val="multilevel"/>
     <w:tmpl w:val="D89EC2BE"/>
@@ -10210,7 +9675,7 @@
     </w:lvl>
   </w:abstractNum>
   <w:num w:numId="1" w16cid:durableId="962927342">
-    <w:abstractNumId w:val="21"/>
+    <w:abstractNumId w:val="22"/>
   </w:num>
   <w:num w:numId="2" w16cid:durableId="1200972430">
     <w:abstractNumId w:val="10"/>
@@ -10246,16 +9711,16 @@
     <w:abstractNumId w:val="16"/>
   </w:num>
   <w:num w:numId="13" w16cid:durableId="1519850972">
-    <w:abstractNumId w:val="22"/>
+    <w:abstractNumId w:val="23"/>
   </w:num>
   <w:num w:numId="14" w16cid:durableId="1283880269">
     <w:abstractNumId w:val="20"/>
   </w:num>
   <w:num w:numId="15" w16cid:durableId="1646739723">
-    <w:abstractNumId w:val="32"/>
+    <w:abstractNumId w:val="34"/>
   </w:num>
   <w:num w:numId="16" w16cid:durableId="466629650">
-    <w:abstractNumId w:val="23"/>
+    <w:abstractNumId w:val="24"/>
   </w:num>
   <w:num w:numId="17" w16cid:durableId="1079012301">
     <w:abstractNumId w:val="19"/>
@@ -10264,28 +9729,28 @@
     <w:abstractNumId w:val="13"/>
   </w:num>
   <w:num w:numId="19" w16cid:durableId="1434395498">
-    <w:abstractNumId w:val="27"/>
+    <w:abstractNumId w:val="29"/>
   </w:num>
   <w:num w:numId="20" w16cid:durableId="1893346169">
     <w:abstractNumId w:val="11"/>
   </w:num>
   <w:num w:numId="21" w16cid:durableId="1509711991">
-    <w:abstractNumId w:val="28"/>
+    <w:abstractNumId w:val="30"/>
   </w:num>
   <w:num w:numId="22" w16cid:durableId="1149319704">
     <w:abstractNumId w:val="14"/>
   </w:num>
   <w:num w:numId="23" w16cid:durableId="53814836">
-    <w:abstractNumId w:val="24"/>
+    <w:abstractNumId w:val="26"/>
   </w:num>
   <w:num w:numId="24" w16cid:durableId="858156727">
-    <w:abstractNumId w:val="25"/>
+    <w:abstractNumId w:val="27"/>
   </w:num>
   <w:num w:numId="25" w16cid:durableId="1782651091">
     <w:abstractNumId w:val="0"/>
   </w:num>
   <w:num w:numId="26" w16cid:durableId="1087188752">
-    <w:abstractNumId w:val="31"/>
+    <w:abstractNumId w:val="33"/>
   </w:num>
   <w:num w:numId="27" w16cid:durableId="524753162">
     <w:abstractNumId w:val="15"/>
@@ -10297,13 +9762,13 @@
     <w:abstractNumId w:val="12"/>
   </w:num>
   <w:num w:numId="30" w16cid:durableId="358169484">
-    <w:abstractNumId w:val="30"/>
+    <w:abstractNumId w:val="32"/>
   </w:num>
   <w:num w:numId="31" w16cid:durableId="1628580751">
-    <w:abstractNumId w:val="29"/>
+    <w:abstractNumId w:val="31"/>
   </w:num>
   <w:num w:numId="32" w16cid:durableId="792945128">
-    <w:abstractNumId w:val="26"/>
+    <w:abstractNumId w:val="28"/>
   </w:num>
   <w:num w:numId="33" w16cid:durableId="959652879">
     <w:abstractNumId w:val="18"/>
@@ -10337,6 +9802,289 @@
     <w:lvlOverride w:ilvl="8">
       <w:startOverride w:val="1"/>
     </w:lvlOverride>
+  </w:num>
+  <w:num w:numId="35" w16cid:durableId="2083020368">
+    <w:abstractNumId w:val="25"/>
+    <w:lvlOverride w:ilvl="0">
+      <w:lvl w:ilvl="0">
+        <w:numFmt w:val="bullet"/>
+        <w:lvlText w:val="o"/>
+        <w:lvlJc w:val="left"/>
+        <w:pPr>
+          <w:tabs>
+            <w:tab w:val="num" w:pos="720"/>
+          </w:tabs>
+          <w:ind w:left="720" w:hanging="360"/>
+        </w:pPr>
+        <w:rPr>
+          <w:rFonts w:ascii="Courier New" w:hAnsi="Courier New" w:hint="default"/>
+          <w:sz w:val="20"/>
+        </w:rPr>
+      </w:lvl>
+    </w:lvlOverride>
+  </w:num>
+  <w:num w:numId="36" w16cid:durableId="1001854229">
+    <w:abstractNumId w:val="25"/>
+    <w:lvlOverride w:ilvl="0">
+      <w:lvl w:ilvl="0">
+        <w:numFmt w:val="bullet"/>
+        <w:lvlText w:val="o"/>
+        <w:lvlJc w:val="left"/>
+        <w:pPr>
+          <w:tabs>
+            <w:tab w:val="num" w:pos="720"/>
+          </w:tabs>
+          <w:ind w:left="720" w:hanging="360"/>
+        </w:pPr>
+        <w:rPr>
+          <w:rFonts w:ascii="Courier New" w:hAnsi="Courier New" w:hint="default"/>
+          <w:sz w:val="20"/>
+        </w:rPr>
+      </w:lvl>
+    </w:lvlOverride>
+  </w:num>
+  <w:num w:numId="37" w16cid:durableId="869030630">
+    <w:abstractNumId w:val="25"/>
+    <w:lvlOverride w:ilvl="0">
+      <w:lvl w:ilvl="0">
+        <w:numFmt w:val="bullet"/>
+        <w:lvlText w:val="o"/>
+        <w:lvlJc w:val="left"/>
+        <w:pPr>
+          <w:tabs>
+            <w:tab w:val="num" w:pos="720"/>
+          </w:tabs>
+          <w:ind w:left="720" w:hanging="360"/>
+        </w:pPr>
+        <w:rPr>
+          <w:rFonts w:ascii="Courier New" w:hAnsi="Courier New" w:hint="default"/>
+          <w:sz w:val="20"/>
+        </w:rPr>
+      </w:lvl>
+    </w:lvlOverride>
+  </w:num>
+  <w:num w:numId="38" w16cid:durableId="1484851695">
+    <w:abstractNumId w:val="25"/>
+    <w:lvlOverride w:ilvl="1">
+      <w:lvl w:ilvl="1">
+        <w:numFmt w:val="bullet"/>
+        <w:lvlText w:val=""/>
+        <w:lvlJc w:val="left"/>
+        <w:pPr>
+          <w:tabs>
+            <w:tab w:val="num" w:pos="1440"/>
+          </w:tabs>
+          <w:ind w:left="1440" w:hanging="360"/>
+        </w:pPr>
+        <w:rPr>
+          <w:rFonts w:ascii="Wingdings" w:hAnsi="Wingdings" w:hint="default"/>
+          <w:sz w:val="20"/>
+        </w:rPr>
+      </w:lvl>
+    </w:lvlOverride>
+  </w:num>
+  <w:num w:numId="39" w16cid:durableId="1159807235">
+    <w:abstractNumId w:val="25"/>
+    <w:lvlOverride w:ilvl="1">
+      <w:lvl w:ilvl="1">
+        <w:numFmt w:val="bullet"/>
+        <w:lvlText w:val=""/>
+        <w:lvlJc w:val="left"/>
+        <w:pPr>
+          <w:tabs>
+            <w:tab w:val="num" w:pos="1440"/>
+          </w:tabs>
+          <w:ind w:left="1440" w:hanging="360"/>
+        </w:pPr>
+        <w:rPr>
+          <w:rFonts w:ascii="Wingdings" w:hAnsi="Wingdings" w:hint="default"/>
+          <w:sz w:val="20"/>
+        </w:rPr>
+      </w:lvl>
+    </w:lvlOverride>
+  </w:num>
+  <w:num w:numId="40" w16cid:durableId="1223827547">
+    <w:abstractNumId w:val="25"/>
+    <w:lvlOverride w:ilvl="1">
+      <w:lvl w:ilvl="1">
+        <w:numFmt w:val="bullet"/>
+        <w:lvlText w:val=""/>
+        <w:lvlJc w:val="left"/>
+        <w:pPr>
+          <w:tabs>
+            <w:tab w:val="num" w:pos="1440"/>
+          </w:tabs>
+          <w:ind w:left="1440" w:hanging="360"/>
+        </w:pPr>
+        <w:rPr>
+          <w:rFonts w:ascii="Wingdings" w:hAnsi="Wingdings" w:hint="default"/>
+          <w:sz w:val="20"/>
+        </w:rPr>
+      </w:lvl>
+    </w:lvlOverride>
+  </w:num>
+  <w:num w:numId="41" w16cid:durableId="52968556">
+    <w:abstractNumId w:val="25"/>
+    <w:lvlOverride w:ilvl="0">
+      <w:lvl w:ilvl="0">
+        <w:numFmt w:val="bullet"/>
+        <w:lvlText w:val="o"/>
+        <w:lvlJc w:val="left"/>
+        <w:pPr>
+          <w:tabs>
+            <w:tab w:val="num" w:pos="720"/>
+          </w:tabs>
+          <w:ind w:left="720" w:hanging="360"/>
+        </w:pPr>
+        <w:rPr>
+          <w:rFonts w:ascii="Courier New" w:hAnsi="Courier New" w:hint="default"/>
+          <w:sz w:val="20"/>
+        </w:rPr>
+      </w:lvl>
+    </w:lvlOverride>
+  </w:num>
+  <w:num w:numId="42" w16cid:durableId="2029596336">
+    <w:abstractNumId w:val="25"/>
+    <w:lvlOverride w:ilvl="0">
+      <w:lvl w:ilvl="0">
+        <w:numFmt w:val="bullet"/>
+        <w:lvlText w:val="o"/>
+        <w:lvlJc w:val="left"/>
+        <w:pPr>
+          <w:tabs>
+            <w:tab w:val="num" w:pos="720"/>
+          </w:tabs>
+          <w:ind w:left="720" w:hanging="360"/>
+        </w:pPr>
+        <w:rPr>
+          <w:rFonts w:ascii="Courier New" w:hAnsi="Courier New" w:hint="default"/>
+          <w:sz w:val="20"/>
+        </w:rPr>
+      </w:lvl>
+    </w:lvlOverride>
+  </w:num>
+  <w:num w:numId="43" w16cid:durableId="1394890120">
+    <w:abstractNumId w:val="25"/>
+    <w:lvlOverride w:ilvl="0">
+      <w:lvl w:ilvl="0">
+        <w:numFmt w:val="bullet"/>
+        <w:lvlText w:val="o"/>
+        <w:lvlJc w:val="left"/>
+        <w:pPr>
+          <w:tabs>
+            <w:tab w:val="num" w:pos="720"/>
+          </w:tabs>
+          <w:ind w:left="720" w:hanging="360"/>
+        </w:pPr>
+        <w:rPr>
+          <w:rFonts w:ascii="Courier New" w:hAnsi="Courier New" w:hint="default"/>
+          <w:sz w:val="20"/>
+        </w:rPr>
+      </w:lvl>
+    </w:lvlOverride>
+  </w:num>
+  <w:num w:numId="44" w16cid:durableId="2143426673">
+    <w:abstractNumId w:val="25"/>
+    <w:lvlOverride w:ilvl="1">
+      <w:lvl w:ilvl="1">
+        <w:numFmt w:val="bullet"/>
+        <w:lvlText w:val=""/>
+        <w:lvlJc w:val="left"/>
+        <w:pPr>
+          <w:tabs>
+            <w:tab w:val="num" w:pos="1440"/>
+          </w:tabs>
+          <w:ind w:left="1440" w:hanging="360"/>
+        </w:pPr>
+        <w:rPr>
+          <w:rFonts w:ascii="Wingdings" w:hAnsi="Wingdings" w:hint="default"/>
+          <w:sz w:val="20"/>
+        </w:rPr>
+      </w:lvl>
+    </w:lvlOverride>
+  </w:num>
+  <w:num w:numId="45" w16cid:durableId="976107736">
+    <w:abstractNumId w:val="25"/>
+    <w:lvlOverride w:ilvl="1">
+      <w:lvl w:ilvl="1">
+        <w:numFmt w:val="bullet"/>
+        <w:lvlText w:val=""/>
+        <w:lvlJc w:val="left"/>
+        <w:pPr>
+          <w:tabs>
+            <w:tab w:val="num" w:pos="1440"/>
+          </w:tabs>
+          <w:ind w:left="1440" w:hanging="360"/>
+        </w:pPr>
+        <w:rPr>
+          <w:rFonts w:ascii="Wingdings" w:hAnsi="Wingdings" w:hint="default"/>
+          <w:sz w:val="20"/>
+        </w:rPr>
+      </w:lvl>
+    </w:lvlOverride>
+  </w:num>
+  <w:num w:numId="46" w16cid:durableId="1971353749">
+    <w:abstractNumId w:val="25"/>
+    <w:lvlOverride w:ilvl="0">
+      <w:lvl w:ilvl="0">
+        <w:numFmt w:val="bullet"/>
+        <w:lvlText w:val="o"/>
+        <w:lvlJc w:val="left"/>
+        <w:pPr>
+          <w:tabs>
+            <w:tab w:val="num" w:pos="720"/>
+          </w:tabs>
+          <w:ind w:left="720" w:hanging="360"/>
+        </w:pPr>
+        <w:rPr>
+          <w:rFonts w:ascii="Courier New" w:hAnsi="Courier New" w:hint="default"/>
+          <w:sz w:val="20"/>
+        </w:rPr>
+      </w:lvl>
+    </w:lvlOverride>
+  </w:num>
+  <w:num w:numId="47" w16cid:durableId="197087714">
+    <w:abstractNumId w:val="25"/>
+    <w:lvlOverride w:ilvl="1">
+      <w:lvl w:ilvl="1">
+        <w:numFmt w:val="bullet"/>
+        <w:lvlText w:val=""/>
+        <w:lvlJc w:val="left"/>
+        <w:pPr>
+          <w:tabs>
+            <w:tab w:val="num" w:pos="1440"/>
+          </w:tabs>
+          <w:ind w:left="1440" w:hanging="360"/>
+        </w:pPr>
+        <w:rPr>
+          <w:rFonts w:ascii="Wingdings" w:hAnsi="Wingdings" w:hint="default"/>
+          <w:sz w:val="20"/>
+        </w:rPr>
+      </w:lvl>
+    </w:lvlOverride>
+  </w:num>
+  <w:num w:numId="48" w16cid:durableId="307788907">
+    <w:abstractNumId w:val="25"/>
+    <w:lvlOverride w:ilvl="1">
+      <w:lvl w:ilvl="1">
+        <w:numFmt w:val="bullet"/>
+        <w:lvlText w:val=""/>
+        <w:lvlJc w:val="left"/>
+        <w:pPr>
+          <w:tabs>
+            <w:tab w:val="num" w:pos="1440"/>
+          </w:tabs>
+          <w:ind w:left="1440" w:hanging="360"/>
+        </w:pPr>
+        <w:rPr>
+          <w:rFonts w:ascii="Wingdings" w:hAnsi="Wingdings" w:hint="default"/>
+          <w:sz w:val="20"/>
+        </w:rPr>
+      </w:lvl>
+    </w:lvlOverride>
+  </w:num>
+  <w:num w:numId="49" w16cid:durableId="1427338620">
+    <w:abstractNumId w:val="21"/>
   </w:num>
   <w:numIdMacAtCleanup w:val="13"/>
 </w:numbering>

--- a/MemoriaTFG/plantilla_tfg_word.docx
+++ b/MemoriaTFG/plantilla_tfg_word.docx
@@ -769,7 +769,15 @@
         <w:t xml:space="preserve">A mi hermana por </w:t>
       </w:r>
       <w:r>
-        <w:t xml:space="preserve">hacerme sandwitches todas las veces que </w:t>
+        <w:t xml:space="preserve">hacerme </w:t>
+      </w:r>
+      <w:proofErr w:type="spellStart"/>
+      <w:r>
+        <w:t>sandwitches</w:t>
+      </w:r>
+      <w:proofErr w:type="spellEnd"/>
+      <w:r>
+        <w:t xml:space="preserve"> todas las veces que </w:t>
       </w:r>
       <w:r>
         <w:t>me veía</w:t>
@@ -784,8 +792,13 @@
         <w:t>.</w:t>
       </w:r>
       <w:r>
-        <w:t xml:space="preserve"> Lna</w:t>
-      </w:r>
+        <w:t xml:space="preserve"> </w:t>
+      </w:r>
+      <w:proofErr w:type="spellStart"/>
+      <w:r>
+        <w:t>Lna</w:t>
+      </w:r>
+      <w:proofErr w:type="spellEnd"/>
     </w:p>
     <w:p>
       <w:pPr>
@@ -1222,7 +1235,49 @@
         <w:rPr>
           <w:lang w:val="en-US" w:eastAsia="es-ES"/>
         </w:rPr>
-        <w:t>ADHD (Attention-Deficit/Hyperactivity Disorder) is one of the most common childhood disorders[1]. Its main symptoms are patterns of inattention, hyperactivity, and impulsivity that persist in the individual and affect executive functioning, in addition to the impact they have on various aspects of daily life[2]. Planning ability is an important part of executive functioning that is affected by this disorder[3], [4].</w:t>
+        <w:t xml:space="preserve">ADHD (Attention-Deficit/Hyperactivity Disorder) is one of the most common childhood </w:t>
+      </w:r>
+      <w:proofErr w:type="gramStart"/>
+      <w:r>
+        <w:rPr>
+          <w:lang w:val="en-US" w:eastAsia="es-ES"/>
+        </w:rPr>
+        <w:t>disorders[</w:t>
+      </w:r>
+      <w:proofErr w:type="gramEnd"/>
+      <w:r>
+        <w:rPr>
+          <w:lang w:val="en-US" w:eastAsia="es-ES"/>
+        </w:rPr>
+        <w:t xml:space="preserve">1]. Its main symptoms are patterns of inattention, hyperactivity, and impulsivity that persist in the individual and affect executive functioning, in addition to the impact they have on various aspects of daily </w:t>
+      </w:r>
+      <w:proofErr w:type="gramStart"/>
+      <w:r>
+        <w:rPr>
+          <w:lang w:val="en-US" w:eastAsia="es-ES"/>
+        </w:rPr>
+        <w:t>life[</w:t>
+      </w:r>
+      <w:proofErr w:type="gramEnd"/>
+      <w:r>
+        <w:rPr>
+          <w:lang w:val="en-US" w:eastAsia="es-ES"/>
+        </w:rPr>
+        <w:t xml:space="preserve">2]. Planning ability is an important part of executive functioning that is affected by this </w:t>
+      </w:r>
+      <w:proofErr w:type="gramStart"/>
+      <w:r>
+        <w:rPr>
+          <w:lang w:val="en-US" w:eastAsia="es-ES"/>
+        </w:rPr>
+        <w:t>disorder[</w:t>
+      </w:r>
+      <w:proofErr w:type="gramEnd"/>
+      <w:r>
+        <w:rPr>
+          <w:lang w:val="en-US" w:eastAsia="es-ES"/>
+        </w:rPr>
+        <w:t>3], [4].</w:t>
       </w:r>
     </w:p>
     <w:p>
@@ -1435,14 +1490,21 @@
         <w:pStyle w:val="PageHeading"/>
       </w:pPr>
       <w:bookmarkStart w:id="1" w:name="Indice"/>
+      <w:proofErr w:type="spellStart"/>
       <w:r>
         <w:lastRenderedPageBreak/>
         <w:t>Índice</w:t>
       </w:r>
-      <w:r>
-        <w:t xml:space="preserve"> de contenidos</w:t>
+      <w:proofErr w:type="spellEnd"/>
+      <w:r>
+        <w:t xml:space="preserve"> de </w:t>
+      </w:r>
+      <w:proofErr w:type="spellStart"/>
+      <w:r>
+        <w:t>contenidos</w:t>
       </w:r>
       <w:bookmarkEnd w:id="1"/>
+      <w:proofErr w:type="spellEnd"/>
     </w:p>
     <w:sdt>
       <w:sdtPr>
@@ -1485,7 +1547,7 @@
           <w:r>
             <w:fldChar w:fldCharType="separate"/>
           </w:r>
-          <w:hyperlink w:anchor="_Toc236763463" w:history="1">
+          <w:hyperlink w:anchor="_Toc236766564" w:history="1">
             <w:r>
               <w:rPr>
                 <w:rStyle w:val="Hipervnculo"/>
@@ -1512,7 +1574,7 @@
                 <w:noProof/>
                 <w:webHidden/>
               </w:rPr>
-              <w:instrText xml:space="preserve"> PAGEREF _Toc236763463 \h </w:instrText>
+              <w:instrText xml:space="preserve"> PAGEREF _Toc236766564 \h </w:instrText>
             </w:r>
             <w:r>
               <w:rPr>
@@ -1558,7 +1620,7 @@
               <w14:ligatures w14:val="standardContextual"/>
             </w:rPr>
           </w:pPr>
-          <w:hyperlink w:anchor="_Toc236763464" w:history="1">
+          <w:hyperlink w:anchor="_Toc236766565" w:history="1">
             <w:r>
               <w:rPr>
                 <w:rStyle w:val="Hipervnculo"/>
@@ -1585,7 +1647,7 @@
                 <w:noProof/>
                 <w:webHidden/>
               </w:rPr>
-              <w:instrText xml:space="preserve"> PAGEREF _Toc236763464 \h </w:instrText>
+              <w:instrText xml:space="preserve"> PAGEREF _Toc236766565 \h </w:instrText>
             </w:r>
             <w:r>
               <w:rPr>
@@ -1605,7 +1667,7 @@
                 <w:noProof/>
                 <w:webHidden/>
               </w:rPr>
-              <w:t>2</w:t>
+              <w:t>1</w:t>
             </w:r>
             <w:r>
               <w:rPr>
@@ -1631,7 +1693,7 @@
               <w14:ligatures w14:val="standardContextual"/>
             </w:rPr>
           </w:pPr>
-          <w:hyperlink w:anchor="_Toc236763465" w:history="1">
+          <w:hyperlink w:anchor="_Toc236766566" w:history="1">
             <w:r>
               <w:rPr>
                 <w:rStyle w:val="Hipervnculo"/>
@@ -1658,7 +1720,7 @@
                 <w:noProof/>
                 <w:webHidden/>
               </w:rPr>
-              <w:instrText xml:space="preserve"> PAGEREF _Toc236763465 \h </w:instrText>
+              <w:instrText xml:space="preserve"> PAGEREF _Toc236766566 \h </w:instrText>
             </w:r>
             <w:r>
               <w:rPr>
@@ -1678,7 +1740,7 @@
                 <w:noProof/>
                 <w:webHidden/>
               </w:rPr>
-              <w:t>2</w:t>
+              <w:t>1</w:t>
             </w:r>
             <w:r>
               <w:rPr>
@@ -1704,7 +1766,7 @@
               <w14:ligatures w14:val="standardContextual"/>
             </w:rPr>
           </w:pPr>
-          <w:hyperlink w:anchor="_Toc236763466" w:history="1">
+          <w:hyperlink w:anchor="_Toc236766567" w:history="1">
             <w:r>
               <w:rPr>
                 <w:rStyle w:val="Hipervnculo"/>
@@ -1731,7 +1793,7 @@
                 <w:noProof/>
                 <w:webHidden/>
               </w:rPr>
-              <w:instrText xml:space="preserve"> PAGEREF _Toc236763466 \h </w:instrText>
+              <w:instrText xml:space="preserve"> PAGEREF _Toc236766567 \h </w:instrText>
             </w:r>
             <w:r>
               <w:rPr>
@@ -1751,7 +1813,7 @@
                 <w:noProof/>
                 <w:webHidden/>
               </w:rPr>
-              <w:t>3</w:t>
+              <w:t>2</w:t>
             </w:r>
             <w:r>
               <w:rPr>
@@ -1777,7 +1839,7 @@
               <w14:ligatures w14:val="standardContextual"/>
             </w:rPr>
           </w:pPr>
-          <w:hyperlink w:anchor="_Toc236763467" w:history="1">
+          <w:hyperlink w:anchor="_Toc236766568" w:history="1">
             <w:r>
               <w:rPr>
                 <w:rStyle w:val="Hipervnculo"/>
@@ -1804,7 +1866,7 @@
                 <w:noProof/>
                 <w:webHidden/>
               </w:rPr>
-              <w:instrText xml:space="preserve"> PAGEREF _Toc236763467 \h </w:instrText>
+              <w:instrText xml:space="preserve"> PAGEREF _Toc236766568 \h </w:instrText>
             </w:r>
             <w:r>
               <w:rPr>
@@ -1824,7 +1886,7 @@
                 <w:noProof/>
                 <w:webHidden/>
               </w:rPr>
-              <w:t>3</w:t>
+              <w:t>2</w:t>
             </w:r>
             <w:r>
               <w:rPr>
@@ -1850,7 +1912,7 @@
               <w14:ligatures w14:val="standardContextual"/>
             </w:rPr>
           </w:pPr>
-          <w:hyperlink w:anchor="_Toc236763468" w:history="1">
+          <w:hyperlink w:anchor="_Toc236766569" w:history="1">
             <w:r>
               <w:rPr>
                 <w:rStyle w:val="Hipervnculo"/>
@@ -1877,7 +1939,7 @@
                 <w:noProof/>
                 <w:webHidden/>
               </w:rPr>
-              <w:instrText xml:space="preserve"> PAGEREF _Toc236763468 \h </w:instrText>
+              <w:instrText xml:space="preserve"> PAGEREF _Toc236766569 \h </w:instrText>
             </w:r>
             <w:r>
               <w:rPr>
@@ -1897,7 +1959,7 @@
                 <w:noProof/>
                 <w:webHidden/>
               </w:rPr>
-              <w:t>3</w:t>
+              <w:t>2</w:t>
             </w:r>
             <w:r>
               <w:rPr>
@@ -1920,7 +1982,7 @@
               <w14:ligatures w14:val="standardContextual"/>
             </w:rPr>
           </w:pPr>
-          <w:hyperlink w:anchor="_Toc236763469" w:history="1">
+          <w:hyperlink w:anchor="_Toc236766570" w:history="1">
             <w:r>
               <w:rPr>
                 <w:rStyle w:val="Hipervnculo"/>
@@ -1948,7 +2010,7 @@
                 <w:noProof/>
                 <w:webHidden/>
               </w:rPr>
-              <w:instrText xml:space="preserve"> PAGEREF _Toc236763469 \h </w:instrText>
+              <w:instrText xml:space="preserve"> PAGEREF _Toc236766570 \h </w:instrText>
             </w:r>
             <w:r>
               <w:rPr>
@@ -1968,7 +2030,7 @@
                 <w:noProof/>
                 <w:webHidden/>
               </w:rPr>
-              <w:t>5</w:t>
+              <w:t>3</w:t>
             </w:r>
             <w:r>
               <w:rPr>
@@ -1994,7 +2056,7 @@
               <w14:ligatures w14:val="standardContextual"/>
             </w:rPr>
           </w:pPr>
-          <w:hyperlink w:anchor="_Toc236763470" w:history="1">
+          <w:hyperlink w:anchor="_Toc236766571" w:history="1">
             <w:r>
               <w:rPr>
                 <w:rStyle w:val="Hipervnculo"/>
@@ -2022,7 +2084,7 @@
                 <w:noProof/>
                 <w:webHidden/>
               </w:rPr>
-              <w:instrText xml:space="preserve"> PAGEREF _Toc236763470 \h </w:instrText>
+              <w:instrText xml:space="preserve"> PAGEREF _Toc236766571 \h </w:instrText>
             </w:r>
             <w:r>
               <w:rPr>
@@ -2042,7 +2104,7 @@
                 <w:noProof/>
                 <w:webHidden/>
               </w:rPr>
-              <w:t>5</w:t>
+              <w:t>3</w:t>
             </w:r>
             <w:r>
               <w:rPr>
@@ -2068,7 +2130,7 @@
               <w14:ligatures w14:val="standardContextual"/>
             </w:rPr>
           </w:pPr>
-          <w:hyperlink w:anchor="_Toc236763471" w:history="1">
+          <w:hyperlink w:anchor="_Toc236766572" w:history="1">
             <w:r>
               <w:rPr>
                 <w:rStyle w:val="Hipervnculo"/>
@@ -2096,7 +2158,7 @@
                 <w:noProof/>
                 <w:webHidden/>
               </w:rPr>
-              <w:instrText xml:space="preserve"> PAGEREF _Toc236763471 \h </w:instrText>
+              <w:instrText xml:space="preserve"> PAGEREF _Toc236766572 \h </w:instrText>
             </w:r>
             <w:r>
               <w:rPr>
@@ -2116,7 +2178,7 @@
                 <w:noProof/>
                 <w:webHidden/>
               </w:rPr>
-              <w:t>5</w:t>
+              <w:t>3</w:t>
             </w:r>
             <w:r>
               <w:rPr>
@@ -2142,7 +2204,7 @@
               <w14:ligatures w14:val="standardContextual"/>
             </w:rPr>
           </w:pPr>
-          <w:hyperlink w:anchor="_Toc236763472" w:history="1">
+          <w:hyperlink w:anchor="_Toc236766573" w:history="1">
             <w:r>
               <w:rPr>
                 <w:rStyle w:val="Hipervnculo"/>
@@ -2170,7 +2232,7 @@
                 <w:noProof/>
                 <w:webHidden/>
               </w:rPr>
-              <w:instrText xml:space="preserve"> PAGEREF _Toc236763472 \h </w:instrText>
+              <w:instrText xml:space="preserve"> PAGEREF _Toc236766573 \h </w:instrText>
             </w:r>
             <w:r>
               <w:rPr>
@@ -2190,7 +2252,7 @@
                 <w:noProof/>
                 <w:webHidden/>
               </w:rPr>
-              <w:t>5</w:t>
+              <w:t>3</w:t>
             </w:r>
             <w:r>
               <w:rPr>
@@ -2216,7 +2278,7 @@
               <w14:ligatures w14:val="standardContextual"/>
             </w:rPr>
           </w:pPr>
-          <w:hyperlink w:anchor="_Toc236763473" w:history="1">
+          <w:hyperlink w:anchor="_Toc236766574" w:history="1">
             <w:r>
               <w:rPr>
                 <w:rStyle w:val="Hipervnculo"/>
@@ -2244,7 +2306,7 @@
                 <w:noProof/>
                 <w:webHidden/>
               </w:rPr>
-              <w:instrText xml:space="preserve"> PAGEREF _Toc236763473 \h </w:instrText>
+              <w:instrText xml:space="preserve"> PAGEREF _Toc236766574 \h </w:instrText>
             </w:r>
             <w:r>
               <w:rPr>
@@ -2264,7 +2326,7 @@
                 <w:noProof/>
                 <w:webHidden/>
               </w:rPr>
-              <w:t>5</w:t>
+              <w:t>3</w:t>
             </w:r>
             <w:r>
               <w:rPr>
@@ -2290,7 +2352,7 @@
               <w14:ligatures w14:val="standardContextual"/>
             </w:rPr>
           </w:pPr>
-          <w:hyperlink w:anchor="_Toc236763474" w:history="1">
+          <w:hyperlink w:anchor="_Toc236766575" w:history="1">
             <w:r>
               <w:rPr>
                 <w:rStyle w:val="Hipervnculo"/>
@@ -2318,7 +2380,7 @@
                 <w:noProof/>
                 <w:webHidden/>
               </w:rPr>
-              <w:instrText xml:space="preserve"> PAGEREF _Toc236763474 \h </w:instrText>
+              <w:instrText xml:space="preserve"> PAGEREF _Toc236766575 \h </w:instrText>
             </w:r>
             <w:r>
               <w:rPr>
@@ -2338,7 +2400,7 @@
                 <w:noProof/>
                 <w:webHidden/>
               </w:rPr>
-              <w:t>5</w:t>
+              <w:t>3</w:t>
             </w:r>
             <w:r>
               <w:rPr>
@@ -2364,7 +2426,7 @@
               <w14:ligatures w14:val="standardContextual"/>
             </w:rPr>
           </w:pPr>
-          <w:hyperlink w:anchor="_Toc236763475" w:history="1">
+          <w:hyperlink w:anchor="_Toc236766576" w:history="1">
             <w:r>
               <w:rPr>
                 <w:rStyle w:val="Hipervnculo"/>
@@ -2392,7 +2454,7 @@
                 <w:noProof/>
                 <w:webHidden/>
               </w:rPr>
-              <w:instrText xml:space="preserve"> PAGEREF _Toc236763475 \h </w:instrText>
+              <w:instrText xml:space="preserve"> PAGEREF _Toc236766576 \h </w:instrText>
             </w:r>
             <w:r>
               <w:rPr>
@@ -2412,7 +2474,7 @@
                 <w:noProof/>
                 <w:webHidden/>
               </w:rPr>
-              <w:t>5</w:t>
+              <w:t>3</w:t>
             </w:r>
             <w:r>
               <w:rPr>
@@ -2438,7 +2500,7 @@
               <w14:ligatures w14:val="standardContextual"/>
             </w:rPr>
           </w:pPr>
-          <w:hyperlink w:anchor="_Toc236763476" w:history="1">
+          <w:hyperlink w:anchor="_Toc236766577" w:history="1">
             <w:r>
               <w:rPr>
                 <w:rStyle w:val="Hipervnculo"/>
@@ -2466,7 +2528,7 @@
                 <w:noProof/>
                 <w:webHidden/>
               </w:rPr>
-              <w:instrText xml:space="preserve"> PAGEREF _Toc236763476 \h </w:instrText>
+              <w:instrText xml:space="preserve"> PAGEREF _Toc236766577 \h </w:instrText>
             </w:r>
             <w:r>
               <w:rPr>
@@ -2486,7 +2548,7 @@
                 <w:noProof/>
                 <w:webHidden/>
               </w:rPr>
-              <w:t>5</w:t>
+              <w:t>3</w:t>
             </w:r>
             <w:r>
               <w:rPr>
@@ -2512,7 +2574,7 @@
               <w14:ligatures w14:val="standardContextual"/>
             </w:rPr>
           </w:pPr>
-          <w:hyperlink w:anchor="_Toc236763477" w:history="1">
+          <w:hyperlink w:anchor="_Toc236766578" w:history="1">
             <w:r>
               <w:rPr>
                 <w:rStyle w:val="Hipervnculo"/>
@@ -2540,7 +2602,7 @@
                 <w:noProof/>
                 <w:webHidden/>
               </w:rPr>
-              <w:instrText xml:space="preserve"> PAGEREF _Toc236763477 \h </w:instrText>
+              <w:instrText xml:space="preserve"> PAGEREF _Toc236766578 \h </w:instrText>
             </w:r>
             <w:r>
               <w:rPr>
@@ -2560,7 +2622,7 @@
                 <w:noProof/>
                 <w:webHidden/>
               </w:rPr>
-              <w:t>5</w:t>
+              <w:t>3</w:t>
             </w:r>
             <w:r>
               <w:rPr>
@@ -2586,7 +2648,7 @@
               <w14:ligatures w14:val="standardContextual"/>
             </w:rPr>
           </w:pPr>
-          <w:hyperlink w:anchor="_Toc236763478" w:history="1">
+          <w:hyperlink w:anchor="_Toc236766579" w:history="1">
             <w:r>
               <w:rPr>
                 <w:rStyle w:val="Hipervnculo"/>
@@ -2614,7 +2676,7 @@
                 <w:noProof/>
                 <w:webHidden/>
               </w:rPr>
-              <w:instrText xml:space="preserve"> PAGEREF _Toc236763478 \h </w:instrText>
+              <w:instrText xml:space="preserve"> PAGEREF _Toc236766579 \h </w:instrText>
             </w:r>
             <w:r>
               <w:rPr>
@@ -2634,7 +2696,7 @@
                 <w:noProof/>
                 <w:webHidden/>
               </w:rPr>
-              <w:t>6</w:t>
+              <w:t>4</w:t>
             </w:r>
             <w:r>
               <w:rPr>
@@ -2660,7 +2722,7 @@
               <w14:ligatures w14:val="standardContextual"/>
             </w:rPr>
           </w:pPr>
-          <w:hyperlink w:anchor="_Toc236763479" w:history="1">
+          <w:hyperlink w:anchor="_Toc236766580" w:history="1">
             <w:r>
               <w:rPr>
                 <w:rStyle w:val="Hipervnculo"/>
@@ -2688,7 +2750,7 @@
                 <w:noProof/>
                 <w:webHidden/>
               </w:rPr>
-              <w:instrText xml:space="preserve"> PAGEREF _Toc236763479 \h </w:instrText>
+              <w:instrText xml:space="preserve"> PAGEREF _Toc236766580 \h </w:instrText>
             </w:r>
             <w:r>
               <w:rPr>
@@ -2708,7 +2770,7 @@
                 <w:noProof/>
                 <w:webHidden/>
               </w:rPr>
-              <w:t>6</w:t>
+              <w:t>4</w:t>
             </w:r>
             <w:r>
               <w:rPr>
@@ -2734,7 +2796,7 @@
               <w14:ligatures w14:val="standardContextual"/>
             </w:rPr>
           </w:pPr>
-          <w:hyperlink w:anchor="_Toc236763480" w:history="1">
+          <w:hyperlink w:anchor="_Toc236766581" w:history="1">
             <w:r>
               <w:rPr>
                 <w:rStyle w:val="Hipervnculo"/>
@@ -2762,7 +2824,7 @@
                 <w:noProof/>
                 <w:webHidden/>
               </w:rPr>
-              <w:instrText xml:space="preserve"> PAGEREF _Toc236763480 \h </w:instrText>
+              <w:instrText xml:space="preserve"> PAGEREF _Toc236766581 \h </w:instrText>
             </w:r>
             <w:r>
               <w:rPr>
@@ -2782,7 +2844,7 @@
                 <w:noProof/>
                 <w:webHidden/>
               </w:rPr>
-              <w:t>6</w:t>
+              <w:t>4</w:t>
             </w:r>
             <w:r>
               <w:rPr>
@@ -2808,7 +2870,7 @@
               <w14:ligatures w14:val="standardContextual"/>
             </w:rPr>
           </w:pPr>
-          <w:hyperlink w:anchor="_Toc236763481" w:history="1">
+          <w:hyperlink w:anchor="_Toc236766582" w:history="1">
             <w:r>
               <w:rPr>
                 <w:rStyle w:val="Hipervnculo"/>
@@ -2836,7 +2898,7 @@
                 <w:noProof/>
                 <w:webHidden/>
               </w:rPr>
-              <w:instrText xml:space="preserve"> PAGEREF _Toc236763481 \h </w:instrText>
+              <w:instrText xml:space="preserve"> PAGEREF _Toc236766582 \h </w:instrText>
             </w:r>
             <w:r>
               <w:rPr>
@@ -2856,7 +2918,7 @@
                 <w:noProof/>
                 <w:webHidden/>
               </w:rPr>
-              <w:t>6</w:t>
+              <w:t>4</w:t>
             </w:r>
             <w:r>
               <w:rPr>
@@ -2882,7 +2944,7 @@
               <w14:ligatures w14:val="standardContextual"/>
             </w:rPr>
           </w:pPr>
-          <w:hyperlink w:anchor="_Toc236763482" w:history="1">
+          <w:hyperlink w:anchor="_Toc236766583" w:history="1">
             <w:r>
               <w:rPr>
                 <w:rStyle w:val="Hipervnculo"/>
@@ -2910,7 +2972,7 @@
                 <w:noProof/>
                 <w:webHidden/>
               </w:rPr>
-              <w:instrText xml:space="preserve"> PAGEREF _Toc236763482 \h </w:instrText>
+              <w:instrText xml:space="preserve"> PAGEREF _Toc236766583 \h </w:instrText>
             </w:r>
             <w:r>
               <w:rPr>
@@ -2930,7 +2992,7 @@
                 <w:noProof/>
                 <w:webHidden/>
               </w:rPr>
-              <w:t>6</w:t>
+              <w:t>4</w:t>
             </w:r>
             <w:r>
               <w:rPr>
@@ -2956,7 +3018,7 @@
               <w14:ligatures w14:val="standardContextual"/>
             </w:rPr>
           </w:pPr>
-          <w:hyperlink w:anchor="_Toc236763483" w:history="1">
+          <w:hyperlink w:anchor="_Toc236766584" w:history="1">
             <w:r>
               <w:rPr>
                 <w:rStyle w:val="Hipervnculo"/>
@@ -2984,7 +3046,7 @@
                 <w:noProof/>
                 <w:webHidden/>
               </w:rPr>
-              <w:instrText xml:space="preserve"> PAGEREF _Toc236763483 \h </w:instrText>
+              <w:instrText xml:space="preserve"> PAGEREF _Toc236766584 \h </w:instrText>
             </w:r>
             <w:r>
               <w:rPr>
@@ -3004,7 +3066,7 @@
                 <w:noProof/>
                 <w:webHidden/>
               </w:rPr>
-              <w:t>6</w:t>
+              <w:t>4</w:t>
             </w:r>
             <w:r>
               <w:rPr>
@@ -3030,7 +3092,7 @@
               <w14:ligatures w14:val="standardContextual"/>
             </w:rPr>
           </w:pPr>
-          <w:hyperlink w:anchor="_Toc236763484" w:history="1">
+          <w:hyperlink w:anchor="_Toc236766585" w:history="1">
             <w:r>
               <w:rPr>
                 <w:rStyle w:val="Hipervnculo"/>
@@ -3058,7 +3120,7 @@
                 <w:noProof/>
                 <w:webHidden/>
               </w:rPr>
-              <w:instrText xml:space="preserve"> PAGEREF _Toc236763484 \h </w:instrText>
+              <w:instrText xml:space="preserve"> PAGEREF _Toc236766585 \h </w:instrText>
             </w:r>
             <w:r>
               <w:rPr>
@@ -3078,7 +3140,7 @@
                 <w:noProof/>
                 <w:webHidden/>
               </w:rPr>
-              <w:t>6</w:t>
+              <w:t>4</w:t>
             </w:r>
             <w:r>
               <w:rPr>
@@ -3104,7 +3166,7 @@
               <w14:ligatures w14:val="standardContextual"/>
             </w:rPr>
           </w:pPr>
-          <w:hyperlink w:anchor="_Toc236763485" w:history="1">
+          <w:hyperlink w:anchor="_Toc236766586" w:history="1">
             <w:r>
               <w:rPr>
                 <w:rStyle w:val="Hipervnculo"/>
@@ -3132,7 +3194,7 @@
                 <w:noProof/>
                 <w:webHidden/>
               </w:rPr>
-              <w:instrText xml:space="preserve"> PAGEREF _Toc236763485 \h </w:instrText>
+              <w:instrText xml:space="preserve"> PAGEREF _Toc236766586 \h </w:instrText>
             </w:r>
             <w:r>
               <w:rPr>
@@ -3152,7 +3214,7 @@
                 <w:noProof/>
                 <w:webHidden/>
               </w:rPr>
-              <w:t>6</w:t>
+              <w:t>4</w:t>
             </w:r>
             <w:r>
               <w:rPr>
@@ -3178,7 +3240,7 @@
               <w14:ligatures w14:val="standardContextual"/>
             </w:rPr>
           </w:pPr>
-          <w:hyperlink w:anchor="_Toc236763486" w:history="1">
+          <w:hyperlink w:anchor="_Toc236766587" w:history="1">
             <w:r>
               <w:rPr>
                 <w:rStyle w:val="Hipervnculo"/>
@@ -3206,7 +3268,7 @@
                 <w:noProof/>
                 <w:webHidden/>
               </w:rPr>
-              <w:instrText xml:space="preserve"> PAGEREF _Toc236763486 \h </w:instrText>
+              <w:instrText xml:space="preserve"> PAGEREF _Toc236766587 \h </w:instrText>
             </w:r>
             <w:r>
               <w:rPr>
@@ -3226,7 +3288,7 @@
                 <w:noProof/>
                 <w:webHidden/>
               </w:rPr>
-              <w:t>6</w:t>
+              <w:t>4</w:t>
             </w:r>
             <w:r>
               <w:rPr>
@@ -3252,7 +3314,7 @@
               <w14:ligatures w14:val="standardContextual"/>
             </w:rPr>
           </w:pPr>
-          <w:hyperlink w:anchor="_Toc236763487" w:history="1">
+          <w:hyperlink w:anchor="_Toc236766588" w:history="1">
             <w:r>
               <w:rPr>
                 <w:rStyle w:val="Hipervnculo"/>
@@ -3280,7 +3342,7 @@
                 <w:noProof/>
                 <w:webHidden/>
               </w:rPr>
-              <w:instrText xml:space="preserve"> PAGEREF _Toc236763487 \h </w:instrText>
+              <w:instrText xml:space="preserve"> PAGEREF _Toc236766588 \h </w:instrText>
             </w:r>
             <w:r>
               <w:rPr>
@@ -3300,7 +3362,7 @@
                 <w:noProof/>
                 <w:webHidden/>
               </w:rPr>
-              <w:t>6</w:t>
+              <w:t>4</w:t>
             </w:r>
             <w:r>
               <w:rPr>
@@ -3323,7 +3385,7 @@
               <w14:ligatures w14:val="standardContextual"/>
             </w:rPr>
           </w:pPr>
-          <w:hyperlink w:anchor="_Toc236763488" w:history="1">
+          <w:hyperlink w:anchor="_Toc236766589" w:history="1">
             <w:r>
               <w:rPr>
                 <w:rStyle w:val="Hipervnculo"/>
@@ -3351,7 +3413,7 @@
                 <w:noProof/>
                 <w:webHidden/>
               </w:rPr>
-              <w:instrText xml:space="preserve"> PAGEREF _Toc236763488 \h </w:instrText>
+              <w:instrText xml:space="preserve"> PAGEREF _Toc236766589 \h </w:instrText>
             </w:r>
             <w:r>
               <w:rPr>
@@ -3371,7 +3433,7 @@
                 <w:noProof/>
                 <w:webHidden/>
               </w:rPr>
-              <w:t>7</w:t>
+              <w:t>5</w:t>
             </w:r>
             <w:r>
               <w:rPr>
@@ -3397,7 +3459,7 @@
               <w14:ligatures w14:val="standardContextual"/>
             </w:rPr>
           </w:pPr>
-          <w:hyperlink w:anchor="_Toc236763489" w:history="1">
+          <w:hyperlink w:anchor="_Toc236766590" w:history="1">
             <w:r>
               <w:rPr>
                 <w:rStyle w:val="Hipervnculo"/>
@@ -3425,7 +3487,7 @@
                 <w:noProof/>
                 <w:webHidden/>
               </w:rPr>
-              <w:instrText xml:space="preserve"> PAGEREF _Toc236763489 \h </w:instrText>
+              <w:instrText xml:space="preserve"> PAGEREF _Toc236766590 \h </w:instrText>
             </w:r>
             <w:r>
               <w:rPr>
@@ -3445,7 +3507,7 @@
                 <w:noProof/>
                 <w:webHidden/>
               </w:rPr>
-              <w:t>7</w:t>
+              <w:t>5</w:t>
             </w:r>
             <w:r>
               <w:rPr>
@@ -3471,7 +3533,7 @@
               <w14:ligatures w14:val="standardContextual"/>
             </w:rPr>
           </w:pPr>
-          <w:hyperlink w:anchor="_Toc236763490" w:history="1">
+          <w:hyperlink w:anchor="_Toc236766591" w:history="1">
             <w:r>
               <w:rPr>
                 <w:rStyle w:val="Hipervnculo"/>
@@ -3499,7 +3561,7 @@
                 <w:noProof/>
                 <w:webHidden/>
               </w:rPr>
-              <w:instrText xml:space="preserve"> PAGEREF _Toc236763490 \h </w:instrText>
+              <w:instrText xml:space="preserve"> PAGEREF _Toc236766591 \h </w:instrText>
             </w:r>
             <w:r>
               <w:rPr>
@@ -3519,7 +3581,7 @@
                 <w:noProof/>
                 <w:webHidden/>
               </w:rPr>
-              <w:t>7</w:t>
+              <w:t>5</w:t>
             </w:r>
             <w:r>
               <w:rPr>
@@ -3545,7 +3607,7 @@
               <w14:ligatures w14:val="standardContextual"/>
             </w:rPr>
           </w:pPr>
-          <w:hyperlink w:anchor="_Toc236763491" w:history="1">
+          <w:hyperlink w:anchor="_Toc236766592" w:history="1">
             <w:r>
               <w:rPr>
                 <w:rStyle w:val="Hipervnculo"/>
@@ -3573,7 +3635,7 @@
                 <w:noProof/>
                 <w:webHidden/>
               </w:rPr>
-              <w:instrText xml:space="preserve"> PAGEREF _Toc236763491 \h </w:instrText>
+              <w:instrText xml:space="preserve"> PAGEREF _Toc236766592 \h </w:instrText>
             </w:r>
             <w:r>
               <w:rPr>
@@ -3593,7 +3655,7 @@
                 <w:noProof/>
                 <w:webHidden/>
               </w:rPr>
-              <w:t>7</w:t>
+              <w:t>5</w:t>
             </w:r>
             <w:r>
               <w:rPr>
@@ -3619,7 +3681,7 @@
               <w14:ligatures w14:val="standardContextual"/>
             </w:rPr>
           </w:pPr>
-          <w:hyperlink w:anchor="_Toc236763492" w:history="1">
+          <w:hyperlink w:anchor="_Toc236766593" w:history="1">
             <w:r>
               <w:rPr>
                 <w:rStyle w:val="Hipervnculo"/>
@@ -3647,7 +3709,7 @@
                 <w:noProof/>
                 <w:webHidden/>
               </w:rPr>
-              <w:instrText xml:space="preserve"> PAGEREF _Toc236763492 \h </w:instrText>
+              <w:instrText xml:space="preserve"> PAGEREF _Toc236766593 \h </w:instrText>
             </w:r>
             <w:r>
               <w:rPr>
@@ -3667,7 +3729,7 @@
                 <w:noProof/>
                 <w:webHidden/>
               </w:rPr>
-              <w:t>7</w:t>
+              <w:t>5</w:t>
             </w:r>
             <w:r>
               <w:rPr>
@@ -3690,14 +3752,14 @@
               <w14:ligatures w14:val="standardContextual"/>
             </w:rPr>
           </w:pPr>
-          <w:hyperlink w:anchor="_Toc236763493" w:history="1">
+          <w:hyperlink w:anchor="_Toc236766594" w:history="1">
             <w:r>
               <w:rPr>
                 <w:rStyle w:val="Hipervnculo"/>
                 <w:noProof/>
                 <w:lang w:val="es-ES"/>
               </w:rPr>
-              <w:t>Capítulo 4 - Conclusiones y trabajo futuro</w:t>
+              <w:t>Capítulo 4 - Análisis de los datos</w:t>
             </w:r>
             <w:r>
               <w:rPr>
@@ -3718,7 +3780,7 @@
                 <w:noProof/>
                 <w:webHidden/>
               </w:rPr>
-              <w:instrText xml:space="preserve"> PAGEREF _Toc236763493 \h </w:instrText>
+              <w:instrText xml:space="preserve"> PAGEREF _Toc236766594 \h </w:instrText>
             </w:r>
             <w:r>
               <w:rPr>
@@ -3738,7 +3800,7 @@
                 <w:noProof/>
                 <w:webHidden/>
               </w:rPr>
-              <w:t>11</w:t>
+              <w:t>7</w:t>
             </w:r>
             <w:r>
               <w:rPr>
@@ -3764,14 +3826,14 @@
               <w14:ligatures w14:val="standardContextual"/>
             </w:rPr>
           </w:pPr>
-          <w:hyperlink w:anchor="_Toc236763494" w:history="1">
+          <w:hyperlink w:anchor="_Toc236766595" w:history="1">
             <w:r>
               <w:rPr>
                 <w:rStyle w:val="Hipervnculo"/>
                 <w:noProof/>
                 <w:lang w:val="es-ES"/>
               </w:rPr>
-              <w:t>4.1 Resultados</w:t>
+              <w:t>4.1 Análisis por intento</w:t>
             </w:r>
             <w:r>
               <w:rPr>
@@ -3792,7 +3854,7 @@
                 <w:noProof/>
                 <w:webHidden/>
               </w:rPr>
-              <w:instrText xml:space="preserve"> PAGEREF _Toc236763494 \h </w:instrText>
+              <w:instrText xml:space="preserve"> PAGEREF _Toc236766595 \h </w:instrText>
             </w:r>
             <w:r>
               <w:rPr>
@@ -3812,7 +3874,7 @@
                 <w:noProof/>
                 <w:webHidden/>
               </w:rPr>
-              <w:t>11</w:t>
+              <w:t>7</w:t>
             </w:r>
             <w:r>
               <w:rPr>
@@ -3838,14 +3900,14 @@
               <w14:ligatures w14:val="standardContextual"/>
             </w:rPr>
           </w:pPr>
-          <w:hyperlink w:anchor="_Toc236763495" w:history="1">
+          <w:hyperlink w:anchor="_Toc236766596" w:history="1">
             <w:r>
               <w:rPr>
                 <w:rStyle w:val="Hipervnculo"/>
                 <w:noProof/>
                 <w:lang w:val="es-ES"/>
               </w:rPr>
-              <w:t>4.2 Trabajo Futuro</w:t>
+              <w:t>4.2 Análisis por nivel</w:t>
             </w:r>
             <w:r>
               <w:rPr>
@@ -3866,7 +3928,7 @@
                 <w:noProof/>
                 <w:webHidden/>
               </w:rPr>
-              <w:instrText xml:space="preserve"> PAGEREF _Toc236763495 \h </w:instrText>
+              <w:instrText xml:space="preserve"> PAGEREF _Toc236766596 \h </w:instrText>
             </w:r>
             <w:r>
               <w:rPr>
@@ -3886,7 +3948,155 @@
                 <w:noProof/>
                 <w:webHidden/>
               </w:rPr>
-              <w:t>11</w:t>
+              <w:t>7</w:t>
+            </w:r>
+            <w:r>
+              <w:rPr>
+                <w:noProof/>
+                <w:webHidden/>
+              </w:rPr>
+              <w:fldChar w:fldCharType="end"/>
+            </w:r>
+          </w:hyperlink>
+        </w:p>
+        <w:p>
+          <w:pPr>
+            <w:pStyle w:val="TDC2"/>
+            <w:tabs>
+              <w:tab w:val="right" w:leader="dot" w:pos="9350"/>
+            </w:tabs>
+            <w:rPr>
+              <w:rFonts w:asciiTheme="minorHAnsi" w:eastAsiaTheme="minorEastAsia" w:hAnsiTheme="minorHAnsi" w:cstheme="minorBidi"/>
+              <w:noProof/>
+              <w:kern w:val="2"/>
+              <w:sz w:val="24"/>
+              <w:lang w:val="es-ES" w:eastAsia="es-ES"/>
+              <w14:ligatures w14:val="standardContextual"/>
+            </w:rPr>
+          </w:pPr>
+          <w:hyperlink w:anchor="_Toc236766597" w:history="1">
+            <w:r>
+              <w:rPr>
+                <w:rStyle w:val="Hipervnculo"/>
+                <w:noProof/>
+                <w:lang w:val="es-ES"/>
+              </w:rPr>
+              <w:t>4.3 Análisis por sesión</w:t>
+            </w:r>
+            <w:r>
+              <w:rPr>
+                <w:noProof/>
+                <w:webHidden/>
+              </w:rPr>
+              <w:tab/>
+            </w:r>
+            <w:r>
+              <w:rPr>
+                <w:noProof/>
+                <w:webHidden/>
+              </w:rPr>
+              <w:fldChar w:fldCharType="begin"/>
+            </w:r>
+            <w:r>
+              <w:rPr>
+                <w:noProof/>
+                <w:webHidden/>
+              </w:rPr>
+              <w:instrText xml:space="preserve"> PAGEREF _Toc236766597 \h </w:instrText>
+            </w:r>
+            <w:r>
+              <w:rPr>
+                <w:noProof/>
+                <w:webHidden/>
+              </w:rPr>
+            </w:r>
+            <w:r>
+              <w:rPr>
+                <w:noProof/>
+                <w:webHidden/>
+              </w:rPr>
+              <w:fldChar w:fldCharType="separate"/>
+            </w:r>
+            <w:r>
+              <w:rPr>
+                <w:noProof/>
+                <w:webHidden/>
+              </w:rPr>
+              <w:t>7</w:t>
+            </w:r>
+            <w:r>
+              <w:rPr>
+                <w:noProof/>
+                <w:webHidden/>
+              </w:rPr>
+              <w:fldChar w:fldCharType="end"/>
+            </w:r>
+          </w:hyperlink>
+        </w:p>
+        <w:p>
+          <w:pPr>
+            <w:pStyle w:val="TDC2"/>
+            <w:tabs>
+              <w:tab w:val="right" w:leader="dot" w:pos="9350"/>
+            </w:tabs>
+            <w:rPr>
+              <w:rFonts w:asciiTheme="minorHAnsi" w:eastAsiaTheme="minorEastAsia" w:hAnsiTheme="minorHAnsi" w:cstheme="minorBidi"/>
+              <w:noProof/>
+              <w:kern w:val="2"/>
+              <w:sz w:val="24"/>
+              <w:lang w:val="es-ES" w:eastAsia="es-ES"/>
+              <w14:ligatures w14:val="standardContextual"/>
+            </w:rPr>
+          </w:pPr>
+          <w:hyperlink w:anchor="_Toc236766598" w:history="1">
+            <w:r>
+              <w:rPr>
+                <w:rStyle w:val="Hipervnculo"/>
+                <w:noProof/>
+                <w:lang w:val="es-ES"/>
+              </w:rPr>
+              <w:t>4.4 Análisis tiempos de reacción</w:t>
+            </w:r>
+            <w:r>
+              <w:rPr>
+                <w:noProof/>
+                <w:webHidden/>
+              </w:rPr>
+              <w:tab/>
+            </w:r>
+            <w:r>
+              <w:rPr>
+                <w:noProof/>
+                <w:webHidden/>
+              </w:rPr>
+              <w:fldChar w:fldCharType="begin"/>
+            </w:r>
+            <w:r>
+              <w:rPr>
+                <w:noProof/>
+                <w:webHidden/>
+              </w:rPr>
+              <w:instrText xml:space="preserve"> PAGEREF _Toc236766598 \h </w:instrText>
+            </w:r>
+            <w:r>
+              <w:rPr>
+                <w:noProof/>
+                <w:webHidden/>
+              </w:rPr>
+            </w:r>
+            <w:r>
+              <w:rPr>
+                <w:noProof/>
+                <w:webHidden/>
+              </w:rPr>
+              <w:fldChar w:fldCharType="separate"/>
+            </w:r>
+            <w:r>
+              <w:rPr>
+                <w:noProof/>
+                <w:webHidden/>
+              </w:rPr>
+              <w:t>7</w:t>
             </w:r>
             <w:r>
               <w:rPr>
@@ -3909,13 +4119,14 @@
               <w14:ligatures w14:val="standardContextual"/>
             </w:rPr>
           </w:pPr>
-          <w:hyperlink w:anchor="_Toc236763496" w:history="1">
+          <w:hyperlink w:anchor="_Toc236766599" w:history="1">
             <w:r>
               <w:rPr>
                 <w:rStyle w:val="Hipervnculo"/>
                 <w:noProof/>
-              </w:rPr>
-              <w:t>Introduction</w:t>
+                <w:lang w:val="es-ES"/>
+              </w:rPr>
+              <w:t>Capítulo 5 - Discusión</w:t>
             </w:r>
             <w:r>
               <w:rPr>
@@ -3936,7 +4147,7 @@
                 <w:noProof/>
                 <w:webHidden/>
               </w:rPr>
-              <w:instrText xml:space="preserve"> PAGEREF _Toc236763496 \h </w:instrText>
+              <w:instrText xml:space="preserve"> PAGEREF _Toc236766599 \h </w:instrText>
             </w:r>
             <w:r>
               <w:rPr>
@@ -3956,7 +4167,7 @@
                 <w:noProof/>
                 <w:webHidden/>
               </w:rPr>
-              <w:t>13</w:t>
+              <w:t>8</w:t>
             </w:r>
             <w:r>
               <w:rPr>
@@ -3979,13 +4190,14 @@
               <w14:ligatures w14:val="standardContextual"/>
             </w:rPr>
           </w:pPr>
-          <w:hyperlink w:anchor="_Toc236763497" w:history="1">
+          <w:hyperlink w:anchor="_Toc236766600" w:history="1">
             <w:r>
               <w:rPr>
                 <w:rStyle w:val="Hipervnculo"/>
                 <w:noProof/>
-              </w:rPr>
-              <w:t>Conclusions and future work</w:t>
+                <w:lang w:val="es-ES"/>
+              </w:rPr>
+              <w:t>Capítulo 6 - Conclusiones y trabajo futuro</w:t>
             </w:r>
             <w:r>
               <w:rPr>
@@ -4006,7 +4218,7 @@
                 <w:noProof/>
                 <w:webHidden/>
               </w:rPr>
-              <w:instrText xml:space="preserve"> PAGEREF _Toc236763497 \h </w:instrText>
+              <w:instrText xml:space="preserve"> PAGEREF _Toc236766600 \h </w:instrText>
             </w:r>
             <w:r>
               <w:rPr>
@@ -4026,7 +4238,155 @@
                 <w:noProof/>
                 <w:webHidden/>
               </w:rPr>
-              <w:t>15</w:t>
+              <w:t>9</w:t>
+            </w:r>
+            <w:r>
+              <w:rPr>
+                <w:noProof/>
+                <w:webHidden/>
+              </w:rPr>
+              <w:fldChar w:fldCharType="end"/>
+            </w:r>
+          </w:hyperlink>
+        </w:p>
+        <w:p>
+          <w:pPr>
+            <w:pStyle w:val="TDC2"/>
+            <w:tabs>
+              <w:tab w:val="right" w:leader="dot" w:pos="9350"/>
+            </w:tabs>
+            <w:rPr>
+              <w:rFonts w:asciiTheme="minorHAnsi" w:eastAsiaTheme="minorEastAsia" w:hAnsiTheme="minorHAnsi" w:cstheme="minorBidi"/>
+              <w:noProof/>
+              <w:kern w:val="2"/>
+              <w:sz w:val="24"/>
+              <w:lang w:val="es-ES" w:eastAsia="es-ES"/>
+              <w14:ligatures w14:val="standardContextual"/>
+            </w:rPr>
+          </w:pPr>
+          <w:hyperlink w:anchor="_Toc236766601" w:history="1">
+            <w:r>
+              <w:rPr>
+                <w:rStyle w:val="Hipervnculo"/>
+                <w:noProof/>
+                <w:lang w:val="es-ES"/>
+              </w:rPr>
+              <w:t>6.1 Resultados</w:t>
+            </w:r>
+            <w:r>
+              <w:rPr>
+                <w:noProof/>
+                <w:webHidden/>
+              </w:rPr>
+              <w:tab/>
+            </w:r>
+            <w:r>
+              <w:rPr>
+                <w:noProof/>
+                <w:webHidden/>
+              </w:rPr>
+              <w:fldChar w:fldCharType="begin"/>
+            </w:r>
+            <w:r>
+              <w:rPr>
+                <w:noProof/>
+                <w:webHidden/>
+              </w:rPr>
+              <w:instrText xml:space="preserve"> PAGEREF _Toc236766601 \h </w:instrText>
+            </w:r>
+            <w:r>
+              <w:rPr>
+                <w:noProof/>
+                <w:webHidden/>
+              </w:rPr>
+            </w:r>
+            <w:r>
+              <w:rPr>
+                <w:noProof/>
+                <w:webHidden/>
+              </w:rPr>
+              <w:fldChar w:fldCharType="separate"/>
+            </w:r>
+            <w:r>
+              <w:rPr>
+                <w:noProof/>
+                <w:webHidden/>
+              </w:rPr>
+              <w:t>9</w:t>
+            </w:r>
+            <w:r>
+              <w:rPr>
+                <w:noProof/>
+                <w:webHidden/>
+              </w:rPr>
+              <w:fldChar w:fldCharType="end"/>
+            </w:r>
+          </w:hyperlink>
+        </w:p>
+        <w:p>
+          <w:pPr>
+            <w:pStyle w:val="TDC2"/>
+            <w:tabs>
+              <w:tab w:val="right" w:leader="dot" w:pos="9350"/>
+            </w:tabs>
+            <w:rPr>
+              <w:rFonts w:asciiTheme="minorHAnsi" w:eastAsiaTheme="minorEastAsia" w:hAnsiTheme="minorHAnsi" w:cstheme="minorBidi"/>
+              <w:noProof/>
+              <w:kern w:val="2"/>
+              <w:sz w:val="24"/>
+              <w:lang w:val="es-ES" w:eastAsia="es-ES"/>
+              <w14:ligatures w14:val="standardContextual"/>
+            </w:rPr>
+          </w:pPr>
+          <w:hyperlink w:anchor="_Toc236766602" w:history="1">
+            <w:r>
+              <w:rPr>
+                <w:rStyle w:val="Hipervnculo"/>
+                <w:noProof/>
+                <w:lang w:val="es-ES"/>
+              </w:rPr>
+              <w:t>6.2 Trabajo Futuro</w:t>
+            </w:r>
+            <w:r>
+              <w:rPr>
+                <w:noProof/>
+                <w:webHidden/>
+              </w:rPr>
+              <w:tab/>
+            </w:r>
+            <w:r>
+              <w:rPr>
+                <w:noProof/>
+                <w:webHidden/>
+              </w:rPr>
+              <w:fldChar w:fldCharType="begin"/>
+            </w:r>
+            <w:r>
+              <w:rPr>
+                <w:noProof/>
+                <w:webHidden/>
+              </w:rPr>
+              <w:instrText xml:space="preserve"> PAGEREF _Toc236766602 \h </w:instrText>
+            </w:r>
+            <w:r>
+              <w:rPr>
+                <w:noProof/>
+                <w:webHidden/>
+              </w:rPr>
+            </w:r>
+            <w:r>
+              <w:rPr>
+                <w:noProof/>
+                <w:webHidden/>
+              </w:rPr>
+              <w:fldChar w:fldCharType="separate"/>
+            </w:r>
+            <w:r>
+              <w:rPr>
+                <w:noProof/>
+                <w:webHidden/>
+              </w:rPr>
+              <w:t>9</w:t>
             </w:r>
             <w:r>
               <w:rPr>
@@ -4049,13 +4409,13 @@
               <w14:ligatures w14:val="standardContextual"/>
             </w:rPr>
           </w:pPr>
-          <w:hyperlink w:anchor="_Toc236763498" w:history="1">
+          <w:hyperlink w:anchor="_Toc236766603" w:history="1">
             <w:r>
               <w:rPr>
                 <w:rStyle w:val="Hipervnculo"/>
                 <w:noProof/>
               </w:rPr>
-              <w:t>Bibliografía</w:t>
+              <w:t>Introduction</w:t>
             </w:r>
             <w:r>
               <w:rPr>
@@ -4076,7 +4436,7 @@
                 <w:noProof/>
                 <w:webHidden/>
               </w:rPr>
-              <w:instrText xml:space="preserve"> PAGEREF _Toc236763498 \h </w:instrText>
+              <w:instrText xml:space="preserve"> PAGEREF _Toc236766603 \h </w:instrText>
             </w:r>
             <w:r>
               <w:rPr>
@@ -4096,7 +4456,7 @@
                 <w:noProof/>
                 <w:webHidden/>
               </w:rPr>
-              <w:t>19</w:t>
+              <w:t>11</w:t>
             </w:r>
             <w:r>
               <w:rPr>
@@ -4119,13 +4479,14 @@
               <w14:ligatures w14:val="standardContextual"/>
             </w:rPr>
           </w:pPr>
-          <w:hyperlink w:anchor="_Toc236763499" w:history="1">
+          <w:hyperlink w:anchor="_Toc236766604" w:history="1">
             <w:r>
               <w:rPr>
                 <w:rStyle w:val="Hipervnculo"/>
                 <w:noProof/>
-              </w:rPr>
-              <w:t>Apéndice A - Título del primer apéndice</w:t>
+                <w:lang w:val="es-ES"/>
+              </w:rPr>
+              <w:t>Conclusions and future work</w:t>
             </w:r>
             <w:r>
               <w:rPr>
@@ -4146,7 +4507,7 @@
                 <w:noProof/>
                 <w:webHidden/>
               </w:rPr>
-              <w:instrText xml:space="preserve"> PAGEREF _Toc236763499 \h </w:instrText>
+              <w:instrText xml:space="preserve"> PAGEREF _Toc236766604 \h </w:instrText>
             </w:r>
             <w:r>
               <w:rPr>
@@ -4166,7 +4527,7 @@
                 <w:noProof/>
                 <w:webHidden/>
               </w:rPr>
-              <w:t>21</w:t>
+              <w:t>13</w:t>
             </w:r>
             <w:r>
               <w:rPr>
@@ -4189,12 +4550,152 @@
               <w14:ligatures w14:val="standardContextual"/>
             </w:rPr>
           </w:pPr>
-          <w:hyperlink w:anchor="_Toc236763500" w:history="1">
+          <w:hyperlink w:anchor="_Toc236766605" w:history="1">
             <w:r>
               <w:rPr>
                 <w:rStyle w:val="Hipervnculo"/>
                 <w:noProof/>
               </w:rPr>
+              <w:t>Bibliografía</w:t>
+            </w:r>
+            <w:r>
+              <w:rPr>
+                <w:noProof/>
+                <w:webHidden/>
+              </w:rPr>
+              <w:tab/>
+            </w:r>
+            <w:r>
+              <w:rPr>
+                <w:noProof/>
+                <w:webHidden/>
+              </w:rPr>
+              <w:fldChar w:fldCharType="begin"/>
+            </w:r>
+            <w:r>
+              <w:rPr>
+                <w:noProof/>
+                <w:webHidden/>
+              </w:rPr>
+              <w:instrText xml:space="preserve"> PAGEREF _Toc236766605 \h </w:instrText>
+            </w:r>
+            <w:r>
+              <w:rPr>
+                <w:noProof/>
+                <w:webHidden/>
+              </w:rPr>
+            </w:r>
+            <w:r>
+              <w:rPr>
+                <w:noProof/>
+                <w:webHidden/>
+              </w:rPr>
+              <w:fldChar w:fldCharType="separate"/>
+            </w:r>
+            <w:r>
+              <w:rPr>
+                <w:noProof/>
+                <w:webHidden/>
+              </w:rPr>
+              <w:t>17</w:t>
+            </w:r>
+            <w:r>
+              <w:rPr>
+                <w:noProof/>
+                <w:webHidden/>
+              </w:rPr>
+              <w:fldChar w:fldCharType="end"/>
+            </w:r>
+          </w:hyperlink>
+        </w:p>
+        <w:p>
+          <w:pPr>
+            <w:pStyle w:val="TDC1"/>
+            <w:rPr>
+              <w:rFonts w:asciiTheme="minorHAnsi" w:eastAsiaTheme="minorEastAsia" w:hAnsiTheme="minorHAnsi" w:cstheme="minorBidi"/>
+              <w:noProof/>
+              <w:kern w:val="2"/>
+              <w:sz w:val="24"/>
+              <w:lang w:val="es-ES" w:eastAsia="es-ES"/>
+              <w14:ligatures w14:val="standardContextual"/>
+            </w:rPr>
+          </w:pPr>
+          <w:hyperlink w:anchor="_Toc236766606" w:history="1">
+            <w:r>
+              <w:rPr>
+                <w:rStyle w:val="Hipervnculo"/>
+                <w:noProof/>
+              </w:rPr>
+              <w:t>Apéndice A - Título del primer apéndice</w:t>
+            </w:r>
+            <w:r>
+              <w:rPr>
+                <w:noProof/>
+                <w:webHidden/>
+              </w:rPr>
+              <w:tab/>
+            </w:r>
+            <w:r>
+              <w:rPr>
+                <w:noProof/>
+                <w:webHidden/>
+              </w:rPr>
+              <w:fldChar w:fldCharType="begin"/>
+            </w:r>
+            <w:r>
+              <w:rPr>
+                <w:noProof/>
+                <w:webHidden/>
+              </w:rPr>
+              <w:instrText xml:space="preserve"> PAGEREF _Toc236766606 \h </w:instrText>
+            </w:r>
+            <w:r>
+              <w:rPr>
+                <w:noProof/>
+                <w:webHidden/>
+              </w:rPr>
+            </w:r>
+            <w:r>
+              <w:rPr>
+                <w:noProof/>
+                <w:webHidden/>
+              </w:rPr>
+              <w:fldChar w:fldCharType="separate"/>
+            </w:r>
+            <w:r>
+              <w:rPr>
+                <w:noProof/>
+                <w:webHidden/>
+              </w:rPr>
+              <w:t>19</w:t>
+            </w:r>
+            <w:r>
+              <w:rPr>
+                <w:noProof/>
+                <w:webHidden/>
+              </w:rPr>
+              <w:fldChar w:fldCharType="end"/>
+            </w:r>
+          </w:hyperlink>
+        </w:p>
+        <w:p>
+          <w:pPr>
+            <w:pStyle w:val="TDC1"/>
+            <w:rPr>
+              <w:rFonts w:asciiTheme="minorHAnsi" w:eastAsiaTheme="minorEastAsia" w:hAnsiTheme="minorHAnsi" w:cstheme="minorBidi"/>
+              <w:noProof/>
+              <w:kern w:val="2"/>
+              <w:sz w:val="24"/>
+              <w:lang w:val="es-ES" w:eastAsia="es-ES"/>
+              <w14:ligatures w14:val="standardContextual"/>
+            </w:rPr>
+          </w:pPr>
+          <w:hyperlink w:anchor="_Toc236766607" w:history="1">
+            <w:r>
+              <w:rPr>
+                <w:rStyle w:val="Hipervnculo"/>
+                <w:noProof/>
+              </w:rPr>
               <w:t>Apéndice B - Título del segundo apéndice</w:t>
             </w:r>
             <w:r>
@@ -4216,7 +4717,7 @@
                 <w:noProof/>
                 <w:webHidden/>
               </w:rPr>
-              <w:instrText xml:space="preserve"> PAGEREF _Toc236763500 \h </w:instrText>
+              <w:instrText xml:space="preserve"> PAGEREF _Toc236766607 \h </w:instrText>
             </w:r>
             <w:r>
               <w:rPr>
@@ -4236,7 +4737,7 @@
                 <w:noProof/>
                 <w:webHidden/>
               </w:rPr>
-              <w:t>23</w:t>
+              <w:t>21</w:t>
             </w:r>
             <w:r>
               <w:rPr>
@@ -4627,7 +5128,7 @@
       <w:bookmarkStart w:id="4" w:name="_Ref11682300"/>
       <w:bookmarkStart w:id="5" w:name="_Ref11684759"/>
       <w:bookmarkStart w:id="6" w:name="_Toc116636436"/>
-      <w:bookmarkStart w:id="7" w:name="_Toc236763463"/>
+      <w:bookmarkStart w:id="7" w:name="_Toc236766564"/>
       <w:r>
         <w:lastRenderedPageBreak/>
         <w:t>Introducción</w:t>
@@ -4638,11 +5139,19 @@
       <w:bookmarkEnd w:id="7"/>
     </w:p>
     <w:p>
+      <w:proofErr w:type="spellStart"/>
       <w:r>
         <w:rPr>
           <w:shd w:val="clear" w:color="auto" w:fill="FFFFFF"/>
         </w:rPr>
-        <w:t>Hbalar un poco del TDAH y los juegos serios</w:t>
+        <w:t>Hbalar</w:t>
+      </w:r>
+      <w:proofErr w:type="spellEnd"/>
+      <w:r>
+        <w:rPr>
+          <w:shd w:val="clear" w:color="auto" w:fill="FFFFFF"/>
+        </w:rPr>
+        <w:t xml:space="preserve"> un poco del TDAH y los juegos serios</w:t>
       </w:r>
     </w:p>
     <w:p>
@@ -4650,7 +5159,7 @@
         <w:pStyle w:val="Ttulo2"/>
       </w:pPr>
       <w:bookmarkStart w:id="8" w:name="_Toc116636437"/>
-      <w:bookmarkStart w:id="9" w:name="_Toc236763464"/>
+      <w:bookmarkStart w:id="9" w:name="_Toc236766565"/>
       <w:r>
         <w:t>M</w:t>
       </w:r>
@@ -4708,7 +5217,7 @@
         <w:pStyle w:val="Ttulo2"/>
       </w:pPr>
       <w:bookmarkStart w:id="10" w:name="_Toc116636438"/>
-      <w:bookmarkStart w:id="11" w:name="_Toc236763465"/>
+      <w:bookmarkStart w:id="11" w:name="_Toc236766566"/>
       <w:r>
         <w:t>Objetivos</w:t>
       </w:r>
@@ -4782,7 +5291,15 @@
       </w:pPr>
       <w:r>
         <w:lastRenderedPageBreak/>
-        <w:t>(Como una checklist)</w:t>
+        <w:t xml:space="preserve">(Como una </w:t>
+      </w:r>
+      <w:proofErr w:type="spellStart"/>
+      <w:r>
+        <w:t>checklist</w:t>
+      </w:r>
+      <w:proofErr w:type="spellEnd"/>
+      <w:r>
+        <w:t>)</w:t>
       </w:r>
     </w:p>
     <w:p>
@@ -4790,7 +5307,7 @@
         <w:pStyle w:val="Ttulo2"/>
       </w:pPr>
       <w:bookmarkStart w:id="12" w:name="_Toc116636439"/>
-      <w:bookmarkStart w:id="13" w:name="_Toc236763466"/>
+      <w:bookmarkStart w:id="13" w:name="_Toc236766567"/>
       <w:r>
         <w:t>Plan de trabajo</w:t>
       </w:r>
@@ -4809,7 +5326,7 @@
       <w:pPr>
         <w:pStyle w:val="Ttulo3"/>
       </w:pPr>
-      <w:bookmarkStart w:id="14" w:name="_Toc236763467"/>
+      <w:bookmarkStart w:id="14" w:name="_Toc236766568"/>
       <w:r>
         <w:t>Tecnologías y herramientas usadas</w:t>
       </w:r>
@@ -4826,17 +5343,81 @@
         <w:t xml:space="preserve"> </w:t>
       </w:r>
       <w:r>
-        <w:t>(creo, c#), Visual studio core (python), Photoshop, Blender, Scrum, Github, Drive (documentos compartidos y datos de pruebas)</w:t>
-      </w:r>
-      <w:r>
-        <w:t>, Itchio, Polypizza, Freepik, free3D, Davinci Resolve</w:t>
+        <w:t xml:space="preserve">(creo, </w:t>
+      </w:r>
+      <w:proofErr w:type="spellStart"/>
+      <w:r>
+        <w:t>c#</w:t>
+      </w:r>
+      <w:proofErr w:type="spellEnd"/>
+      <w:r>
+        <w:t xml:space="preserve">), Visual </w:t>
+      </w:r>
+      <w:proofErr w:type="spellStart"/>
+      <w:r>
+        <w:t>studio</w:t>
+      </w:r>
+      <w:proofErr w:type="spellEnd"/>
+      <w:r>
+        <w:t xml:space="preserve"> </w:t>
+      </w:r>
+      <w:proofErr w:type="spellStart"/>
+      <w:r>
+        <w:t>core</w:t>
+      </w:r>
+      <w:proofErr w:type="spellEnd"/>
+      <w:r>
+        <w:t xml:space="preserve"> (</w:t>
+      </w:r>
+      <w:proofErr w:type="spellStart"/>
+      <w:r>
+        <w:t>python</w:t>
+      </w:r>
+      <w:proofErr w:type="spellEnd"/>
+      <w:r>
+        <w:t xml:space="preserve">), Photoshop, Blender, Scrum, </w:t>
+      </w:r>
+      <w:proofErr w:type="spellStart"/>
+      <w:r>
+        <w:t>Github</w:t>
+      </w:r>
+      <w:proofErr w:type="spellEnd"/>
+      <w:r>
+        <w:t>, Drive (documentos compartidos y datos de pruebas)</w:t>
+      </w:r>
+      <w:r>
+        <w:t xml:space="preserve">, </w:t>
+      </w:r>
+      <w:proofErr w:type="spellStart"/>
+      <w:r>
+        <w:t>Itchio</w:t>
+      </w:r>
+      <w:proofErr w:type="spellEnd"/>
+      <w:r>
+        <w:t xml:space="preserve">, </w:t>
+      </w:r>
+      <w:proofErr w:type="spellStart"/>
+      <w:r>
+        <w:t>Polypizza</w:t>
+      </w:r>
+      <w:proofErr w:type="spellEnd"/>
+      <w:r>
+        <w:t xml:space="preserve">, </w:t>
+      </w:r>
+      <w:proofErr w:type="spellStart"/>
+      <w:r>
+        <w:t>Freepik</w:t>
+      </w:r>
+      <w:proofErr w:type="spellEnd"/>
+      <w:r>
+        <w:t>, free3D, Davinci Resolve</w:t>
       </w:r>
     </w:p>
     <w:p>
       <w:pPr>
         <w:pStyle w:val="Ttulo3"/>
       </w:pPr>
-      <w:bookmarkStart w:id="15" w:name="_Toc236763468"/>
+      <w:bookmarkStart w:id="15" w:name="_Toc236766569"/>
       <w:r>
         <w:t>Metodología</w:t>
       </w:r>
@@ -4861,7 +5442,23 @@
         <w:pStyle w:val="Textoindependiente"/>
       </w:pPr>
       <w:r>
-        <w:t>Planificar en tiempo lo que hice: Ej septiembre  hice tal, en octubre tal cual…</w:t>
+        <w:t xml:space="preserve">Planificar en tiempo lo que hice: </w:t>
+      </w:r>
+      <w:proofErr w:type="spellStart"/>
+      <w:r>
+        <w:t>Ej</w:t>
+      </w:r>
+      <w:proofErr w:type="spellEnd"/>
+      <w:r>
+        <w:t xml:space="preserve"> </w:t>
+      </w:r>
+      <w:proofErr w:type="gramStart"/>
+      <w:r>
+        <w:t>septiembre  hice</w:t>
+      </w:r>
+      <w:proofErr w:type="gramEnd"/>
+      <w:r>
+        <w:t xml:space="preserve"> tal, en octubre tal cual…</w:t>
       </w:r>
     </w:p>
     <w:p>
@@ -4889,7 +5486,7 @@
         </w:rPr>
       </w:pPr>
       <w:bookmarkStart w:id="16" w:name="_Toc116636440"/>
-      <w:bookmarkStart w:id="17" w:name="_Toc236763469"/>
+      <w:bookmarkStart w:id="17" w:name="_Toc236766570"/>
       <w:r>
         <w:rPr>
           <w:lang w:val="es-ES"/>
@@ -4907,7 +5504,7 @@
           <w:lang w:val="es-ES"/>
         </w:rPr>
       </w:pPr>
-      <w:bookmarkStart w:id="18" w:name="_Toc236763470"/>
+      <w:bookmarkStart w:id="18" w:name="_Toc236766571"/>
       <w:r>
         <w:rPr>
           <w:lang w:val="es-ES"/>
@@ -4923,7 +5520,7 @@
           <w:lang w:val="es-ES"/>
         </w:rPr>
       </w:pPr>
-      <w:bookmarkStart w:id="19" w:name="_Toc236763471"/>
+      <w:bookmarkStart w:id="19" w:name="_Toc236766572"/>
       <w:r>
         <w:rPr>
           <w:lang w:val="es-ES"/>
@@ -4945,7 +5542,7 @@
         </w:rPr>
         <w:t xml:space="preserve"> </w:t>
       </w:r>
-      <w:bookmarkStart w:id="20" w:name="_Toc236763472"/>
+      <w:bookmarkStart w:id="20" w:name="_Toc236766573"/>
       <w:r>
         <w:rPr>
           <w:lang w:val="es-ES"/>
@@ -4967,7 +5564,7 @@
           <w:lang w:val="es-ES"/>
         </w:rPr>
       </w:pPr>
-      <w:bookmarkStart w:id="21" w:name="_Toc236763473"/>
+      <w:bookmarkStart w:id="21" w:name="_Toc236766574"/>
       <w:r>
         <w:rPr>
           <w:lang w:val="es-ES"/>
@@ -4997,6 +5594,7 @@
           <w:lang w:val="es-ES"/>
         </w:rPr>
       </w:pPr>
+      <w:proofErr w:type="spellStart"/>
       <w:r>
         <w:rPr>
           <w:lang w:val="es-ES"/>
@@ -5015,6 +5613,7 @@
         </w:rPr>
         <w:t>anificacion</w:t>
       </w:r>
+      <w:proofErr w:type="spellEnd"/>
     </w:p>
     <w:p>
       <w:pPr>
@@ -5037,7 +5636,7 @@
           <w:lang w:val="es-ES"/>
         </w:rPr>
       </w:pPr>
-      <w:bookmarkStart w:id="22" w:name="_Toc236763474"/>
+      <w:bookmarkStart w:id="22" w:name="_Toc236766575"/>
       <w:r>
         <w:rPr>
           <w:lang w:val="es-ES"/>
@@ -5053,7 +5652,7 @@
           <w:lang w:val="es-ES"/>
         </w:rPr>
       </w:pPr>
-      <w:bookmarkStart w:id="23" w:name="_Toc236763475"/>
+      <w:bookmarkStart w:id="23" w:name="_Toc236766576"/>
       <w:r>
         <w:rPr>
           <w:lang w:val="es-ES"/>
@@ -5069,7 +5668,7 @@
           <w:lang w:val="es-ES"/>
         </w:rPr>
       </w:pPr>
-      <w:bookmarkStart w:id="24" w:name="_Toc236763476"/>
+      <w:bookmarkStart w:id="24" w:name="_Toc236766577"/>
       <w:r>
         <w:rPr>
           <w:lang w:val="es-ES"/>
@@ -5113,7 +5712,7 @@
           <w:lang w:val="es-ES"/>
         </w:rPr>
       </w:pPr>
-      <w:bookmarkStart w:id="25" w:name="_Toc236763477"/>
+      <w:bookmarkStart w:id="25" w:name="_Toc236766578"/>
       <w:r>
         <w:rPr>
           <w:lang w:val="es-ES"/>
@@ -5157,7 +5756,7 @@
           <w:lang w:val="es-ES"/>
         </w:rPr>
       </w:pPr>
-      <w:bookmarkStart w:id="26" w:name="_Toc236763478"/>
+      <w:bookmarkStart w:id="26" w:name="_Toc236766579"/>
       <w:r>
         <w:rPr>
           <w:lang w:val="es-ES"/>
@@ -5174,7 +5773,7 @@
           <w:lang w:val="es-ES"/>
         </w:rPr>
       </w:pPr>
-      <w:bookmarkStart w:id="27" w:name="_Toc236763479"/>
+      <w:bookmarkStart w:id="27" w:name="_Toc236766580"/>
       <w:r>
         <w:rPr>
           <w:lang w:val="es-ES"/>
@@ -5190,7 +5789,7 @@
           <w:lang w:val="es-ES"/>
         </w:rPr>
       </w:pPr>
-      <w:bookmarkStart w:id="28" w:name="_Toc236763480"/>
+      <w:bookmarkStart w:id="28" w:name="_Toc236766581"/>
       <w:r>
         <w:rPr>
           <w:lang w:val="es-ES"/>
@@ -5206,7 +5805,7 @@
           <w:lang w:val="es-ES"/>
         </w:rPr>
       </w:pPr>
-      <w:bookmarkStart w:id="29" w:name="_Toc236763481"/>
+      <w:bookmarkStart w:id="29" w:name="_Toc236766582"/>
       <w:r>
         <w:rPr>
           <w:lang w:val="es-ES"/>
@@ -5222,7 +5821,7 @@
           <w:lang w:val="es-ES"/>
         </w:rPr>
       </w:pPr>
-      <w:bookmarkStart w:id="30" w:name="_Toc236763482"/>
+      <w:bookmarkStart w:id="30" w:name="_Toc236766583"/>
       <w:r>
         <w:rPr>
           <w:lang w:val="es-ES"/>
@@ -5280,12 +5879,26 @@
           <w:lang w:val="es-ES"/>
         </w:rPr>
       </w:pPr>
-      <w:bookmarkStart w:id="31" w:name="_Toc236763483"/>
-      <w:r>
-        <w:rPr>
-          <w:lang w:val="es-ES"/>
-        </w:rPr>
-        <w:t>Juegos serios para educación (para TDAH?)</w:t>
+      <w:bookmarkStart w:id="31" w:name="_Toc236766584"/>
+      <w:r>
+        <w:rPr>
+          <w:lang w:val="es-ES"/>
+        </w:rPr>
+        <w:t>Juegos serios para educación (</w:t>
+      </w:r>
+      <w:proofErr w:type="gramStart"/>
+      <w:r>
+        <w:rPr>
+          <w:lang w:val="es-ES"/>
+        </w:rPr>
+        <w:t>para TDAH?</w:t>
+      </w:r>
+      <w:proofErr w:type="gramEnd"/>
+      <w:r>
+        <w:rPr>
+          <w:lang w:val="es-ES"/>
+        </w:rPr>
+        <w:t>)</w:t>
       </w:r>
       <w:bookmarkEnd w:id="31"/>
     </w:p>
@@ -5296,7 +5909,7 @@
           <w:lang w:val="es-ES"/>
         </w:rPr>
       </w:pPr>
-      <w:bookmarkStart w:id="32" w:name="_Toc236763484"/>
+      <w:bookmarkStart w:id="32" w:name="_Toc236766585"/>
       <w:r>
         <w:rPr>
           <w:lang w:val="es-ES"/>
@@ -5312,7 +5925,7 @@
           <w:lang w:val="es-ES"/>
         </w:rPr>
       </w:pPr>
-      <w:bookmarkStart w:id="33" w:name="_Toc236763485"/>
+      <w:bookmarkStart w:id="33" w:name="_Toc236766586"/>
       <w:r>
         <w:rPr>
           <w:lang w:val="es-ES"/>
@@ -5328,7 +5941,7 @@
           <w:lang w:val="es-ES"/>
         </w:rPr>
       </w:pPr>
-      <w:bookmarkStart w:id="34" w:name="_Toc236763486"/>
+      <w:bookmarkStart w:id="34" w:name="_Toc236766587"/>
       <w:r>
         <w:rPr>
           <w:lang w:val="es-ES"/>
@@ -5344,7 +5957,7 @@
           <w:lang w:val="es-ES"/>
         </w:rPr>
       </w:pPr>
-      <w:bookmarkStart w:id="35" w:name="_Toc236763487"/>
+      <w:bookmarkStart w:id="35" w:name="_Toc236766588"/>
       <w:r>
         <w:rPr>
           <w:lang w:val="es-ES"/>
@@ -5380,7 +5993,7 @@
         </w:rPr>
         <w:br w:type="column"/>
       </w:r>
-      <w:bookmarkStart w:id="36" w:name="_Toc236763488"/>
+      <w:bookmarkStart w:id="36" w:name="_Toc236766589"/>
       <w:r>
         <w:rPr>
           <w:lang w:val="es-ES"/>
@@ -5397,7 +6010,7 @@
           <w:lang w:val="es-ES"/>
         </w:rPr>
       </w:pPr>
-      <w:bookmarkStart w:id="37" w:name="_Toc236763489"/>
+      <w:bookmarkStart w:id="37" w:name="_Toc236766590"/>
       <w:r>
         <w:rPr>
           <w:lang w:val="es-ES"/>
@@ -5408,12 +6021,26 @@
     </w:p>
     <w:p>
       <w:pPr>
+        <w:pStyle w:val="Textoindependiente"/>
+        <w:rPr>
+          <w:lang w:val="es-ES"/>
+        </w:rPr>
+      </w:pPr>
+      <w:r>
+        <w:rPr>
+          <w:lang w:val="es-ES"/>
+        </w:rPr>
+        <w:t>Diseño previo al desarrollo de la aplicación y aclarando con reuniones el diseño con las doctoras.</w:t>
+      </w:r>
+    </w:p>
+    <w:p>
+      <w:pPr>
         <w:pStyle w:val="Ttulo2"/>
         <w:rPr>
           <w:lang w:val="es-ES"/>
         </w:rPr>
       </w:pPr>
-      <w:bookmarkStart w:id="38" w:name="_Toc236763490"/>
+      <w:bookmarkStart w:id="38" w:name="_Toc236766591"/>
       <w:r>
         <w:rPr>
           <w:lang w:val="es-ES"/>
@@ -5424,12 +6051,26 @@
     </w:p>
     <w:p>
       <w:pPr>
+        <w:pStyle w:val="Textoindependiente"/>
+        <w:rPr>
+          <w:lang w:val="es-ES"/>
+        </w:rPr>
+      </w:pPr>
+      <w:r>
+        <w:rPr>
+          <w:lang w:val="es-ES"/>
+        </w:rPr>
+        <w:t>Explicación del desarrollo del juego por dentro.</w:t>
+      </w:r>
+    </w:p>
+    <w:p>
+      <w:pPr>
         <w:pStyle w:val="Ttulo2"/>
         <w:rPr>
           <w:lang w:val="es-ES"/>
         </w:rPr>
       </w:pPr>
-      <w:bookmarkStart w:id="39" w:name="_Toc236763491"/>
+      <w:bookmarkStart w:id="39" w:name="_Toc236766592"/>
       <w:r>
         <w:rPr>
           <w:lang w:val="es-ES"/>
@@ -5440,12 +6081,64 @@
     </w:p>
     <w:p>
       <w:pPr>
+        <w:pStyle w:val="Textoindependiente"/>
+        <w:rPr>
+          <w:lang w:val="es-ES"/>
+        </w:rPr>
+      </w:pPr>
+      <w:r>
+        <w:rPr>
+          <w:lang w:val="es-ES"/>
+        </w:rPr>
+        <w:t xml:space="preserve">Pruebas </w:t>
+      </w:r>
+      <w:proofErr w:type="gramStart"/>
+      <w:r>
+        <w:rPr>
+          <w:lang w:val="es-ES"/>
+        </w:rPr>
+        <w:t>explicar</w:t>
+      </w:r>
+      <w:proofErr w:type="gramEnd"/>
+      <w:r>
+        <w:rPr>
+          <w:lang w:val="es-ES"/>
+        </w:rPr>
+        <w:t xml:space="preserve"> bien que fue en </w:t>
+      </w:r>
+      <w:r>
+        <w:rPr>
+          <w:lang w:val="es-ES"/>
+        </w:rPr>
+        <w:t>c</w:t>
+      </w:r>
+      <w:r>
+        <w:rPr>
+          <w:lang w:val="es-ES"/>
+        </w:rPr>
+        <w:t xml:space="preserve">olaboración a la universidad de Colombia y fueron ellos los que realizaron las pruebas. Yo no estuve </w:t>
+      </w:r>
+      <w:r>
+        <w:rPr>
+          <w:lang w:val="es-ES"/>
+        </w:rPr>
+        <w:t>presente,</w:t>
+      </w:r>
+      <w:r>
+        <w:rPr>
+          <w:lang w:val="es-ES"/>
+        </w:rPr>
+        <w:t xml:space="preserve"> pero obtuve los datos que sacaron en las sesiones. Estos datos se sacan por parte del código que programe. Estos datos no los sacaron ellos, solo corrieron el juego con los usuarios público objetivo y realizaron distintas sesiones.</w:t>
+      </w:r>
+    </w:p>
+    <w:p>
+      <w:pPr>
         <w:pStyle w:val="Ttulo2"/>
         <w:rPr>
           <w:lang w:val="es-ES"/>
         </w:rPr>
       </w:pPr>
-      <w:bookmarkStart w:id="40" w:name="_Toc236763492"/>
+      <w:bookmarkStart w:id="40" w:name="_Toc236766593"/>
       <w:r>
         <w:rPr>
           <w:lang w:val="es-ES"/>
@@ -5470,6 +6163,12 @@
           <w:docGrid w:linePitch="360"/>
         </w:sectPr>
       </w:pPr>
+      <w:r>
+        <w:rPr>
+          <w:lang w:val="es-ES"/>
+        </w:rPr>
+        <w:t>Archivo de Python hecho para realizar los cálculos de los datos</w:t>
+      </w:r>
     </w:p>
     <w:p>
       <w:pPr>
@@ -5481,6 +6180,109 @@
     </w:p>
     <w:p>
       <w:pPr>
+        <w:pStyle w:val="Ttulo1"/>
+        <w:rPr>
+          <w:lang w:val="es-ES"/>
+        </w:rPr>
+      </w:pPr>
+      <w:bookmarkStart w:id="41" w:name="_Toc236766594"/>
+      <w:r>
+        <w:rPr>
+          <w:lang w:val="es-ES"/>
+        </w:rPr>
+        <w:t>Análisis de los datos</w:t>
+      </w:r>
+      <w:bookmarkEnd w:id="41"/>
+    </w:p>
+    <w:p>
+      <w:pPr>
+        <w:pStyle w:val="Textoindependiente"/>
+        <w:rPr>
+          <w:lang w:val="es-ES"/>
+        </w:rPr>
+      </w:pPr>
+      <w:r>
+        <w:rPr>
+          <w:lang w:val="es-ES"/>
+        </w:rPr>
+        <w:t>En este capítulo se analizan los datos obtenidos con el juego.</w:t>
+      </w:r>
+    </w:p>
+    <w:p>
+      <w:pPr>
+        <w:pStyle w:val="Ttulo2"/>
+        <w:rPr>
+          <w:lang w:val="es-ES"/>
+        </w:rPr>
+      </w:pPr>
+      <w:bookmarkStart w:id="42" w:name="_Toc236766595"/>
+      <w:r>
+        <w:rPr>
+          <w:lang w:val="es-ES"/>
+        </w:rPr>
+        <w:t>Análisis por intento</w:t>
+      </w:r>
+      <w:bookmarkEnd w:id="42"/>
+    </w:p>
+    <w:p>
+      <w:pPr>
+        <w:pStyle w:val="Ttulo2"/>
+        <w:rPr>
+          <w:lang w:val="es-ES"/>
+        </w:rPr>
+      </w:pPr>
+      <w:bookmarkStart w:id="43" w:name="_Toc236766596"/>
+      <w:r>
+        <w:rPr>
+          <w:lang w:val="es-ES"/>
+        </w:rPr>
+        <w:t>Análisis por nivel</w:t>
+      </w:r>
+      <w:bookmarkEnd w:id="43"/>
+    </w:p>
+    <w:p>
+      <w:pPr>
+        <w:pStyle w:val="Ttulo2"/>
+        <w:rPr>
+          <w:lang w:val="es-ES"/>
+        </w:rPr>
+      </w:pPr>
+      <w:bookmarkStart w:id="44" w:name="_Toc236766597"/>
+      <w:r>
+        <w:rPr>
+          <w:lang w:val="es-ES"/>
+        </w:rPr>
+        <w:t>Análisis por sesión</w:t>
+      </w:r>
+      <w:bookmarkEnd w:id="44"/>
+    </w:p>
+    <w:p>
+      <w:pPr>
+        <w:pStyle w:val="Ttulo2"/>
+        <w:rPr>
+          <w:lang w:val="es-ES"/>
+        </w:rPr>
+      </w:pPr>
+      <w:bookmarkStart w:id="45" w:name="_Toc236766598"/>
+      <w:r>
+        <w:rPr>
+          <w:lang w:val="es-ES"/>
+        </w:rPr>
+        <w:t>Análisis tiempos de reacción</w:t>
+      </w:r>
+      <w:bookmarkEnd w:id="45"/>
+    </w:p>
+    <w:p>
+      <w:pPr>
+        <w:pStyle w:val="Textoindependiente"/>
+        <w:rPr>
+          <w:lang w:val="es-ES"/>
+        </w:rPr>
+      </w:pPr>
+    </w:p>
+    <w:p>
+      <w:pPr>
+        <w:pStyle w:val="Ttulo1"/>
         <w:rPr>
           <w:lang w:val="es-ES"/>
         </w:rPr>
@@ -5492,6 +6294,21 @@
           <w:docGrid w:linePitch="360"/>
         </w:sectPr>
       </w:pPr>
+      <w:r>
+        <w:rPr>
+          <w:lang w:val="es-ES"/>
+        </w:rPr>
+        <w:br w:type="column"/>
+      </w:r>
+      <w:bookmarkStart w:id="46" w:name="_Toc236766599"/>
+      <w:r>
+        <w:rPr>
+          <w:lang w:val="es-ES"/>
+        </w:rPr>
+        <w:lastRenderedPageBreak/>
+        <w:t>Discusión</w:t>
+      </w:r>
+      <w:bookmarkEnd w:id="46"/>
     </w:p>
     <w:p>
       <w:pPr>
@@ -5500,9 +6317,9 @@
           <w:lang w:val="es-ES"/>
         </w:rPr>
       </w:pPr>
-      <w:bookmarkStart w:id="41" w:name="_Ref11684775"/>
-      <w:bookmarkStart w:id="42" w:name="_Toc116636446"/>
-      <w:bookmarkStart w:id="43" w:name="_Toc236763493"/>
+      <w:bookmarkStart w:id="47" w:name="_Ref11684775"/>
+      <w:bookmarkStart w:id="48" w:name="_Toc116636446"/>
+      <w:bookmarkStart w:id="49" w:name="_Toc236766600"/>
       <w:r>
         <w:rPr>
           <w:lang w:val="es-ES"/>
@@ -5510,9 +6327,9 @@
         <w:lastRenderedPageBreak/>
         <w:t>Conclusiones y trabajo futuro</w:t>
       </w:r>
-      <w:bookmarkEnd w:id="41"/>
-      <w:bookmarkEnd w:id="42"/>
-      <w:bookmarkEnd w:id="43"/>
+      <w:bookmarkEnd w:id="47"/>
+      <w:bookmarkEnd w:id="48"/>
+      <w:bookmarkEnd w:id="49"/>
     </w:p>
     <w:p>
       <w:pPr>
@@ -5541,14 +6358,28 @@
           <w:lang w:val="es-ES"/>
         </w:rPr>
       </w:pPr>
-      <w:bookmarkStart w:id="44" w:name="_Toc236763494"/>
+      <w:bookmarkStart w:id="50" w:name="_Toc236766601"/>
       <w:r>
         <w:rPr>
           <w:lang w:val="es-ES"/>
         </w:rPr>
         <w:t>Resultados</w:t>
       </w:r>
-      <w:bookmarkEnd w:id="44"/>
+      <w:bookmarkEnd w:id="50"/>
+    </w:p>
+    <w:p>
+      <w:pPr>
+        <w:pStyle w:val="Textoindependiente"/>
+        <w:rPr>
+          <w:lang w:val="es-ES"/>
+        </w:rPr>
+      </w:pPr>
+      <w:r>
+        <w:rPr>
+          <w:lang w:val="es-ES"/>
+        </w:rPr>
+        <w:t>Con los datos analizados en análisis de los datos la conclusión a la que he llevado es que el usuario mejora tanto en tiempo de reacción como en aciertos con los niveles y las sesiones.</w:t>
+      </w:r>
     </w:p>
     <w:p>
       <w:pPr>
@@ -5564,27 +6395,27 @@
           <w:docGrid w:linePitch="360"/>
         </w:sectPr>
       </w:pPr>
-      <w:bookmarkStart w:id="45" w:name="_Toc236763495"/>
+      <w:bookmarkStart w:id="51" w:name="_Toc236766602"/>
       <w:r>
         <w:rPr>
           <w:lang w:val="es-ES"/>
         </w:rPr>
         <w:t>Trabajo Futuro</w:t>
       </w:r>
-      <w:bookmarkEnd w:id="45"/>
+      <w:bookmarkEnd w:id="51"/>
     </w:p>
     <w:p>
       <w:pPr>
         <w:pStyle w:val="EnglishSectionTitle"/>
       </w:pPr>
-      <w:bookmarkStart w:id="46" w:name="_Toc116636447"/>
-      <w:bookmarkStart w:id="47" w:name="_Toc236763496"/>
+      <w:bookmarkStart w:id="52" w:name="_Toc116636447"/>
+      <w:bookmarkStart w:id="53" w:name="_Toc236766603"/>
       <w:r>
         <w:lastRenderedPageBreak/>
         <w:t>Introduction</w:t>
       </w:r>
-      <w:bookmarkEnd w:id="46"/>
-      <w:bookmarkEnd w:id="47"/>
+      <w:bookmarkEnd w:id="52"/>
+      <w:bookmarkEnd w:id="53"/>
     </w:p>
     <w:p>
       <w:pPr>
@@ -5598,6 +6429,7 @@
         </w:rPr>
         <w:t>“</w:t>
       </w:r>
+      <w:proofErr w:type="spellStart"/>
       <w:r>
         <w:rPr>
           <w:lang w:val="en-US"/>
@@ -5627,6 +6459,7 @@
         </w:rPr>
         <w:t>Introducción</w:t>
       </w:r>
+      <w:proofErr w:type="spellEnd"/>
       <w:r>
         <w:rPr>
           <w:lang w:val="en-US"/>
@@ -5639,11 +6472,19 @@
         </w:rPr>
         <w:t xml:space="preserve">” </w:t>
       </w:r>
+      <w:proofErr w:type="spellStart"/>
       <w:r>
         <w:rPr>
           <w:lang w:val="en-US"/>
         </w:rPr>
-        <w:t>traducción.</w:t>
+        <w:t>traducción</w:t>
+      </w:r>
+      <w:proofErr w:type="spellEnd"/>
+      <w:r>
+        <w:rPr>
+          <w:lang w:val="en-US"/>
+        </w:rPr>
+        <w:t>.</w:t>
       </w:r>
     </w:p>
     <w:p>
@@ -5653,16 +6494,26 @@
           <w:lang w:val="es-ES"/>
         </w:rPr>
       </w:pPr>
+      <w:proofErr w:type="spellStart"/>
       <w:r>
         <w:rPr>
           <w:lang w:val="es-ES"/>
         </w:rPr>
         <w:t>Motivation</w:t>
       </w:r>
-    </w:p>
-    <w:p>
-      <w:r>
-        <w:t xml:space="preserve">Los títulos de las subsecciones de esta sección (Introduction) usan el estilo </w:t>
+      <w:proofErr w:type="spellEnd"/>
+    </w:p>
+    <w:p>
+      <w:r>
+        <w:t>Los títulos de las subsecciones de esta sección (</w:t>
+      </w:r>
+      <w:proofErr w:type="spellStart"/>
+      <w:r>
+        <w:t>Introduction</w:t>
+      </w:r>
+      <w:proofErr w:type="spellEnd"/>
+      <w:r>
+        <w:t xml:space="preserve">) usan el estilo </w:t>
       </w:r>
       <w:r>
         <w:t>Título 7</w:t>
@@ -5721,15 +6572,37 @@
     <w:p>
       <w:pPr>
         <w:pStyle w:val="EnglishSectionTitle"/>
-      </w:pPr>
-      <w:bookmarkStart w:id="48" w:name="_Toc116636448"/>
-      <w:bookmarkStart w:id="49" w:name="_Toc236763497"/>
-      <w:r>
+        <w:rPr>
+          <w:lang w:val="es-ES"/>
+        </w:rPr>
+      </w:pPr>
+      <w:bookmarkStart w:id="54" w:name="_Toc116636448"/>
+      <w:bookmarkStart w:id="55" w:name="_Toc236766604"/>
+      <w:proofErr w:type="spellStart"/>
+      <w:r>
+        <w:rPr>
+          <w:lang w:val="es-ES"/>
+        </w:rPr>
         <w:lastRenderedPageBreak/>
-        <w:t>Conclusions and future work</w:t>
-      </w:r>
-      <w:bookmarkEnd w:id="48"/>
-      <w:bookmarkEnd w:id="49"/>
+        <w:t>Conclusions</w:t>
+      </w:r>
+      <w:proofErr w:type="spellEnd"/>
+      <w:r>
+        <w:rPr>
+          <w:lang w:val="es-ES"/>
+        </w:rPr>
+        <w:t xml:space="preserve"> and future </w:t>
+      </w:r>
+      <w:proofErr w:type="spellStart"/>
+      <w:r>
+        <w:rPr>
+          <w:lang w:val="es-ES"/>
+        </w:rPr>
+        <w:t>work</w:t>
+      </w:r>
+      <w:bookmarkEnd w:id="54"/>
+      <w:bookmarkEnd w:id="55"/>
+      <w:proofErr w:type="spellEnd"/>
     </w:p>
     <w:p>
       <w:pPr>
@@ -5820,9 +6693,19 @@
       <w:r>
         <w:t>Los títulos de las subsecciones de esta sección (</w:t>
       </w:r>
-      <w:r>
-        <w:t>Conclusions and future work</w:t>
-      </w:r>
+      <w:proofErr w:type="spellStart"/>
+      <w:r>
+        <w:t>Conclusions</w:t>
+      </w:r>
+      <w:proofErr w:type="spellEnd"/>
+      <w:r>
+        <w:t xml:space="preserve"> and future </w:t>
+      </w:r>
+      <w:proofErr w:type="spellStart"/>
+      <w:r>
+        <w:t>work</w:t>
+      </w:r>
+      <w:proofErr w:type="spellEnd"/>
       <w:r>
         <w:t xml:space="preserve">) usan el estilo </w:t>
       </w:r>
@@ -5854,8 +6737,8 @@
           <w:docGrid w:linePitch="360"/>
         </w:sectPr>
       </w:pPr>
-      <w:bookmarkStart w:id="50" w:name="Bibliografía"/>
-      <w:bookmarkStart w:id="51" w:name="Apendices"/>
+      <w:bookmarkStart w:id="56" w:name="Bibliografía"/>
+      <w:bookmarkStart w:id="57" w:name="Apendices"/>
     </w:p>
     <w:p>
       <w:pPr>
@@ -5880,15 +6763,17 @@
           <w:lang w:val="es-ES_tradnl"/>
         </w:rPr>
       </w:pPr>
-      <w:bookmarkStart w:id="52" w:name="_Toc116636450"/>
-      <w:bookmarkStart w:id="53" w:name="_Toc236763498"/>
+      <w:bookmarkStart w:id="58" w:name="_Toc116636450"/>
+      <w:bookmarkStart w:id="59" w:name="_Toc236766605"/>
+      <w:proofErr w:type="spellStart"/>
       <w:r>
         <w:lastRenderedPageBreak/>
         <w:t>Bibliografía</w:t>
       </w:r>
-      <w:bookmarkEnd w:id="50"/>
-      <w:bookmarkEnd w:id="52"/>
-      <w:bookmarkEnd w:id="53"/>
+      <w:bookmarkEnd w:id="56"/>
+      <w:bookmarkEnd w:id="58"/>
+      <w:bookmarkEnd w:id="59"/>
+      <w:proofErr w:type="spellEnd"/>
       <w:r>
         <w:rPr>
           <w:sz w:val="22"/>
@@ -6061,15 +6946,15 @@
         <w:lastRenderedPageBreak/>
         <w:t>Apéndices</w:t>
       </w:r>
-      <w:bookmarkStart w:id="54" w:name="_Toc267562109"/>
-      <w:bookmarkEnd w:id="51"/>
+      <w:bookmarkStart w:id="60" w:name="_Toc267562109"/>
+      <w:bookmarkEnd w:id="57"/>
     </w:p>
     <w:p>
       <w:pPr>
         <w:pStyle w:val="Ttulo6"/>
       </w:pPr>
-      <w:bookmarkStart w:id="55" w:name="_Toc236763499"/>
-      <w:bookmarkEnd w:id="54"/>
+      <w:bookmarkStart w:id="61" w:name="_Toc236766606"/>
+      <w:bookmarkEnd w:id="60"/>
       <w:r>
         <w:t>Título del</w:t>
       </w:r>
@@ -6079,7 +6964,7 @@
       <w:r>
         <w:t xml:space="preserve"> apéndice</w:t>
       </w:r>
-      <w:bookmarkEnd w:id="55"/>
+      <w:bookmarkEnd w:id="61"/>
     </w:p>
     <w:p>
       <w:r>
@@ -6126,20 +7011,41 @@
     </w:p>
     <w:p>
       <w:r>
-        <w:t>Para los títulos de las subsecciones de los apéndices se utiliza el estilo Título 8. Para las sub-subsecciones se usa el estilo Título 9, como aparece a continuación.</w:t>
+        <w:t xml:space="preserve">Para los títulos de las subsecciones de los apéndices se utiliza el estilo Título 8. Para las </w:t>
+      </w:r>
+      <w:proofErr w:type="spellStart"/>
+      <w:r>
+        <w:t>sub-subsecciones</w:t>
+      </w:r>
+      <w:proofErr w:type="spellEnd"/>
+      <w:r>
+        <w:t xml:space="preserve"> se usa el estilo Título 9, como aparece a continuación.</w:t>
       </w:r>
     </w:p>
     <w:p>
       <w:pPr>
         <w:pStyle w:val="Ttulo9"/>
       </w:pPr>
-      <w:r>
-        <w:t>Sub-subsecciones del apéndice (Título 9)</w:t>
-      </w:r>
-    </w:p>
-    <w:p>
-      <w:r>
-        <w:t>Para las sub-subsecciones de un apéndice se utiliza el estilo Título 9. No se recomienda añadir más niveles de subsección</w:t>
+      <w:proofErr w:type="spellStart"/>
+      <w:r>
+        <w:t>Sub-subsecciones</w:t>
+      </w:r>
+      <w:proofErr w:type="spellEnd"/>
+      <w:r>
+        <w:t xml:space="preserve"> del apéndice (Título 9)</w:t>
+      </w:r>
+    </w:p>
+    <w:p>
+      <w:r>
+        <w:t xml:space="preserve">Para las </w:t>
+      </w:r>
+      <w:proofErr w:type="spellStart"/>
+      <w:r>
+        <w:t>sub-subsecciones</w:t>
+      </w:r>
+      <w:proofErr w:type="spellEnd"/>
+      <w:r>
+        <w:t xml:space="preserve"> de un apéndice se utiliza el estilo Título 9. No se recomienda añadir más niveles de subsección</w:t>
       </w:r>
       <w:r>
         <w:t>.</w:t>
@@ -6161,12 +7067,12 @@
       <w:pPr>
         <w:pStyle w:val="Ttulo6"/>
       </w:pPr>
-      <w:bookmarkStart w:id="56" w:name="_Toc236763500"/>
+      <w:bookmarkStart w:id="62" w:name="_Toc236766607"/>
       <w:r>
         <w:lastRenderedPageBreak/>
         <w:t>Título del segundo apéndice</w:t>
       </w:r>
-      <w:bookmarkEnd w:id="56"/>
+      <w:bookmarkEnd w:id="62"/>
     </w:p>
     <w:p>
       <w:r>
@@ -10597,6 +11503,7 @@
   <w:style w:type="character" w:default="1" w:styleId="Fuentedeprrafopredeter">
     <w:name w:val="Default Paragraph Font"/>
     <w:uiPriority w:val="1"/>
+    <w:semiHidden/>
     <w:unhideWhenUsed/>
   </w:style>
   <w:style w:type="table" w:default="1" w:styleId="Tablanormal">
